--- a/app/docx_templates/menora_siudi.docx
+++ b/app/docx_templates/menora_siudi.docx
@@ -58,7 +58,7 @@
           <w:lang w:eastAsia="he-IL" w:bidi="he-IL"/>
           <w14:ligatures w14:val="none"/>
         </w:rPr>
-        <w:t>{{ case.report_date }}</w:t>
+        <w:t>{{ now }}</w:t>
       </w:r>
     </w:p>
     <w:p>
@@ -172,7 +172,7 @@
           <w:lang w:eastAsia="he-IL" w:bidi="he-IL"/>
           <w14:ligatures w14:val="none"/>
         </w:rPr>
-        <w:t>{{ case.ref }}</w:t>
+        <w:t>{{ db.ref_number }}</w:t>
       </w:r>
     </w:p>
     <w:p>
@@ -523,7 +523,7 @@
           <w:lang w:eastAsia="he-IL" w:bidi="he-IL"/>
           <w14:ligatures w14:val="none"/>
         </w:rPr>
-        <w:t>{{ insured.name }}</w:t>
+        <w:t>{{ db.full_name }}</w:t>
       </w:r>
     </w:p>
     <w:p>
@@ -622,7 +622,7 @@
           <w:lang w:eastAsia="he-IL" w:bidi="he-IL"/>
           <w14:ligatures w14:val="none"/>
         </w:rPr>
-        <w:t>{{ insured.id }}</w:t>
+        <w:t>{{ db.id_number }}</w:t>
       </w:r>
     </w:p>
     <w:p>
@@ -721,7 +721,7 @@
           <w:lang w:eastAsia="he-IL" w:bidi="he-IL"/>
           <w14:ligatures w14:val="none"/>
         </w:rPr>
-        <w:t>{{ case.claim_number }}</w:t>
+        <w:t>{{ db.claim_number }}</w:t>
       </w:r>
       <w:r>
         <w:rPr>
@@ -868,7 +868,7 @@
           <w:lang w:eastAsia="he-IL" w:bidi="he-IL"/>
           <w14:ligatures w14:val="none"/>
         </w:rPr>
-        <w:t>{{ insured.injury_type|default('') }}</w:t>
+        <w:t>{{ db.injury_type|default('') }}</w:t>
       </w:r>
     </w:p>
     <w:p>
@@ -1010,7 +1010,7 @@
           <w:szCs w:val="26"/>
           <w:lang w:bidi="he-IL"/>
         </w:rPr>
-        <w:t>{{ insured.name }}</w:t>
+        <w:t>{{ db.full_name }}</w:t>
       </w:r>
       <w:r>
         <w:rPr>
@@ -1058,7 +1058,7 @@
           <w:szCs w:val="26"/>
           <w:lang w:bidi="he-IL"/>
         </w:rPr>
-        <w:t>{{ insured.dob|default('') }}</w:t>
+        <w:t>{{ db.birth_date }}</w:t>
       </w:r>
       <w:r>
         <w:rPr>
@@ -1186,7 +1186,7 @@
           <w:szCs w:val="26"/>
           <w:lang w:bidi="he-IL"/>
         </w:rPr>
-        <w:t>{{ case.activity_date|default('') }}</w:t>
+        <w:t>{{ ctx.activity_date }}</w:t>
       </w:r>
       <w:r>
         <w:rPr>
@@ -1338,7 +1338,7 @@
           <w:szCs w:val="26"/>
           <w:lang w:bidi="he-IL"/>
         </w:rPr>
-        <w:t>{{ case.activity_date|default('') }}</w:t>
+        <w:t>{{ ctx.activity_date }}</w:t>
       </w:r>
       <w:r>
         <w:rPr>
@@ -1377,7 +1377,7 @@
           <w:szCs w:val="26"/>
           <w:lang w:bidi="he-IL"/>
         </w:rPr>
-        <w:t>{{ surveillance.place|default('') }}</w:t>
+        <w:t>{{ ctx.surv_place }}</w:t>
       </w:r>
       <w:r>
         <w:rPr>
@@ -1396,7 +1396,7 @@
           <w:szCs w:val="26"/>
           <w:lang w:bidi="he-IL"/>
         </w:rPr>
-        <w:t>{{ surveillance.city|default('') }}</w:t>
+        <w:t>{{ ctx.surv_city }}</w:t>
       </w:r>
       <w:r>
         <w:rPr>

--- a/app/docx_templates/menora_siudi.docx
+++ b/app/docx_templates/menora_siudi.docx
@@ -868,7 +868,7 @@
           <w:lang w:eastAsia="he-IL" w:bidi="he-IL"/>
           <w14:ligatures w14:val="none"/>
         </w:rPr>
-        <w:t>{{ db.injury_type|default('') }}</w:t>
+        <w:t>{{ ctx.injury_type or db.injury_type }}</w:t>
       </w:r>
     </w:p>
     <w:p>

--- a/app/docx_templates/menora_siudi.docx
+++ b/app/docx_templates/menora_siudi.docx
@@ -47,18 +47,33 @@
         </w:rPr>
         <w:t xml:space="preserve"> </w:t>
       </w:r>
-      <w:r>
-        <w:rPr>
-          <w:rFonts w:ascii="Arial" w:eastAsia="Times New Roman" w:hAnsi="Arial" w:cs="Arial"/>
-          <w:b/>
-          <w:bCs/>
-          <w:kern w:val="0"/>
-          <w:sz w:val="26"/>
-          <w:szCs w:val="26"/>
-          <w:lang w:eastAsia="he-IL" w:bidi="he-IL"/>
-          <w14:ligatures w14:val="none"/>
-        </w:rPr>
-        <w:t>{{ now }}</w:t>
+      <w:proofErr w:type="gramStart"/>
+      <w:r>
+        <w:rPr>
+          <w:rFonts w:ascii="Arial" w:eastAsia="Times New Roman" w:hAnsi="Arial" w:cs="Arial"/>
+          <w:b/>
+          <w:bCs/>
+          <w:kern w:val="0"/>
+          <w:sz w:val="26"/>
+          <w:szCs w:val="26"/>
+          <w:lang w:eastAsia="he-IL" w:bidi="he-IL"/>
+          <w14:ligatures w14:val="none"/>
+        </w:rPr>
+        <w:t>{{ now</w:t>
+      </w:r>
+      <w:proofErr w:type="gramEnd"/>
+      <w:r>
+        <w:rPr>
+          <w:rFonts w:ascii="Arial" w:eastAsia="Times New Roman" w:hAnsi="Arial" w:cs="Arial"/>
+          <w:b/>
+          <w:bCs/>
+          <w:kern w:val="0"/>
+          <w:sz w:val="26"/>
+          <w:szCs w:val="26"/>
+          <w:lang w:eastAsia="he-IL" w:bidi="he-IL"/>
+          <w14:ligatures w14:val="none"/>
+        </w:rPr>
+        <w:t xml:space="preserve"> }}</w:t>
       </w:r>
     </w:p>
     <w:p>
@@ -172,7 +187,35 @@
           <w:lang w:eastAsia="he-IL" w:bidi="he-IL"/>
           <w14:ligatures w14:val="none"/>
         </w:rPr>
-        <w:t>{{ db.ref_number }}</w:t>
+        <w:t xml:space="preserve">{{ </w:t>
+      </w:r>
+      <w:proofErr w:type="spellStart"/>
+      <w:r>
+        <w:rPr>
+          <w:rFonts w:ascii="Arial" w:eastAsia="Times New Roman" w:hAnsi="Arial" w:cs="Arial"/>
+          <w:b/>
+          <w:bCs/>
+          <w:kern w:val="0"/>
+          <w:sz w:val="26"/>
+          <w:szCs w:val="26"/>
+          <w:lang w:eastAsia="he-IL" w:bidi="he-IL"/>
+          <w14:ligatures w14:val="none"/>
+        </w:rPr>
+        <w:t>db.ref_number</w:t>
+      </w:r>
+      <w:proofErr w:type="spellEnd"/>
+      <w:r>
+        <w:rPr>
+          <w:rFonts w:ascii="Arial" w:eastAsia="Times New Roman" w:hAnsi="Arial" w:cs="Arial"/>
+          <w:b/>
+          <w:bCs/>
+          <w:kern w:val="0"/>
+          <w:sz w:val="26"/>
+          <w:szCs w:val="26"/>
+          <w:lang w:eastAsia="he-IL" w:bidi="he-IL"/>
+          <w14:ligatures w14:val="none"/>
+        </w:rPr>
+        <w:t xml:space="preserve"> }}</w:t>
       </w:r>
     </w:p>
     <w:p>
@@ -523,7 +566,31 @@
           <w:lang w:eastAsia="he-IL" w:bidi="he-IL"/>
           <w14:ligatures w14:val="none"/>
         </w:rPr>
-        <w:t>{{ db.full_name }}</w:t>
+        <w:t xml:space="preserve">{{ </w:t>
+      </w:r>
+      <w:proofErr w:type="spellStart"/>
+      <w:r>
+        <w:rPr>
+          <w:rFonts w:ascii="Arial" w:eastAsia="Times New Roman" w:hAnsi="Arial" w:cs="Arial"/>
+          <w:kern w:val="0"/>
+          <w:sz w:val="26"/>
+          <w:szCs w:val="26"/>
+          <w:lang w:eastAsia="he-IL" w:bidi="he-IL"/>
+          <w14:ligatures w14:val="none"/>
+        </w:rPr>
+        <w:t>db.full_name</w:t>
+      </w:r>
+      <w:proofErr w:type="spellEnd"/>
+      <w:r>
+        <w:rPr>
+          <w:rFonts w:ascii="Arial" w:eastAsia="Times New Roman" w:hAnsi="Arial" w:cs="Arial"/>
+          <w:kern w:val="0"/>
+          <w:sz w:val="26"/>
+          <w:szCs w:val="26"/>
+          <w:lang w:eastAsia="he-IL" w:bidi="he-IL"/>
+          <w14:ligatures w14:val="none"/>
+        </w:rPr>
+        <w:t xml:space="preserve"> }}</w:t>
       </w:r>
     </w:p>
     <w:p>
@@ -622,7 +689,31 @@
           <w:lang w:eastAsia="he-IL" w:bidi="he-IL"/>
           <w14:ligatures w14:val="none"/>
         </w:rPr>
-        <w:t>{{ db.id_number }}</w:t>
+        <w:t xml:space="preserve">{{ </w:t>
+      </w:r>
+      <w:proofErr w:type="spellStart"/>
+      <w:r>
+        <w:rPr>
+          <w:rFonts w:ascii="Arial" w:eastAsia="Times New Roman" w:hAnsi="Arial" w:cs="Arial"/>
+          <w:kern w:val="0"/>
+          <w:sz w:val="26"/>
+          <w:szCs w:val="26"/>
+          <w:lang w:eastAsia="he-IL" w:bidi="he-IL"/>
+          <w14:ligatures w14:val="none"/>
+        </w:rPr>
+        <w:t>db.id_number</w:t>
+      </w:r>
+      <w:proofErr w:type="spellEnd"/>
+      <w:r>
+        <w:rPr>
+          <w:rFonts w:ascii="Arial" w:eastAsia="Times New Roman" w:hAnsi="Arial" w:cs="Arial"/>
+          <w:kern w:val="0"/>
+          <w:sz w:val="26"/>
+          <w:szCs w:val="26"/>
+          <w:lang w:eastAsia="he-IL" w:bidi="he-IL"/>
+          <w14:ligatures w14:val="none"/>
+        </w:rPr>
+        <w:t xml:space="preserve"> }}</w:t>
       </w:r>
     </w:p>
     <w:p>
@@ -721,7 +812,31 @@
           <w:lang w:eastAsia="he-IL" w:bidi="he-IL"/>
           <w14:ligatures w14:val="none"/>
         </w:rPr>
-        <w:t>{{ db.claim_number }}</w:t>
+        <w:t xml:space="preserve">{{ </w:t>
+      </w:r>
+      <w:proofErr w:type="spellStart"/>
+      <w:r>
+        <w:rPr>
+          <w:rFonts w:ascii="Arial" w:eastAsia="Times New Roman" w:hAnsi="Arial" w:cs="Arial"/>
+          <w:kern w:val="0"/>
+          <w:sz w:val="26"/>
+          <w:szCs w:val="26"/>
+          <w:lang w:eastAsia="he-IL" w:bidi="he-IL"/>
+          <w14:ligatures w14:val="none"/>
+        </w:rPr>
+        <w:t>db.claim_number</w:t>
+      </w:r>
+      <w:proofErr w:type="spellEnd"/>
+      <w:r>
+        <w:rPr>
+          <w:rFonts w:ascii="Arial" w:eastAsia="Times New Roman" w:hAnsi="Arial" w:cs="Arial"/>
+          <w:kern w:val="0"/>
+          <w:sz w:val="26"/>
+          <w:szCs w:val="26"/>
+          <w:lang w:eastAsia="he-IL" w:bidi="he-IL"/>
+          <w14:ligatures w14:val="none"/>
+        </w:rPr>
+        <w:t xml:space="preserve"> }}</w:t>
       </w:r>
       <w:r>
         <w:rPr>
@@ -868,7 +983,55 @@
           <w:lang w:eastAsia="he-IL" w:bidi="he-IL"/>
           <w14:ligatures w14:val="none"/>
         </w:rPr>
-        <w:t>{{ ctx.injury_type or db.injury_type }}</w:t>
+        <w:t xml:space="preserve">{{ </w:t>
+      </w:r>
+      <w:proofErr w:type="spellStart"/>
+      <w:r>
+        <w:rPr>
+          <w:rFonts w:ascii="Arial" w:eastAsia="Times New Roman" w:hAnsi="Arial" w:cs="Arial"/>
+          <w:kern w:val="0"/>
+          <w:sz w:val="26"/>
+          <w:szCs w:val="26"/>
+          <w:lang w:eastAsia="he-IL" w:bidi="he-IL"/>
+          <w14:ligatures w14:val="none"/>
+        </w:rPr>
+        <w:t>ctx.injury_type</w:t>
+      </w:r>
+      <w:proofErr w:type="spellEnd"/>
+      <w:r>
+        <w:rPr>
+          <w:rFonts w:ascii="Arial" w:eastAsia="Times New Roman" w:hAnsi="Arial" w:cs="Arial"/>
+          <w:kern w:val="0"/>
+          <w:sz w:val="26"/>
+          <w:szCs w:val="26"/>
+          <w:lang w:eastAsia="he-IL" w:bidi="he-IL"/>
+          <w14:ligatures w14:val="none"/>
+        </w:rPr>
+        <w:t xml:space="preserve"> or </w:t>
+      </w:r>
+      <w:proofErr w:type="spellStart"/>
+      <w:r>
+        <w:rPr>
+          <w:rFonts w:ascii="Arial" w:eastAsia="Times New Roman" w:hAnsi="Arial" w:cs="Arial"/>
+          <w:kern w:val="0"/>
+          <w:sz w:val="26"/>
+          <w:szCs w:val="26"/>
+          <w:lang w:eastAsia="he-IL" w:bidi="he-IL"/>
+          <w14:ligatures w14:val="none"/>
+        </w:rPr>
+        <w:t>db.injury_type</w:t>
+      </w:r>
+      <w:proofErr w:type="spellEnd"/>
+      <w:r>
+        <w:rPr>
+          <w:rFonts w:ascii="Arial" w:eastAsia="Times New Roman" w:hAnsi="Arial" w:cs="Arial"/>
+          <w:kern w:val="0"/>
+          <w:sz w:val="26"/>
+          <w:szCs w:val="26"/>
+          <w:lang w:eastAsia="he-IL" w:bidi="he-IL"/>
+          <w14:ligatures w14:val="none"/>
+        </w:rPr>
+        <w:t xml:space="preserve"> }}</w:t>
       </w:r>
     </w:p>
     <w:p>
@@ -1010,7 +1173,27 @@
           <w:szCs w:val="26"/>
           <w:lang w:bidi="he-IL"/>
         </w:rPr>
-        <w:t>{{ db.full_name }}</w:t>
+        <w:t xml:space="preserve">{{ </w:t>
+      </w:r>
+      <w:proofErr w:type="spellStart"/>
+      <w:r>
+        <w:rPr>
+          <w:rFonts w:ascii="Arial" w:hAnsi="Arial" w:cs="Arial"/>
+          <w:sz w:val="26"/>
+          <w:szCs w:val="26"/>
+          <w:lang w:bidi="he-IL"/>
+        </w:rPr>
+        <w:t>db.full_name</w:t>
+      </w:r>
+      <w:proofErr w:type="spellEnd"/>
+      <w:r>
+        <w:rPr>
+          <w:rFonts w:ascii="Arial" w:hAnsi="Arial" w:cs="Arial"/>
+          <w:sz w:val="26"/>
+          <w:szCs w:val="26"/>
+          <w:lang w:bidi="he-IL"/>
+        </w:rPr>
+        <w:t xml:space="preserve"> }}</w:t>
       </w:r>
       <w:r>
         <w:rPr>
@@ -1053,21 +1236,51 @@
       </w:r>
       <w:r>
         <w:rPr>
-          <w:rFonts w:ascii="Arial" w:hAnsi="Arial" w:cs="Arial"/>
-          <w:sz w:val="26"/>
-          <w:szCs w:val="26"/>
-          <w:lang w:bidi="he-IL"/>
-        </w:rPr>
-        <w:t>{{ db.birth_date }}</w:t>
-      </w:r>
-      <w:r>
-        <w:rPr>
           <w:rFonts w:ascii="Arial" w:hAnsi="Arial" w:cs="Arial" w:hint="cs"/>
           <w:sz w:val="26"/>
           <w:szCs w:val="26"/>
           <w:rtl/>
           <w:lang w:bidi="he-IL"/>
         </w:rPr>
+        <w:t xml:space="preserve"> </w:t>
+      </w:r>
+      <w:r>
+        <w:rPr>
+          <w:rFonts w:ascii="Arial" w:hAnsi="Arial" w:cs="Arial"/>
+          <w:sz w:val="26"/>
+          <w:szCs w:val="26"/>
+          <w:lang w:bidi="he-IL"/>
+        </w:rPr>
+        <w:t xml:space="preserve">{{ </w:t>
+      </w:r>
+      <w:proofErr w:type="spellStart"/>
+      <w:r>
+        <w:rPr>
+          <w:rFonts w:ascii="Arial" w:hAnsi="Arial" w:cs="Arial"/>
+          <w:sz w:val="26"/>
+          <w:szCs w:val="26"/>
+          <w:lang w:bidi="he-IL"/>
+        </w:rPr>
+        <w:t>db.birth_year</w:t>
+      </w:r>
+      <w:proofErr w:type="spellEnd"/>
+      <w:r>
+        <w:rPr>
+          <w:rFonts w:ascii="Arial" w:hAnsi="Arial" w:cs="Arial"/>
+          <w:sz w:val="26"/>
+          <w:szCs w:val="26"/>
+          <w:lang w:bidi="he-IL"/>
+        </w:rPr>
+        <w:t xml:space="preserve"> }}</w:t>
+      </w:r>
+      <w:r>
+        <w:rPr>
+          <w:rFonts w:ascii="Arial" w:hAnsi="Arial" w:cs="Arial" w:hint="cs"/>
+          <w:sz w:val="26"/>
+          <w:szCs w:val="26"/>
+          <w:rtl/>
+          <w:lang w:bidi="he-IL"/>
+        </w:rPr>
         <w:t>, אשר טוען למצב סיעודי.</w:t>
       </w:r>
       <w:r>
@@ -1109,6 +1322,16 @@
           <w:lang w:bidi="he-IL"/>
         </w:rPr>
         <w:t>פעלנו בהתאם</w:t>
+      </w:r>
+      <w:r>
+        <w:rPr>
+          <w:rFonts w:ascii="Arial" w:hAnsi="Arial" w:cs="Arial" w:hint="cs"/>
+          <w:sz w:val="26"/>
+          <w:szCs w:val="26"/>
+          <w:rtl/>
+          <w:lang w:bidi="he-IL"/>
+        </w:rPr>
+        <w:t>.</w:t>
       </w:r>
     </w:p>
     <w:p>
@@ -1186,7 +1409,27 @@
           <w:szCs w:val="26"/>
           <w:lang w:bidi="he-IL"/>
         </w:rPr>
-        <w:t>{{ ctx.activity_date }}</w:t>
+        <w:t xml:space="preserve">{{ </w:t>
+      </w:r>
+      <w:proofErr w:type="spellStart"/>
+      <w:r>
+        <w:rPr>
+          <w:rFonts w:ascii="Arial" w:hAnsi="Arial" w:cs="Arial"/>
+          <w:sz w:val="26"/>
+          <w:szCs w:val="26"/>
+          <w:lang w:bidi="he-IL"/>
+        </w:rPr>
+        <w:t>ctx.activity_date_dots</w:t>
+      </w:r>
+      <w:proofErr w:type="spellEnd"/>
+      <w:r>
+        <w:rPr>
+          <w:rFonts w:ascii="Arial" w:hAnsi="Arial" w:cs="Arial"/>
+          <w:sz w:val="26"/>
+          <w:szCs w:val="26"/>
+          <w:lang w:bidi="he-IL"/>
+        </w:rPr>
+        <w:t xml:space="preserve"> }}</w:t>
       </w:r>
       <w:r>
         <w:rPr>
@@ -1264,6 +1507,40 @@
         </w:rPr>
         <w:t xml:space="preserve"> </w:t>
       </w:r>
+    </w:p>
+    <w:p>
+      <w:pPr>
+        <w:rPr>
+          <w:rFonts w:ascii="Arial" w:hAnsi="Arial" w:cs="Arial"/>
+          <w:sz w:val="26"/>
+          <w:szCs w:val="26"/>
+          <w:rtl/>
+          <w:lang w:bidi="he-IL"/>
+        </w:rPr>
+      </w:pPr>
+      <w:r>
+        <w:rPr>
+          <w:rFonts w:ascii="Arial" w:hAnsi="Arial" w:cs="Arial"/>
+          <w:sz w:val="26"/>
+          <w:szCs w:val="26"/>
+          <w:rtl/>
+          <w:lang w:bidi="he-IL"/>
+        </w:rPr>
+        <w:br w:type="page"/>
+      </w:r>
+    </w:p>
+    <w:p>
+      <w:pPr>
+        <w:bidi/>
+        <w:spacing w:line="360" w:lineRule="auto"/>
+        <w:rPr>
+          <w:rFonts w:ascii="Arial" w:hAnsi="Arial" w:cs="Arial"/>
+          <w:sz w:val="26"/>
+          <w:szCs w:val="26"/>
+          <w:rtl/>
+          <w:lang w:bidi="he-IL"/>
+        </w:rPr>
+      </w:pPr>
     </w:p>
     <w:p>
       <w:pPr>
@@ -1333,21 +1610,51 @@
       </w:r>
       <w:r>
         <w:rPr>
-          <w:rFonts w:ascii="Arial" w:hAnsi="Arial" w:cs="Arial"/>
-          <w:sz w:val="26"/>
-          <w:szCs w:val="26"/>
-          <w:lang w:bidi="he-IL"/>
-        </w:rPr>
-        <w:t>{{ ctx.activity_date }}</w:t>
-      </w:r>
-      <w:r>
-        <w:rPr>
           <w:rFonts w:ascii="Arial" w:hAnsi="Arial" w:cs="Arial" w:hint="cs"/>
           <w:sz w:val="26"/>
           <w:szCs w:val="26"/>
           <w:rtl/>
           <w:lang w:bidi="he-IL"/>
         </w:rPr>
+        <w:t xml:space="preserve"> </w:t>
+      </w:r>
+      <w:r>
+        <w:rPr>
+          <w:rFonts w:ascii="Arial" w:hAnsi="Arial" w:cs="Arial"/>
+          <w:sz w:val="26"/>
+          <w:szCs w:val="26"/>
+          <w:lang w:bidi="he-IL"/>
+        </w:rPr>
+        <w:t xml:space="preserve">{{ </w:t>
+      </w:r>
+      <w:proofErr w:type="spellStart"/>
+      <w:r>
+        <w:rPr>
+          <w:rFonts w:ascii="Arial" w:hAnsi="Arial" w:cs="Arial"/>
+          <w:sz w:val="26"/>
+          <w:szCs w:val="26"/>
+          <w:lang w:bidi="he-IL"/>
+        </w:rPr>
+        <w:t>ctx.activity_date_dots</w:t>
+      </w:r>
+      <w:proofErr w:type="spellEnd"/>
+      <w:r>
+        <w:rPr>
+          <w:rFonts w:ascii="Arial" w:hAnsi="Arial" w:cs="Arial"/>
+          <w:sz w:val="26"/>
+          <w:szCs w:val="26"/>
+          <w:lang w:bidi="he-IL"/>
+        </w:rPr>
+        <w:t xml:space="preserve"> }}</w:t>
+      </w:r>
+      <w:r>
+        <w:rPr>
+          <w:rFonts w:ascii="Arial" w:hAnsi="Arial" w:cs="Arial" w:hint="cs"/>
+          <w:sz w:val="26"/>
+          <w:szCs w:val="26"/>
+          <w:rtl/>
+          <w:lang w:bidi="he-IL"/>
+        </w:rPr>
         <w:t>.</w:t>
       </w:r>
       <w:r>
@@ -1372,31 +1679,91 @@
       </w:r>
       <w:r>
         <w:rPr>
-          <w:rFonts w:ascii="Arial" w:hAnsi="Arial" w:cs="Arial"/>
-          <w:sz w:val="26"/>
-          <w:szCs w:val="26"/>
-          <w:lang w:bidi="he-IL"/>
-        </w:rPr>
-        <w:t>{{ ctx.surv_place }}</w:t>
-      </w:r>
-      <w:r>
-        <w:rPr>
           <w:rFonts w:ascii="Arial" w:hAnsi="Arial" w:cs="Arial" w:hint="cs"/>
           <w:sz w:val="26"/>
           <w:szCs w:val="26"/>
           <w:rtl/>
           <w:lang w:bidi="he-IL"/>
         </w:rPr>
+        <w:t xml:space="preserve"> ב</w:t>
+      </w:r>
+      <w:r>
+        <w:rPr>
+          <w:rFonts w:ascii="Arial" w:hAnsi="Arial" w:cs="Arial"/>
+          <w:sz w:val="26"/>
+          <w:szCs w:val="26"/>
+          <w:lang w:bidi="he-IL"/>
+        </w:rPr>
+        <w:t xml:space="preserve">{{ </w:t>
+      </w:r>
+      <w:proofErr w:type="spellStart"/>
+      <w:r>
+        <w:rPr>
+          <w:rFonts w:ascii="Arial" w:hAnsi="Arial" w:cs="Arial"/>
+          <w:sz w:val="26"/>
+          <w:szCs w:val="26"/>
+          <w:lang w:bidi="he-IL"/>
+        </w:rPr>
+        <w:t>ctx.surv_place</w:t>
+      </w:r>
+      <w:proofErr w:type="spellEnd"/>
+      <w:r>
+        <w:rPr>
+          <w:rFonts w:ascii="Arial" w:hAnsi="Arial" w:cs="Arial"/>
+          <w:sz w:val="26"/>
+          <w:szCs w:val="26"/>
+          <w:lang w:bidi="he-IL"/>
+        </w:rPr>
+        <w:t xml:space="preserve"> }}</w:t>
+      </w:r>
+      <w:r>
+        <w:rPr>
+          <w:rFonts w:ascii="Arial" w:hAnsi="Arial" w:cs="Arial" w:hint="cs"/>
+          <w:sz w:val="26"/>
+          <w:szCs w:val="26"/>
+          <w:rtl/>
+          <w:lang w:bidi="he-IL"/>
+        </w:rPr>
         <w:t>,</w:t>
       </w:r>
       <w:r>
         <w:rPr>
-          <w:rFonts w:ascii="Arial" w:hAnsi="Arial" w:cs="Arial"/>
-          <w:sz w:val="26"/>
-          <w:szCs w:val="26"/>
-          <w:lang w:bidi="he-IL"/>
-        </w:rPr>
-        <w:t>{{ ctx.surv_city }}</w:t>
+          <w:rFonts w:ascii="Arial" w:hAnsi="Arial" w:cs="Arial" w:hint="cs"/>
+          <w:sz w:val="26"/>
+          <w:szCs w:val="26"/>
+          <w:rtl/>
+          <w:lang w:bidi="he-IL"/>
+        </w:rPr>
+        <w:t xml:space="preserve"> ב</w:t>
+      </w:r>
+      <w:r>
+        <w:rPr>
+          <w:rFonts w:ascii="Arial" w:hAnsi="Arial" w:cs="Arial"/>
+          <w:sz w:val="26"/>
+          <w:szCs w:val="26"/>
+          <w:lang w:bidi="he-IL"/>
+        </w:rPr>
+        <w:t xml:space="preserve">{{ </w:t>
+      </w:r>
+      <w:proofErr w:type="spellStart"/>
+      <w:r>
+        <w:rPr>
+          <w:rFonts w:ascii="Arial" w:hAnsi="Arial" w:cs="Arial"/>
+          <w:sz w:val="26"/>
+          <w:szCs w:val="26"/>
+          <w:lang w:bidi="he-IL"/>
+        </w:rPr>
+        <w:t>ctx.surv_city</w:t>
+      </w:r>
+      <w:proofErr w:type="spellEnd"/>
+      <w:r>
+        <w:rPr>
+          <w:rFonts w:ascii="Arial" w:hAnsi="Arial" w:cs="Arial"/>
+          <w:sz w:val="26"/>
+          <w:szCs w:val="26"/>
+          <w:lang w:bidi="he-IL"/>
+        </w:rPr>
+        <w:t xml:space="preserve"> }}</w:t>
       </w:r>
       <w:r>
         <w:rPr>
@@ -1869,11 +2236,6 @@
         <w:docPartUnique/>
       </w:docPartObj>
     </w:sdtPr>
-    <w:sdtEndPr>
-      <w:rPr>
-        <w:rStyle w:val="PageNumber"/>
-      </w:rPr>
-    </w:sdtEndPr>
     <w:sdtContent>
       <w:p>
         <w:pPr>
@@ -3592,6 +3954,7 @@
   <w:style w:type="character" w:default="1" w:styleId="DefaultParagraphFont">
     <w:name w:val="Default Paragraph Font"/>
     <w:uiPriority w:val="1"/>
+    <w:semiHidden/>
     <w:unhideWhenUsed/>
   </w:style>
   <w:style w:type="table" w:default="1" w:styleId="TableNormal">

--- a/app/docx_templates/menora_siudi.docx
+++ b/app/docx_templates/menora_siudi.docx
@@ -47,7 +47,6 @@
         </w:rPr>
         <w:t xml:space="preserve"> </w:t>
       </w:r>
-      <w:proofErr w:type="gramStart"/>
       <w:r>
         <w:rPr>
           <w:rFonts w:ascii="Arial" w:eastAsia="Times New Roman" w:hAnsi="Arial" w:cs="Arial"/>
@@ -59,21 +58,7 @@
           <w:lang w:eastAsia="he-IL" w:bidi="he-IL"/>
           <w14:ligatures w14:val="none"/>
         </w:rPr>
-        <w:t>{{ now</w:t>
-      </w:r>
-      <w:proofErr w:type="gramEnd"/>
-      <w:r>
-        <w:rPr>
-          <w:rFonts w:ascii="Arial" w:eastAsia="Times New Roman" w:hAnsi="Arial" w:cs="Arial"/>
-          <w:b/>
-          <w:bCs/>
-          <w:kern w:val="0"/>
-          <w:sz w:val="26"/>
-          <w:szCs w:val="26"/>
-          <w:lang w:eastAsia="he-IL" w:bidi="he-IL"/>
-          <w14:ligatures w14:val="none"/>
-        </w:rPr>
-        <w:t xml:space="preserve"> }}</w:t>
+        <w:t>{{ now }}</w:t>
       </w:r>
     </w:p>
     <w:p>
@@ -1240,6 +1225,15 @@
           <w:sz w:val="26"/>
           <w:szCs w:val="26"/>
           <w:rtl/>
+          <w:lang w:bidi="he-IL"/>
+        </w:rPr>
+        <w:t xml:space="preserve"> </w:t>
+      </w:r>
+      <w:r>
+        <w:rPr>
+          <w:rFonts w:ascii="Arial" w:hAnsi="Arial" w:cs="Arial"/>
+          <w:sz w:val="26"/>
+          <w:szCs w:val="26"/>
           <w:lang w:bidi="he-IL"/>
         </w:rPr>
         <w:t xml:space="preserve"> </w:t>
@@ -1537,7 +1531,6 @@
           <w:rFonts w:ascii="Arial" w:hAnsi="Arial" w:cs="Arial"/>
           <w:sz w:val="26"/>
           <w:szCs w:val="26"/>
-          <w:rtl/>
           <w:lang w:bidi="he-IL"/>
         </w:rPr>
       </w:pPr>
@@ -1694,7 +1687,7 @@
           <w:szCs w:val="26"/>
           <w:lang w:bidi="he-IL"/>
         </w:rPr>
-        <w:t xml:space="preserve">{{ </w:t>
+        <w:t>{{ ctx.su</w:t>
       </w:r>
       <w:proofErr w:type="spellStart"/>
       <w:r>
@@ -1704,7 +1697,7 @@
           <w:szCs w:val="26"/>
           <w:lang w:bidi="he-IL"/>
         </w:rPr>
-        <w:t>ctx.surv_place</w:t>
+        <w:t>rv_place</w:t>
       </w:r>
       <w:proofErr w:type="spellEnd"/>
       <w:r>

--- a/app/docx_templates/menora_siudi.docx
+++ b/app/docx_templates/menora_siudi.docx
@@ -172,35 +172,7 @@
           <w:lang w:eastAsia="he-IL" w:bidi="he-IL"/>
           <w14:ligatures w14:val="none"/>
         </w:rPr>
-        <w:t xml:space="preserve">{{ </w:t>
-      </w:r>
-      <w:proofErr w:type="spellStart"/>
-      <w:r>
-        <w:rPr>
-          <w:rFonts w:ascii="Arial" w:eastAsia="Times New Roman" w:hAnsi="Arial" w:cs="Arial"/>
-          <w:b/>
-          <w:bCs/>
-          <w:kern w:val="0"/>
-          <w:sz w:val="26"/>
-          <w:szCs w:val="26"/>
-          <w:lang w:eastAsia="he-IL" w:bidi="he-IL"/>
-          <w14:ligatures w14:val="none"/>
-        </w:rPr>
-        <w:t>db.ref_number</w:t>
-      </w:r>
-      <w:proofErr w:type="spellEnd"/>
-      <w:r>
-        <w:rPr>
-          <w:rFonts w:ascii="Arial" w:eastAsia="Times New Roman" w:hAnsi="Arial" w:cs="Arial"/>
-          <w:b/>
-          <w:bCs/>
-          <w:kern w:val="0"/>
-          <w:sz w:val="26"/>
-          <w:szCs w:val="26"/>
-          <w:lang w:eastAsia="he-IL" w:bidi="he-IL"/>
-          <w14:ligatures w14:val="none"/>
-        </w:rPr>
-        <w:t xml:space="preserve"> }}</w:t>
+        <w:t>{{ db.ref_number }}</w:t>
       </w:r>
     </w:p>
     <w:p>
@@ -551,31 +523,7 @@
           <w:lang w:eastAsia="he-IL" w:bidi="he-IL"/>
           <w14:ligatures w14:val="none"/>
         </w:rPr>
-        <w:t xml:space="preserve">{{ </w:t>
-      </w:r>
-      <w:proofErr w:type="spellStart"/>
-      <w:r>
-        <w:rPr>
-          <w:rFonts w:ascii="Arial" w:eastAsia="Times New Roman" w:hAnsi="Arial" w:cs="Arial"/>
-          <w:kern w:val="0"/>
-          <w:sz w:val="26"/>
-          <w:szCs w:val="26"/>
-          <w:lang w:eastAsia="he-IL" w:bidi="he-IL"/>
-          <w14:ligatures w14:val="none"/>
-        </w:rPr>
-        <w:t>db.full_name</w:t>
-      </w:r>
-      <w:proofErr w:type="spellEnd"/>
-      <w:r>
-        <w:rPr>
-          <w:rFonts w:ascii="Arial" w:eastAsia="Times New Roman" w:hAnsi="Arial" w:cs="Arial"/>
-          <w:kern w:val="0"/>
-          <w:sz w:val="26"/>
-          <w:szCs w:val="26"/>
-          <w:lang w:eastAsia="he-IL" w:bidi="he-IL"/>
-          <w14:ligatures w14:val="none"/>
-        </w:rPr>
-        <w:t xml:space="preserve"> }}</w:t>
+        <w:t>{{ db.full_name }}</w:t>
       </w:r>
     </w:p>
     <w:p>
@@ -674,31 +622,7 @@
           <w:lang w:eastAsia="he-IL" w:bidi="he-IL"/>
           <w14:ligatures w14:val="none"/>
         </w:rPr>
-        <w:t xml:space="preserve">{{ </w:t>
-      </w:r>
-      <w:proofErr w:type="spellStart"/>
-      <w:r>
-        <w:rPr>
-          <w:rFonts w:ascii="Arial" w:eastAsia="Times New Roman" w:hAnsi="Arial" w:cs="Arial"/>
-          <w:kern w:val="0"/>
-          <w:sz w:val="26"/>
-          <w:szCs w:val="26"/>
-          <w:lang w:eastAsia="he-IL" w:bidi="he-IL"/>
-          <w14:ligatures w14:val="none"/>
-        </w:rPr>
-        <w:t>db.id_number</w:t>
-      </w:r>
-      <w:proofErr w:type="spellEnd"/>
-      <w:r>
-        <w:rPr>
-          <w:rFonts w:ascii="Arial" w:eastAsia="Times New Roman" w:hAnsi="Arial" w:cs="Arial"/>
-          <w:kern w:val="0"/>
-          <w:sz w:val="26"/>
-          <w:szCs w:val="26"/>
-          <w:lang w:eastAsia="he-IL" w:bidi="he-IL"/>
-          <w14:ligatures w14:val="none"/>
-        </w:rPr>
-        <w:t xml:space="preserve"> }}</w:t>
+        <w:t>{{ db.id_number }}</w:t>
       </w:r>
     </w:p>
     <w:p>
@@ -797,31 +721,7 @@
           <w:lang w:eastAsia="he-IL" w:bidi="he-IL"/>
           <w14:ligatures w14:val="none"/>
         </w:rPr>
-        <w:t xml:space="preserve">{{ </w:t>
-      </w:r>
-      <w:proofErr w:type="spellStart"/>
-      <w:r>
-        <w:rPr>
-          <w:rFonts w:ascii="Arial" w:eastAsia="Times New Roman" w:hAnsi="Arial" w:cs="Arial"/>
-          <w:kern w:val="0"/>
-          <w:sz w:val="26"/>
-          <w:szCs w:val="26"/>
-          <w:lang w:eastAsia="he-IL" w:bidi="he-IL"/>
-          <w14:ligatures w14:val="none"/>
-        </w:rPr>
-        <w:t>db.claim_number</w:t>
-      </w:r>
-      <w:proofErr w:type="spellEnd"/>
-      <w:r>
-        <w:rPr>
-          <w:rFonts w:ascii="Arial" w:eastAsia="Times New Roman" w:hAnsi="Arial" w:cs="Arial"/>
-          <w:kern w:val="0"/>
-          <w:sz w:val="26"/>
-          <w:szCs w:val="26"/>
-          <w:lang w:eastAsia="he-IL" w:bidi="he-IL"/>
-          <w14:ligatures w14:val="none"/>
-        </w:rPr>
-        <w:t xml:space="preserve"> }}</w:t>
+        <w:t>{{ db.claim_number }}</w:t>
       </w:r>
       <w:r>
         <w:rPr>
@@ -968,55 +868,7 @@
           <w:lang w:eastAsia="he-IL" w:bidi="he-IL"/>
           <w14:ligatures w14:val="none"/>
         </w:rPr>
-        <w:t xml:space="preserve">{{ </w:t>
-      </w:r>
-      <w:proofErr w:type="spellStart"/>
-      <w:r>
-        <w:rPr>
-          <w:rFonts w:ascii="Arial" w:eastAsia="Times New Roman" w:hAnsi="Arial" w:cs="Arial"/>
-          <w:kern w:val="0"/>
-          <w:sz w:val="26"/>
-          <w:szCs w:val="26"/>
-          <w:lang w:eastAsia="he-IL" w:bidi="he-IL"/>
-          <w14:ligatures w14:val="none"/>
-        </w:rPr>
-        <w:t>ctx.injury_type</w:t>
-      </w:r>
-      <w:proofErr w:type="spellEnd"/>
-      <w:r>
-        <w:rPr>
-          <w:rFonts w:ascii="Arial" w:eastAsia="Times New Roman" w:hAnsi="Arial" w:cs="Arial"/>
-          <w:kern w:val="0"/>
-          <w:sz w:val="26"/>
-          <w:szCs w:val="26"/>
-          <w:lang w:eastAsia="he-IL" w:bidi="he-IL"/>
-          <w14:ligatures w14:val="none"/>
-        </w:rPr>
-        <w:t xml:space="preserve"> or </w:t>
-      </w:r>
-      <w:proofErr w:type="spellStart"/>
-      <w:r>
-        <w:rPr>
-          <w:rFonts w:ascii="Arial" w:eastAsia="Times New Roman" w:hAnsi="Arial" w:cs="Arial"/>
-          <w:kern w:val="0"/>
-          <w:sz w:val="26"/>
-          <w:szCs w:val="26"/>
-          <w:lang w:eastAsia="he-IL" w:bidi="he-IL"/>
-          <w14:ligatures w14:val="none"/>
-        </w:rPr>
-        <w:t>db.injury_type</w:t>
-      </w:r>
-      <w:proofErr w:type="spellEnd"/>
-      <w:r>
-        <w:rPr>
-          <w:rFonts w:ascii="Arial" w:eastAsia="Times New Roman" w:hAnsi="Arial" w:cs="Arial"/>
-          <w:kern w:val="0"/>
-          <w:sz w:val="26"/>
-          <w:szCs w:val="26"/>
-          <w:lang w:eastAsia="he-IL" w:bidi="he-IL"/>
-          <w14:ligatures w14:val="none"/>
-        </w:rPr>
-        <w:t xml:space="preserve"> }}</w:t>
+        <w:t>{{ ctx.injury_type or db.injury_type }}</w:t>
       </w:r>
     </w:p>
     <w:p>
@@ -1149,48 +1001,48 @@
           <w:rtl/>
           <w:lang w:bidi="he-IL"/>
         </w:rPr>
-        <w:t xml:space="preserve">המדובר במבוטח </w:t>
-      </w:r>
-      <w:r>
-        <w:rPr>
-          <w:rFonts w:ascii="Arial" w:hAnsi="Arial" w:cs="Arial"/>
-          <w:sz w:val="26"/>
-          <w:szCs w:val="26"/>
-          <w:lang w:bidi="he-IL"/>
-        </w:rPr>
-        <w:t xml:space="preserve">{{ </w:t>
-      </w:r>
-      <w:proofErr w:type="spellStart"/>
-      <w:r>
-        <w:rPr>
-          <w:rFonts w:ascii="Arial" w:hAnsi="Arial" w:cs="Arial"/>
-          <w:sz w:val="26"/>
-          <w:szCs w:val="26"/>
-          <w:lang w:bidi="he-IL"/>
-        </w:rPr>
-        <w:t>db.full_name</w:t>
-      </w:r>
-      <w:proofErr w:type="spellEnd"/>
-      <w:r>
-        <w:rPr>
-          <w:rFonts w:ascii="Arial" w:hAnsi="Arial" w:cs="Arial"/>
-          <w:sz w:val="26"/>
-          <w:szCs w:val="26"/>
-          <w:lang w:bidi="he-IL"/>
-        </w:rPr>
-        <w:t xml:space="preserve"> }}</w:t>
-      </w:r>
-      <w:r>
-        <w:rPr>
-          <w:rFonts w:ascii="Arial" w:hAnsi="Arial" w:cs="Arial"/>
-          <w:sz w:val="26"/>
-          <w:szCs w:val="26"/>
+        <w:t>המדובר במבוטח</w:t>
+      </w:r>
+      <w:r>
+        <w:rPr>
+          <w:rFonts w:ascii="Arial" w:hAnsi="Arial" w:cs="Arial" w:hint="cs"/>
+          <w:sz w:val="26"/>
+          <w:szCs w:val="26"/>
+          <w:rtl/>
+          <w:lang w:val="en-ZA" w:bidi="he-IL"/>
+        </w:rPr>
+        <w:t>\ת</w:t>
+      </w:r>
+      <w:r>
+        <w:rPr>
+          <w:rFonts w:ascii="Arial" w:hAnsi="Arial" w:cs="Arial" w:hint="cs"/>
+          <w:sz w:val="26"/>
+          <w:szCs w:val="26"/>
+          <w:rtl/>
           <w:lang w:bidi="he-IL"/>
         </w:rPr>
         <w:t xml:space="preserve"> </w:t>
       </w:r>
       <w:r>
         <w:rPr>
+          <w:rFonts w:ascii="Arial" w:hAnsi="Arial" w:cs="Arial"/>
+          <w:sz w:val="26"/>
+          <w:szCs w:val="26"/>
+          <w:lang w:bidi="he-IL"/>
+        </w:rPr>
+        <w:t>{{ db.full_name }}</w:t>
+      </w:r>
+      <w:r>
+        <w:rPr>
+          <w:rFonts w:ascii="Arial" w:hAnsi="Arial" w:cs="Arial"/>
+          <w:sz w:val="26"/>
+          <w:szCs w:val="26"/>
+          <w:lang w:bidi="he-IL"/>
+        </w:rPr>
+        <w:t xml:space="preserve"> </w:t>
+      </w:r>
+      <w:r>
+        <w:rPr>
           <w:rFonts w:ascii="Arial" w:hAnsi="Arial" w:cs="Arial" w:hint="cs"/>
           <w:sz w:val="26"/>
           <w:szCs w:val="26"/>
@@ -1227,6 +1079,15 @@
           <w:rtl/>
           <w:lang w:bidi="he-IL"/>
         </w:rPr>
+        <w:t>\ת</w:t>
+      </w:r>
+      <w:r>
+        <w:rPr>
+          <w:rFonts w:ascii="Arial" w:hAnsi="Arial" w:cs="Arial"/>
+          <w:sz w:val="26"/>
+          <w:szCs w:val="26"/>
+          <w:lang w:bidi="he-IL"/>
+        </w:rPr>
         <w:t xml:space="preserve"> </w:t>
       </w:r>
       <w:r>
@@ -1236,46 +1097,37 @@
           <w:szCs w:val="26"/>
           <w:lang w:bidi="he-IL"/>
         </w:rPr>
-        <w:t xml:space="preserve"> </w:t>
-      </w:r>
-      <w:r>
-        <w:rPr>
-          <w:rFonts w:ascii="Arial" w:hAnsi="Arial" w:cs="Arial"/>
-          <w:sz w:val="26"/>
-          <w:szCs w:val="26"/>
-          <w:lang w:bidi="he-IL"/>
-        </w:rPr>
-        <w:t xml:space="preserve">{{ </w:t>
-      </w:r>
-      <w:proofErr w:type="spellStart"/>
-      <w:r>
-        <w:rPr>
-          <w:rFonts w:ascii="Arial" w:hAnsi="Arial" w:cs="Arial"/>
-          <w:sz w:val="26"/>
-          <w:szCs w:val="26"/>
-          <w:lang w:bidi="he-IL"/>
-        </w:rPr>
-        <w:t>db.birth_year</w:t>
-      </w:r>
-      <w:proofErr w:type="spellEnd"/>
-      <w:r>
-        <w:rPr>
-          <w:rFonts w:ascii="Arial" w:hAnsi="Arial" w:cs="Arial"/>
-          <w:sz w:val="26"/>
-          <w:szCs w:val="26"/>
-          <w:lang w:bidi="he-IL"/>
-        </w:rPr>
-        <w:t xml:space="preserve"> }}</w:t>
-      </w:r>
-      <w:r>
-        <w:rPr>
-          <w:rFonts w:ascii="Arial" w:hAnsi="Arial" w:cs="Arial" w:hint="cs"/>
-          <w:sz w:val="26"/>
-          <w:szCs w:val="26"/>
-          <w:rtl/>
-          <w:lang w:bidi="he-IL"/>
-        </w:rPr>
-        <w:t>, אשר טוען למצב סיעודי.</w:t>
+        <w:t>{{ db.birth_year }}</w:t>
+      </w:r>
+      <w:r>
+        <w:rPr>
+          <w:rFonts w:ascii="Arial" w:hAnsi="Arial" w:cs="Arial" w:hint="cs"/>
+          <w:sz w:val="26"/>
+          <w:szCs w:val="26"/>
+          <w:rtl/>
+          <w:lang w:bidi="he-IL"/>
+        </w:rPr>
+        <w:t>, אשר טוען</w:t>
+      </w:r>
+      <w:r>
+        <w:rPr>
+          <w:rFonts w:ascii="Arial" w:hAnsi="Arial" w:cs="Arial" w:hint="cs"/>
+          <w:sz w:val="26"/>
+          <w:szCs w:val="26"/>
+          <w:rtl/>
+          <w:lang w:bidi="he-IL"/>
+        </w:rPr>
+        <w:t>\ת</w:t>
+      </w:r>
+      <w:r>
+        <w:rPr>
+          <w:rFonts w:ascii="Arial" w:hAnsi="Arial" w:cs="Arial" w:hint="cs"/>
+          <w:sz w:val="26"/>
+          <w:szCs w:val="26"/>
+          <w:rtl/>
+          <w:lang w:bidi="he-IL"/>
+        </w:rPr>
+        <w:t xml:space="preserve"> למצב סיעודי.</w:t>
       </w:r>
       <w:r>
         <w:rPr>
@@ -1295,7 +1147,7 @@
           <w:rtl/>
           <w:lang w:bidi="he-IL"/>
         </w:rPr>
-        <w:t>נתבקשנו לבצע מעקב סיעודי לבי מצבו ולגבי תפקודו.</w:t>
+        <w:t>נתבקשנו לבצע מעקב סיעודי לגבי מצב{{ lex.state_poss }} ולגבי תפקוד{{ lex.func_poss }}.</w:t>
       </w:r>
       <w:r>
         <w:rPr>
@@ -1403,27 +1255,7 @@
           <w:szCs w:val="26"/>
           <w:lang w:bidi="he-IL"/>
         </w:rPr>
-        <w:t xml:space="preserve">{{ </w:t>
-      </w:r>
-      <w:proofErr w:type="spellStart"/>
-      <w:r>
-        <w:rPr>
-          <w:rFonts w:ascii="Arial" w:hAnsi="Arial" w:cs="Arial"/>
-          <w:sz w:val="26"/>
-          <w:szCs w:val="26"/>
-          <w:lang w:bidi="he-IL"/>
-        </w:rPr>
-        <w:t>ctx.activity_date_dots</w:t>
-      </w:r>
-      <w:proofErr w:type="spellEnd"/>
-      <w:r>
-        <w:rPr>
-          <w:rFonts w:ascii="Arial" w:hAnsi="Arial" w:cs="Arial"/>
-          <w:sz w:val="26"/>
-          <w:szCs w:val="26"/>
-          <w:lang w:bidi="he-IL"/>
-        </w:rPr>
-        <w:t xml:space="preserve"> }}</w:t>
+        <w:t>{{ ctx.activity_date_dots }}</w:t>
       </w:r>
       <w:r>
         <w:rPr>
@@ -1443,7 +1275,47 @@
           <w:rtl/>
           <w:lang w:bidi="he-IL"/>
         </w:rPr>
-        <w:t>והצלחנו לתעדו מחוץ לביתו.</w:t>
+        <w:t>והצלחנו לתעדו</w:t>
+      </w:r>
+      <w:r>
+        <w:rPr>
+          <w:rFonts w:ascii="Arial" w:hAnsi="Arial" w:cs="Arial" w:hint="cs"/>
+          <w:sz w:val="26"/>
+          <w:szCs w:val="26"/>
+          <w:rtl/>
+          <w:lang w:bidi="he-IL"/>
+        </w:rPr>
+        <w:t>\ה</w:t>
+      </w:r>
+      <w:r>
+        <w:rPr>
+          <w:rFonts w:ascii="Arial" w:hAnsi="Arial" w:cs="Arial" w:hint="cs"/>
+          <w:sz w:val="26"/>
+          <w:szCs w:val="26"/>
+          <w:rtl/>
+          <w:lang w:bidi="he-IL"/>
+        </w:rPr>
+        <w:t xml:space="preserve"> מחוץ לביתו</w:t>
+      </w:r>
+      <w:r>
+        <w:rPr>
+          <w:rFonts w:ascii="Arial" w:hAnsi="Arial" w:cs="Arial" w:hint="cs"/>
+          <w:sz w:val="26"/>
+          <w:szCs w:val="26"/>
+          <w:rtl/>
+          <w:lang w:bidi="he-IL"/>
+        </w:rPr>
+        <w:t>\ה</w:t>
+      </w:r>
+      <w:r>
+        <w:rPr>
+          <w:rFonts w:ascii="Arial" w:hAnsi="Arial" w:cs="Arial" w:hint="cs"/>
+          <w:sz w:val="26"/>
+          <w:szCs w:val="26"/>
+          <w:rtl/>
+          <w:lang w:bidi="he-IL"/>
+        </w:rPr>
+        <w:t>.</w:t>
       </w:r>
     </w:p>
     <w:p>
@@ -1589,17 +1461,77 @@
           <w:rtl/>
           <w:lang w:bidi="he-IL"/>
         </w:rPr>
-        <w:t xml:space="preserve">מדובר במבוטח שטוען למצב </w:t>
-      </w:r>
-      <w:r>
-        <w:rPr>
-          <w:rFonts w:ascii="Arial" w:hAnsi="Arial" w:cs="Arial" w:hint="cs"/>
-          <w:sz w:val="26"/>
-          <w:szCs w:val="26"/>
-          <w:rtl/>
-          <w:lang w:bidi="he-IL"/>
-        </w:rPr>
-        <w:t>סיעודי ולהלן תמונותיו מתאריך</w:t>
+        <w:t>מדובר במבוטח</w:t>
+      </w:r>
+      <w:r>
+        <w:rPr>
+          <w:rFonts w:ascii="Arial" w:hAnsi="Arial" w:cs="Arial" w:hint="cs"/>
+          <w:sz w:val="26"/>
+          <w:szCs w:val="26"/>
+          <w:rtl/>
+          <w:lang w:bidi="he-IL"/>
+        </w:rPr>
+        <w:t>\ת</w:t>
+      </w:r>
+      <w:r>
+        <w:rPr>
+          <w:rFonts w:ascii="Arial" w:hAnsi="Arial" w:cs="Arial" w:hint="cs"/>
+          <w:sz w:val="26"/>
+          <w:szCs w:val="26"/>
+          <w:rtl/>
+          <w:lang w:bidi="he-IL"/>
+        </w:rPr>
+        <w:t xml:space="preserve"> שטוע</w:t>
+      </w:r>
+      <w:r>
+        <w:rPr>
+          <w:rFonts w:ascii="Arial" w:hAnsi="Arial" w:cs="Arial" w:hint="cs"/>
+          <w:sz w:val="26"/>
+          <w:szCs w:val="26"/>
+          <w:rtl/>
+          <w:lang w:bidi="he-IL"/>
+        </w:rPr>
+        <w:t>ן\ת</w:t>
+      </w:r>
+      <w:r>
+        <w:rPr>
+          <w:rFonts w:ascii="Arial" w:hAnsi="Arial" w:cs="Arial" w:hint="cs"/>
+          <w:sz w:val="26"/>
+          <w:szCs w:val="26"/>
+          <w:rtl/>
+          <w:lang w:bidi="he-IL"/>
+        </w:rPr>
+        <w:t xml:space="preserve"> למצב </w:t>
+      </w:r>
+      <w:r>
+        <w:rPr>
+          <w:rFonts w:ascii="Arial" w:hAnsi="Arial" w:cs="Arial" w:hint="cs"/>
+          <w:sz w:val="26"/>
+          <w:szCs w:val="26"/>
+          <w:rtl/>
+          <w:lang w:bidi="he-IL"/>
+        </w:rPr>
+        <w:t>סיעודי ולהלן תמונותיו</w:t>
+      </w:r>
+      <w:r>
+        <w:rPr>
+          <w:rFonts w:ascii="Arial" w:hAnsi="Arial" w:cs="Arial" w:hint="cs"/>
+          <w:sz w:val="26"/>
+          <w:szCs w:val="26"/>
+          <w:rtl/>
+          <w:lang w:bidi="he-IL"/>
+        </w:rPr>
+        <w:t>\ה</w:t>
+      </w:r>
+      <w:r>
+        <w:rPr>
+          <w:rFonts w:ascii="Arial" w:hAnsi="Arial" w:cs="Arial" w:hint="cs"/>
+          <w:sz w:val="26"/>
+          <w:szCs w:val="26"/>
+          <w:rtl/>
+          <w:lang w:bidi="he-IL"/>
+        </w:rPr>
+        <w:t xml:space="preserve"> מתאריך</w:t>
       </w:r>
       <w:r>
         <w:rPr>
@@ -1618,27 +1550,7 @@
           <w:szCs w:val="26"/>
           <w:lang w:bidi="he-IL"/>
         </w:rPr>
-        <w:t xml:space="preserve">{{ </w:t>
-      </w:r>
-      <w:proofErr w:type="spellStart"/>
-      <w:r>
-        <w:rPr>
-          <w:rFonts w:ascii="Arial" w:hAnsi="Arial" w:cs="Arial"/>
-          <w:sz w:val="26"/>
-          <w:szCs w:val="26"/>
-          <w:lang w:bidi="he-IL"/>
-        </w:rPr>
-        <w:t>ctx.activity_date_dots</w:t>
-      </w:r>
-      <w:proofErr w:type="spellEnd"/>
-      <w:r>
-        <w:rPr>
-          <w:rFonts w:ascii="Arial" w:hAnsi="Arial" w:cs="Arial"/>
-          <w:sz w:val="26"/>
-          <w:szCs w:val="26"/>
-          <w:lang w:bidi="he-IL"/>
-        </w:rPr>
-        <w:t xml:space="preserve"> }}</w:t>
+        <w:t>{{ ctx.activity_date_dots }}</w:t>
       </w:r>
       <w:r>
         <w:rPr>
@@ -1678,6 +1590,16 @@
           <w:rtl/>
           <w:lang w:bidi="he-IL"/>
         </w:rPr>
+        <w:t>\ת</w:t>
+      </w:r>
+      <w:r>
+        <w:rPr>
+          <w:rFonts w:ascii="Arial" w:hAnsi="Arial" w:cs="Arial" w:hint="cs"/>
+          <w:sz w:val="26"/>
+          <w:szCs w:val="26"/>
+          <w:rtl/>
+          <w:lang w:bidi="he-IL"/>
+        </w:rPr>
         <w:t xml:space="preserve"> ב</w:t>
       </w:r>
       <w:r>
@@ -1687,27 +1609,7 @@
           <w:szCs w:val="26"/>
           <w:lang w:bidi="he-IL"/>
         </w:rPr>
-        <w:t>{{ ctx.su</w:t>
-      </w:r>
-      <w:proofErr w:type="spellStart"/>
-      <w:r>
-        <w:rPr>
-          <w:rFonts w:ascii="Arial" w:hAnsi="Arial" w:cs="Arial"/>
-          <w:sz w:val="26"/>
-          <w:szCs w:val="26"/>
-          <w:lang w:bidi="he-IL"/>
-        </w:rPr>
-        <w:t>rv_place</w:t>
-      </w:r>
-      <w:proofErr w:type="spellEnd"/>
-      <w:r>
-        <w:rPr>
-          <w:rFonts w:ascii="Arial" w:hAnsi="Arial" w:cs="Arial"/>
-          <w:sz w:val="26"/>
-          <w:szCs w:val="26"/>
-          <w:lang w:bidi="he-IL"/>
-        </w:rPr>
-        <w:t xml:space="preserve"> }}</w:t>
+        <w:t>{{ ctx.surv_place }}</w:t>
       </w:r>
       <w:r>
         <w:rPr>
@@ -1736,27 +1638,7 @@
           <w:szCs w:val="26"/>
           <w:lang w:bidi="he-IL"/>
         </w:rPr>
-        <w:t xml:space="preserve">{{ </w:t>
-      </w:r>
-      <w:proofErr w:type="spellStart"/>
-      <w:r>
-        <w:rPr>
-          <w:rFonts w:ascii="Arial" w:hAnsi="Arial" w:cs="Arial"/>
-          <w:sz w:val="26"/>
-          <w:szCs w:val="26"/>
-          <w:lang w:bidi="he-IL"/>
-        </w:rPr>
-        <w:t>ctx.surv_city</w:t>
-      </w:r>
-      <w:proofErr w:type="spellEnd"/>
-      <w:r>
-        <w:rPr>
-          <w:rFonts w:ascii="Arial" w:hAnsi="Arial" w:cs="Arial"/>
-          <w:sz w:val="26"/>
-          <w:szCs w:val="26"/>
-          <w:lang w:bidi="he-IL"/>
-        </w:rPr>
-        <w:t xml:space="preserve"> }}</w:t>
+        <w:t>{{ ctx.surv_city }}</w:t>
       </w:r>
       <w:r>
         <w:rPr>
@@ -1941,7 +1823,43 @@
           <w:szCs w:val="26"/>
           <w:rtl/>
         </w:rPr>
-        <w:t>ו נערכה אודות המבוטח, אשר טוען למצב סיעודי.</w:t>
+        <w:t>ו נערכה אודות המבוטח</w:t>
+      </w:r>
+      <w:r>
+        <w:rPr>
+          <w:rFonts w:asciiTheme="minorHAnsi" w:hAnsiTheme="minorHAnsi" w:hint="cs"/>
+          <w:sz w:val="26"/>
+          <w:szCs w:val="26"/>
+          <w:rtl/>
+        </w:rPr>
+        <w:t>\ת</w:t>
+      </w:r>
+      <w:r>
+        <w:rPr>
+          <w:rFonts w:asciiTheme="minorHAnsi" w:hAnsiTheme="minorHAnsi" w:hint="cs"/>
+          <w:sz w:val="26"/>
+          <w:szCs w:val="26"/>
+          <w:rtl/>
+        </w:rPr>
+        <w:t>, אשר טוען</w:t>
+      </w:r>
+      <w:r>
+        <w:rPr>
+          <w:rFonts w:asciiTheme="minorHAnsi" w:hAnsiTheme="minorHAnsi" w:hint="cs"/>
+          <w:sz w:val="26"/>
+          <w:szCs w:val="26"/>
+          <w:rtl/>
+        </w:rPr>
+        <w:t>\ת</w:t>
+      </w:r>
+      <w:r>
+        <w:rPr>
+          <w:rFonts w:asciiTheme="minorHAnsi" w:hAnsiTheme="minorHAnsi" w:hint="cs"/>
+          <w:sz w:val="26"/>
+          <w:szCs w:val="26"/>
+          <w:rtl/>
+        </w:rPr>
+        <w:t xml:space="preserve"> למצב סיעודי.</w:t>
       </w:r>
     </w:p>
     <w:p>

--- a/app/docx_templates/menora_siudi.docx
+++ b/app/docx_templates/menora_siudi.docx
@@ -47,6 +47,7 @@
         </w:rPr>
         <w:t xml:space="preserve"> </w:t>
       </w:r>
+      <w:proofErr w:type="gramStart"/>
       <w:r>
         <w:rPr>
           <w:rFonts w:ascii="Arial" w:eastAsia="Times New Roman" w:hAnsi="Arial" w:cs="Arial"/>
@@ -58,7 +59,21 @@
           <w:lang w:eastAsia="he-IL" w:bidi="he-IL"/>
           <w14:ligatures w14:val="none"/>
         </w:rPr>
-        <w:t>{{ now }}</w:t>
+        <w:t>{{ now</w:t>
+      </w:r>
+      <w:proofErr w:type="gramEnd"/>
+      <w:r>
+        <w:rPr>
+          <w:rFonts w:ascii="Arial" w:eastAsia="Times New Roman" w:hAnsi="Arial" w:cs="Arial"/>
+          <w:b/>
+          <w:bCs/>
+          <w:kern w:val="0"/>
+          <w:sz w:val="26"/>
+          <w:szCs w:val="26"/>
+          <w:lang w:eastAsia="he-IL" w:bidi="he-IL"/>
+          <w14:ligatures w14:val="none"/>
+        </w:rPr>
+        <w:t xml:space="preserve"> }}</w:t>
       </w:r>
     </w:p>
     <w:p>
@@ -172,7 +187,35 @@
           <w:lang w:eastAsia="he-IL" w:bidi="he-IL"/>
           <w14:ligatures w14:val="none"/>
         </w:rPr>
-        <w:t>{{ db.ref_number }}</w:t>
+        <w:t xml:space="preserve">{{ </w:t>
+      </w:r>
+      <w:proofErr w:type="spellStart"/>
+      <w:r>
+        <w:rPr>
+          <w:rFonts w:ascii="Arial" w:eastAsia="Times New Roman" w:hAnsi="Arial" w:cs="Arial"/>
+          <w:b/>
+          <w:bCs/>
+          <w:kern w:val="0"/>
+          <w:sz w:val="26"/>
+          <w:szCs w:val="26"/>
+          <w:lang w:eastAsia="he-IL" w:bidi="he-IL"/>
+          <w14:ligatures w14:val="none"/>
+        </w:rPr>
+        <w:t>db.ref_number</w:t>
+      </w:r>
+      <w:proofErr w:type="spellEnd"/>
+      <w:r>
+        <w:rPr>
+          <w:rFonts w:ascii="Arial" w:eastAsia="Times New Roman" w:hAnsi="Arial" w:cs="Arial"/>
+          <w:b/>
+          <w:bCs/>
+          <w:kern w:val="0"/>
+          <w:sz w:val="26"/>
+          <w:szCs w:val="26"/>
+          <w:lang w:eastAsia="he-IL" w:bidi="he-IL"/>
+          <w14:ligatures w14:val="none"/>
+        </w:rPr>
+        <w:t xml:space="preserve"> }}</w:t>
       </w:r>
     </w:p>
     <w:p>
@@ -523,7 +566,31 @@
           <w:lang w:eastAsia="he-IL" w:bidi="he-IL"/>
           <w14:ligatures w14:val="none"/>
         </w:rPr>
-        <w:t>{{ db.full_name }}</w:t>
+        <w:t xml:space="preserve">{{ </w:t>
+      </w:r>
+      <w:proofErr w:type="spellStart"/>
+      <w:r>
+        <w:rPr>
+          <w:rFonts w:ascii="Arial" w:eastAsia="Times New Roman" w:hAnsi="Arial" w:cs="Arial"/>
+          <w:kern w:val="0"/>
+          <w:sz w:val="26"/>
+          <w:szCs w:val="26"/>
+          <w:lang w:eastAsia="he-IL" w:bidi="he-IL"/>
+          <w14:ligatures w14:val="none"/>
+        </w:rPr>
+        <w:t>db.full_name</w:t>
+      </w:r>
+      <w:proofErr w:type="spellEnd"/>
+      <w:r>
+        <w:rPr>
+          <w:rFonts w:ascii="Arial" w:eastAsia="Times New Roman" w:hAnsi="Arial" w:cs="Arial"/>
+          <w:kern w:val="0"/>
+          <w:sz w:val="26"/>
+          <w:szCs w:val="26"/>
+          <w:lang w:eastAsia="he-IL" w:bidi="he-IL"/>
+          <w14:ligatures w14:val="none"/>
+        </w:rPr>
+        <w:t xml:space="preserve"> }}</w:t>
       </w:r>
     </w:p>
     <w:p>
@@ -622,7 +689,31 @@
           <w:lang w:eastAsia="he-IL" w:bidi="he-IL"/>
           <w14:ligatures w14:val="none"/>
         </w:rPr>
-        <w:t>{{ db.id_number }}</w:t>
+        <w:t xml:space="preserve">{{ </w:t>
+      </w:r>
+      <w:proofErr w:type="spellStart"/>
+      <w:r>
+        <w:rPr>
+          <w:rFonts w:ascii="Arial" w:eastAsia="Times New Roman" w:hAnsi="Arial" w:cs="Arial"/>
+          <w:kern w:val="0"/>
+          <w:sz w:val="26"/>
+          <w:szCs w:val="26"/>
+          <w:lang w:eastAsia="he-IL" w:bidi="he-IL"/>
+          <w14:ligatures w14:val="none"/>
+        </w:rPr>
+        <w:t>db.id_number</w:t>
+      </w:r>
+      <w:proofErr w:type="spellEnd"/>
+      <w:r>
+        <w:rPr>
+          <w:rFonts w:ascii="Arial" w:eastAsia="Times New Roman" w:hAnsi="Arial" w:cs="Arial"/>
+          <w:kern w:val="0"/>
+          <w:sz w:val="26"/>
+          <w:szCs w:val="26"/>
+          <w:lang w:eastAsia="he-IL" w:bidi="he-IL"/>
+          <w14:ligatures w14:val="none"/>
+        </w:rPr>
+        <w:t xml:space="preserve"> }}</w:t>
       </w:r>
     </w:p>
     <w:p>
@@ -721,7 +812,31 @@
           <w:lang w:eastAsia="he-IL" w:bidi="he-IL"/>
           <w14:ligatures w14:val="none"/>
         </w:rPr>
-        <w:t>{{ db.claim_number }}</w:t>
+        <w:t xml:space="preserve">{{ </w:t>
+      </w:r>
+      <w:proofErr w:type="spellStart"/>
+      <w:r>
+        <w:rPr>
+          <w:rFonts w:ascii="Arial" w:eastAsia="Times New Roman" w:hAnsi="Arial" w:cs="Arial"/>
+          <w:kern w:val="0"/>
+          <w:sz w:val="26"/>
+          <w:szCs w:val="26"/>
+          <w:lang w:eastAsia="he-IL" w:bidi="he-IL"/>
+          <w14:ligatures w14:val="none"/>
+        </w:rPr>
+        <w:t>db.claim_number</w:t>
+      </w:r>
+      <w:proofErr w:type="spellEnd"/>
+      <w:r>
+        <w:rPr>
+          <w:rFonts w:ascii="Arial" w:eastAsia="Times New Roman" w:hAnsi="Arial" w:cs="Arial"/>
+          <w:kern w:val="0"/>
+          <w:sz w:val="26"/>
+          <w:szCs w:val="26"/>
+          <w:lang w:eastAsia="he-IL" w:bidi="he-IL"/>
+          <w14:ligatures w14:val="none"/>
+        </w:rPr>
+        <w:t xml:space="preserve"> }}</w:t>
       </w:r>
       <w:r>
         <w:rPr>
@@ -868,7 +983,55 @@
           <w:lang w:eastAsia="he-IL" w:bidi="he-IL"/>
           <w14:ligatures w14:val="none"/>
         </w:rPr>
-        <w:t>{{ ctx.injury_type or db.injury_type }}</w:t>
+        <w:t xml:space="preserve">{{ </w:t>
+      </w:r>
+      <w:proofErr w:type="spellStart"/>
+      <w:r>
+        <w:rPr>
+          <w:rFonts w:ascii="Arial" w:eastAsia="Times New Roman" w:hAnsi="Arial" w:cs="Arial"/>
+          <w:kern w:val="0"/>
+          <w:sz w:val="26"/>
+          <w:szCs w:val="26"/>
+          <w:lang w:eastAsia="he-IL" w:bidi="he-IL"/>
+          <w14:ligatures w14:val="none"/>
+        </w:rPr>
+        <w:t>ctx.injury_type</w:t>
+      </w:r>
+      <w:proofErr w:type="spellEnd"/>
+      <w:r>
+        <w:rPr>
+          <w:rFonts w:ascii="Arial" w:eastAsia="Times New Roman" w:hAnsi="Arial" w:cs="Arial"/>
+          <w:kern w:val="0"/>
+          <w:sz w:val="26"/>
+          <w:szCs w:val="26"/>
+          <w:lang w:eastAsia="he-IL" w:bidi="he-IL"/>
+          <w14:ligatures w14:val="none"/>
+        </w:rPr>
+        <w:t xml:space="preserve"> or </w:t>
+      </w:r>
+      <w:proofErr w:type="spellStart"/>
+      <w:r>
+        <w:rPr>
+          <w:rFonts w:ascii="Arial" w:eastAsia="Times New Roman" w:hAnsi="Arial" w:cs="Arial"/>
+          <w:kern w:val="0"/>
+          <w:sz w:val="26"/>
+          <w:szCs w:val="26"/>
+          <w:lang w:eastAsia="he-IL" w:bidi="he-IL"/>
+          <w14:ligatures w14:val="none"/>
+        </w:rPr>
+        <w:t>db.injury_type</w:t>
+      </w:r>
+      <w:proofErr w:type="spellEnd"/>
+      <w:r>
+        <w:rPr>
+          <w:rFonts w:ascii="Arial" w:eastAsia="Times New Roman" w:hAnsi="Arial" w:cs="Arial"/>
+          <w:kern w:val="0"/>
+          <w:sz w:val="26"/>
+          <w:szCs w:val="26"/>
+          <w:lang w:eastAsia="he-IL" w:bidi="he-IL"/>
+          <w14:ligatures w14:val="none"/>
+        </w:rPr>
+        <w:t xml:space="preserve"> }}</w:t>
       </w:r>
     </w:p>
     <w:p>
@@ -1030,7 +1193,27 @@
           <w:szCs w:val="26"/>
           <w:lang w:bidi="he-IL"/>
         </w:rPr>
-        <w:t>{{ db.full_name }}</w:t>
+        <w:t xml:space="preserve">{{ </w:t>
+      </w:r>
+      <w:proofErr w:type="spellStart"/>
+      <w:r>
+        <w:rPr>
+          <w:rFonts w:ascii="Arial" w:hAnsi="Arial" w:cs="Arial"/>
+          <w:sz w:val="26"/>
+          <w:szCs w:val="26"/>
+          <w:lang w:bidi="he-IL"/>
+        </w:rPr>
+        <w:t>db.full_name</w:t>
+      </w:r>
+      <w:proofErr w:type="spellEnd"/>
+      <w:r>
+        <w:rPr>
+          <w:rFonts w:ascii="Arial" w:hAnsi="Arial" w:cs="Arial"/>
+          <w:sz w:val="26"/>
+          <w:szCs w:val="26"/>
+          <w:lang w:bidi="he-IL"/>
+        </w:rPr>
+        <w:t xml:space="preserve"> }}</w:t>
       </w:r>
       <w:r>
         <w:rPr>
@@ -1097,7 +1280,27 @@
           <w:szCs w:val="26"/>
           <w:lang w:bidi="he-IL"/>
         </w:rPr>
-        <w:t>{{ db.birth_year }}</w:t>
+        <w:t xml:space="preserve">{{ </w:t>
+      </w:r>
+      <w:proofErr w:type="spellStart"/>
+      <w:r>
+        <w:rPr>
+          <w:rFonts w:ascii="Arial" w:hAnsi="Arial" w:cs="Arial"/>
+          <w:sz w:val="26"/>
+          <w:szCs w:val="26"/>
+          <w:lang w:bidi="he-IL"/>
+        </w:rPr>
+        <w:t>db.birth_year</w:t>
+      </w:r>
+      <w:proofErr w:type="spellEnd"/>
+      <w:r>
+        <w:rPr>
+          <w:rFonts w:ascii="Arial" w:hAnsi="Arial" w:cs="Arial"/>
+          <w:sz w:val="26"/>
+          <w:szCs w:val="26"/>
+          <w:lang w:bidi="he-IL"/>
+        </w:rPr>
+        <w:t xml:space="preserve"> }}</w:t>
       </w:r>
       <w:r>
         <w:rPr>
@@ -1255,7 +1458,27 @@
           <w:szCs w:val="26"/>
           <w:lang w:bidi="he-IL"/>
         </w:rPr>
-        <w:t>{{ ctx.activity_date_dots }}</w:t>
+        <w:t xml:space="preserve">{{ </w:t>
+      </w:r>
+      <w:proofErr w:type="spellStart"/>
+      <w:r>
+        <w:rPr>
+          <w:rFonts w:ascii="Arial" w:hAnsi="Arial" w:cs="Arial"/>
+          <w:sz w:val="26"/>
+          <w:szCs w:val="26"/>
+          <w:lang w:bidi="he-IL"/>
+        </w:rPr>
+        <w:t>ctx.activity_date_dots</w:t>
+      </w:r>
+      <w:proofErr w:type="spellEnd"/>
+      <w:r>
+        <w:rPr>
+          <w:rFonts w:ascii="Arial" w:hAnsi="Arial" w:cs="Arial"/>
+          <w:sz w:val="26"/>
+          <w:szCs w:val="26"/>
+          <w:lang w:bidi="he-IL"/>
+        </w:rPr>
+        <w:t xml:space="preserve"> }}</w:t>
       </w:r>
       <w:r>
         <w:rPr>
@@ -1550,7 +1773,27 @@
           <w:szCs w:val="26"/>
           <w:lang w:bidi="he-IL"/>
         </w:rPr>
-        <w:t>{{ ctx.activity_date_dots }}</w:t>
+        <w:t xml:space="preserve">{{ </w:t>
+      </w:r>
+      <w:proofErr w:type="spellStart"/>
+      <w:r>
+        <w:rPr>
+          <w:rFonts w:ascii="Arial" w:hAnsi="Arial" w:cs="Arial"/>
+          <w:sz w:val="26"/>
+          <w:szCs w:val="26"/>
+          <w:lang w:bidi="he-IL"/>
+        </w:rPr>
+        <w:t>ctx.activity_date_dots</w:t>
+      </w:r>
+      <w:proofErr w:type="spellEnd"/>
+      <w:r>
+        <w:rPr>
+          <w:rFonts w:ascii="Arial" w:hAnsi="Arial" w:cs="Arial"/>
+          <w:sz w:val="26"/>
+          <w:szCs w:val="26"/>
+          <w:lang w:bidi="he-IL"/>
+        </w:rPr>
+        <w:t xml:space="preserve"> }}</w:t>
       </w:r>
       <w:r>
         <w:rPr>
@@ -1609,7 +1852,27 @@
           <w:szCs w:val="26"/>
           <w:lang w:bidi="he-IL"/>
         </w:rPr>
-        <w:t>{{ ctx.surv_place }}</w:t>
+        <w:t xml:space="preserve">{{ </w:t>
+      </w:r>
+      <w:proofErr w:type="spellStart"/>
+      <w:r>
+        <w:rPr>
+          <w:rFonts w:ascii="Arial" w:hAnsi="Arial" w:cs="Arial"/>
+          <w:sz w:val="26"/>
+          <w:szCs w:val="26"/>
+          <w:lang w:bidi="he-IL"/>
+        </w:rPr>
+        <w:t>ctx.surv_place</w:t>
+      </w:r>
+      <w:proofErr w:type="spellEnd"/>
+      <w:r>
+        <w:rPr>
+          <w:rFonts w:ascii="Arial" w:hAnsi="Arial" w:cs="Arial"/>
+          <w:sz w:val="26"/>
+          <w:szCs w:val="26"/>
+          <w:lang w:bidi="he-IL"/>
+        </w:rPr>
+        <w:t xml:space="preserve"> }}</w:t>
       </w:r>
       <w:r>
         <w:rPr>
@@ -1638,7 +1901,27 @@
           <w:szCs w:val="26"/>
           <w:lang w:bidi="he-IL"/>
         </w:rPr>
-        <w:t>{{ ctx.surv_city }}</w:t>
+        <w:t xml:space="preserve">{{ </w:t>
+      </w:r>
+      <w:proofErr w:type="spellStart"/>
+      <w:r>
+        <w:rPr>
+          <w:rFonts w:ascii="Arial" w:hAnsi="Arial" w:cs="Arial"/>
+          <w:sz w:val="26"/>
+          <w:szCs w:val="26"/>
+          <w:lang w:bidi="he-IL"/>
+        </w:rPr>
+        <w:t>ctx.surv_city</w:t>
+      </w:r>
+      <w:proofErr w:type="spellEnd"/>
+      <w:r>
+        <w:rPr>
+          <w:rFonts w:ascii="Arial" w:hAnsi="Arial" w:cs="Arial"/>
+          <w:sz w:val="26"/>
+          <w:szCs w:val="26"/>
+          <w:lang w:bidi="he-IL"/>
+        </w:rPr>
+        <w:t xml:space="preserve"> }}</w:t>
       </w:r>
       <w:r>
         <w:rPr>
@@ -1676,6 +1959,35 @@
           <w:lang w:bidi="he-IL"/>
         </w:rPr>
       </w:pPr>
+      <w:r>
+        <w:rPr>
+          <w:rFonts w:ascii="Arial" w:hAnsi="Arial" w:cs="Arial"/>
+          <w:sz w:val="26"/>
+          <w:szCs w:val="26"/>
+          <w:rtl/>
+          <w:lang w:bidi="he-IL"/>
+        </w:rPr>
+        <w:t xml:space="preserve">{{ </w:t>
+      </w:r>
+      <w:r>
+        <w:rPr>
+          <w:rFonts w:ascii="Arial" w:hAnsi="Arial" w:cs="Arial"/>
+          <w:sz w:val="26"/>
+          <w:szCs w:val="26"/>
+          <w:lang w:bidi="he-IL"/>
+        </w:rPr>
+        <w:t>photo_s3</w:t>
+      </w:r>
+      <w:r>
+        <w:rPr>
+          <w:rFonts w:ascii="Arial" w:hAnsi="Arial" w:cs="Arial"/>
+          <w:sz w:val="26"/>
+          <w:szCs w:val="26"/>
+          <w:rtl/>
+          <w:lang w:bidi="he-IL"/>
+        </w:rPr>
+        <w:t xml:space="preserve"> }}</w:t>
+      </w:r>
     </w:p>
     <w:p>
       <w:pPr>

--- a/app/docx_templates/menora_siudi.docx
+++ b/app/docx_templates/menora_siudi.docx
@@ -1936,97 +1936,221 @@
     </w:p>
     <w:p>
       <w:pPr>
-        <w:bidi/>
-        <w:spacing w:line="360" w:lineRule="auto"/>
-        <w:rPr>
-          <w:rFonts w:ascii="Arial" w:hAnsi="Arial" w:cs="Arial"/>
-          <w:sz w:val="26"/>
-          <w:szCs w:val="26"/>
-          <w:rtl/>
-          <w:lang w:bidi="he-IL"/>
-        </w:rPr>
-      </w:pPr>
-    </w:p>
-    <w:p>
-      <w:pPr>
-        <w:bidi/>
-        <w:spacing w:line="360" w:lineRule="auto"/>
-        <w:rPr>
-          <w:rFonts w:ascii="Arial" w:hAnsi="Arial" w:cs="Arial"/>
-          <w:sz w:val="26"/>
-          <w:szCs w:val="26"/>
-          <w:rtl/>
-          <w:lang w:bidi="he-IL"/>
-        </w:rPr>
-      </w:pPr>
-      <w:r>
-        <w:rPr>
-          <w:rFonts w:ascii="Arial" w:hAnsi="Arial" w:cs="Arial"/>
-          <w:sz w:val="26"/>
-          <w:szCs w:val="26"/>
-          <w:rtl/>
-          <w:lang w:bidi="he-IL"/>
-        </w:rPr>
-        <w:t xml:space="preserve">{{ </w:t>
-      </w:r>
-      <w:r>
-        <w:rPr>
-          <w:rFonts w:ascii="Arial" w:hAnsi="Arial" w:cs="Arial"/>
-          <w:sz w:val="26"/>
-          <w:szCs w:val="26"/>
-          <w:lang w:bidi="he-IL"/>
-        </w:rPr>
-        <w:t>photo_s3</w:t>
-      </w:r>
-      <w:r>
-        <w:rPr>
-          <w:rFonts w:ascii="Arial" w:hAnsi="Arial" w:cs="Arial"/>
-          <w:sz w:val="26"/>
-          <w:szCs w:val="26"/>
-          <w:rtl/>
-          <w:lang w:bidi="he-IL"/>
-        </w:rPr>
-        <w:t xml:space="preserve"> }}</w:t>
-      </w:r>
-    </w:p>
-    <w:p>
-      <w:pPr>
-        <w:bidi/>
-        <w:spacing w:line="360" w:lineRule="auto"/>
-        <w:rPr>
-          <w:rFonts w:ascii="Arial" w:hAnsi="Arial" w:cs="Arial"/>
-          <w:sz w:val="26"/>
-          <w:szCs w:val="26"/>
-          <w:rtl/>
-          <w:lang w:bidi="he-IL"/>
-        </w:rPr>
-      </w:pPr>
-    </w:p>
-    <w:p>
-      <w:pPr>
-        <w:bidi/>
-        <w:spacing w:line="360" w:lineRule="auto"/>
-        <w:rPr>
-          <w:rFonts w:ascii="Arial" w:hAnsi="Arial" w:cs="Arial"/>
-          <w:sz w:val="26"/>
-          <w:szCs w:val="26"/>
-          <w:rtl/>
-          <w:lang w:bidi="he-IL"/>
-        </w:rPr>
-      </w:pPr>
-    </w:p>
-    <w:p>
-      <w:pPr>
         <w:pStyle w:val="NoSpacing"/>
         <w:spacing w:line="360" w:lineRule="auto"/>
         <w:ind w:left="1440" w:hanging="1440"/>
+        <w:jc w:val="right"/>
         <w:rPr>
           <w:rFonts w:asciiTheme="minorBidi" w:hAnsiTheme="minorBidi"/>
           <w:sz w:val="26"/>
           <w:szCs w:val="26"/>
-          <w:rtl/>
-        </w:rPr>
-      </w:pPr>
+        </w:rPr>
+      </w:pPr>
+      <w:r>
+        <w:rPr>
+          <w:rFonts w:asciiTheme="minorBidi" w:hAnsiTheme="minorBidi"/>
+          <w:sz w:val="26"/>
+          <w:szCs w:val="26"/>
+          <w:rtl/>
+        </w:rPr>
+        <w:t xml:space="preserve">{% </w:t>
+      </w:r>
+      <w:r>
+        <w:rPr>
+          <w:rFonts w:asciiTheme="minorBidi" w:hAnsiTheme="minorBidi"/>
+          <w:sz w:val="26"/>
+          <w:szCs w:val="26"/>
+        </w:rPr>
+        <w:t>if photos_s3</w:t>
+      </w:r>
+      <w:r>
+        <w:rPr>
+          <w:rFonts w:asciiTheme="minorBidi" w:hAnsiTheme="minorBidi"/>
+          <w:sz w:val="26"/>
+          <w:szCs w:val="26"/>
+          <w:rtl/>
+        </w:rPr>
+        <w:t xml:space="preserve"> %}</w:t>
+      </w:r>
+    </w:p>
+    <w:p>
+      <w:pPr>
+        <w:pStyle w:val="NoSpacing"/>
+        <w:spacing w:line="360" w:lineRule="auto"/>
+        <w:ind w:left="1440" w:hanging="1440"/>
+        <w:jc w:val="right"/>
+        <w:rPr>
+          <w:rFonts w:asciiTheme="minorBidi" w:hAnsiTheme="minorBidi"/>
+          <w:sz w:val="26"/>
+          <w:szCs w:val="26"/>
+        </w:rPr>
+      </w:pPr>
+      <w:r>
+        <w:rPr>
+          <w:rFonts w:asciiTheme="minorBidi" w:hAnsiTheme="minorBidi"/>
+          <w:sz w:val="26"/>
+          <w:szCs w:val="26"/>
+          <w:rtl/>
+        </w:rPr>
+        <w:t xml:space="preserve">{% </w:t>
+      </w:r>
+      <w:r>
+        <w:rPr>
+          <w:rFonts w:asciiTheme="minorBidi" w:hAnsiTheme="minorBidi"/>
+          <w:sz w:val="26"/>
+          <w:szCs w:val="26"/>
+        </w:rPr>
+        <w:t xml:space="preserve">for </w:t>
+      </w:r>
+      <w:proofErr w:type="spellStart"/>
+      <w:r>
+        <w:rPr>
+          <w:rFonts w:asciiTheme="minorBidi" w:hAnsiTheme="minorBidi"/>
+          <w:sz w:val="26"/>
+          <w:szCs w:val="26"/>
+        </w:rPr>
+        <w:t>img</w:t>
+      </w:r>
+      <w:proofErr w:type="spellEnd"/>
+      <w:r>
+        <w:rPr>
+          <w:rFonts w:asciiTheme="minorBidi" w:hAnsiTheme="minorBidi"/>
+          <w:sz w:val="26"/>
+          <w:szCs w:val="26"/>
+        </w:rPr>
+        <w:t xml:space="preserve"> in photos_s3</w:t>
+      </w:r>
+      <w:r>
+        <w:rPr>
+          <w:rFonts w:asciiTheme="minorBidi" w:hAnsiTheme="minorBidi"/>
+          <w:sz w:val="26"/>
+          <w:szCs w:val="26"/>
+          <w:rtl/>
+        </w:rPr>
+        <w:t xml:space="preserve"> %}</w:t>
+      </w:r>
+    </w:p>
+    <w:p>
+      <w:pPr>
+        <w:pStyle w:val="NoSpacing"/>
+        <w:spacing w:line="360" w:lineRule="auto"/>
+        <w:ind w:left="1440" w:hanging="1440"/>
+        <w:jc w:val="right"/>
+        <w:rPr>
+          <w:rFonts w:asciiTheme="minorBidi" w:hAnsiTheme="minorBidi"/>
+          <w:sz w:val="26"/>
+          <w:szCs w:val="26"/>
+        </w:rPr>
+      </w:pPr>
+      <w:r>
+        <w:rPr>
+          <w:rFonts w:asciiTheme="minorBidi" w:hAnsiTheme="minorBidi"/>
+          <w:sz w:val="26"/>
+          <w:szCs w:val="26"/>
+          <w:rtl/>
+        </w:rPr>
+        <w:t xml:space="preserve">{{ </w:t>
+      </w:r>
+      <w:proofErr w:type="spellStart"/>
+      <w:r>
+        <w:rPr>
+          <w:rFonts w:asciiTheme="minorBidi" w:hAnsiTheme="minorBidi"/>
+          <w:sz w:val="26"/>
+          <w:szCs w:val="26"/>
+        </w:rPr>
+        <w:t>img</w:t>
+      </w:r>
+      <w:proofErr w:type="spellEnd"/>
+      <w:r>
+        <w:rPr>
+          <w:rFonts w:asciiTheme="minorBidi" w:hAnsiTheme="minorBidi"/>
+          <w:sz w:val="26"/>
+          <w:szCs w:val="26"/>
+          <w:rtl/>
+        </w:rPr>
+        <w:t xml:space="preserve"> }}</w:t>
+      </w:r>
+    </w:p>
+    <w:p>
+      <w:pPr>
+        <w:pStyle w:val="NoSpacing"/>
+        <w:spacing w:line="360" w:lineRule="auto"/>
+        <w:ind w:left="1440" w:hanging="1440"/>
+        <w:jc w:val="right"/>
+        <w:rPr>
+          <w:rFonts w:asciiTheme="minorBidi" w:hAnsiTheme="minorBidi"/>
+          <w:sz w:val="26"/>
+          <w:szCs w:val="26"/>
+        </w:rPr>
+      </w:pPr>
+      <w:r>
+        <w:rPr>
+          <w:rFonts w:asciiTheme="minorBidi" w:hAnsiTheme="minorBidi"/>
+          <w:sz w:val="26"/>
+          <w:szCs w:val="26"/>
+          <w:rtl/>
+        </w:rPr>
+        <w:t xml:space="preserve">{% </w:t>
+      </w:r>
+      <w:proofErr w:type="spellStart"/>
+      <w:r>
+        <w:rPr>
+          <w:rFonts w:asciiTheme="minorBidi" w:hAnsiTheme="minorBidi"/>
+          <w:sz w:val="26"/>
+          <w:szCs w:val="26"/>
+        </w:rPr>
+        <w:t>endfor</w:t>
+      </w:r>
+      <w:proofErr w:type="spellEnd"/>
+      <w:r>
+        <w:rPr>
+          <w:rFonts w:asciiTheme="minorBidi" w:hAnsiTheme="minorBidi"/>
+          <w:sz w:val="26"/>
+          <w:szCs w:val="26"/>
+          <w:rtl/>
+        </w:rPr>
+        <w:t xml:space="preserve"> %}</w:t>
+      </w:r>
+    </w:p>
+    <w:p>
+      <w:pPr>
+        <w:pStyle w:val="NoSpacing"/>
+        <w:spacing w:line="360" w:lineRule="auto"/>
+        <w:ind w:left="1440" w:hanging="1440"/>
+        <w:jc w:val="right"/>
+        <w:rPr>
+          <w:rFonts w:asciiTheme="minorBidi" w:hAnsiTheme="minorBidi"/>
+          <w:sz w:val="26"/>
+          <w:szCs w:val="26"/>
+          <w:rtl/>
+        </w:rPr>
+      </w:pPr>
+      <w:r>
+        <w:rPr>
+          <w:rFonts w:asciiTheme="minorBidi" w:hAnsiTheme="minorBidi"/>
+          <w:sz w:val="26"/>
+          <w:szCs w:val="26"/>
+          <w:rtl/>
+        </w:rPr>
+        <w:t xml:space="preserve">{% </w:t>
+      </w:r>
+      <w:r>
+        <w:rPr>
+          <w:rFonts w:asciiTheme="minorBidi" w:hAnsiTheme="minorBidi"/>
+          <w:sz w:val="26"/>
+          <w:szCs w:val="26"/>
+        </w:rPr>
+        <w:t>endif</w:t>
+      </w:r>
+      <w:r>
+        <w:rPr>
+          <w:rFonts w:asciiTheme="minorBidi" w:hAnsiTheme="minorBidi"/>
+          <w:sz w:val="26"/>
+          <w:szCs w:val="26"/>
+          <w:rtl/>
+        </w:rPr>
+        <w:t xml:space="preserve"> %}</w:t>
+      </w:r>
       <w:r>
         <w:rPr>
           <w:rFonts w:asciiTheme="minorBidi" w:hAnsiTheme="minorBidi" w:hint="cs"/>

--- a/app/docx_templates/menora_siudi.docx
+++ b/app/docx_templates/menora_siudi.docx
@@ -47,7 +47,6 @@
         </w:rPr>
         <w:t xml:space="preserve"> </w:t>
       </w:r>
-      <w:proofErr w:type="gramStart"/>
       <w:r>
         <w:rPr>
           <w:rFonts w:ascii="Arial" w:eastAsia="Times New Roman" w:hAnsi="Arial" w:cs="Arial"/>
@@ -59,21 +58,7 @@
           <w:lang w:eastAsia="he-IL" w:bidi="he-IL"/>
           <w14:ligatures w14:val="none"/>
         </w:rPr>
-        <w:t>{{ now</w:t>
-      </w:r>
-      <w:proofErr w:type="gramEnd"/>
-      <w:r>
-        <w:rPr>
-          <w:rFonts w:ascii="Arial" w:eastAsia="Times New Roman" w:hAnsi="Arial" w:cs="Arial"/>
-          <w:b/>
-          <w:bCs/>
-          <w:kern w:val="0"/>
-          <w:sz w:val="26"/>
-          <w:szCs w:val="26"/>
-          <w:lang w:eastAsia="he-IL" w:bidi="he-IL"/>
-          <w14:ligatures w14:val="none"/>
-        </w:rPr>
-        <w:t xml:space="preserve"> }}</w:t>
+        <w:t>{{ now }}</w:t>
       </w:r>
     </w:p>
     <w:p>
@@ -1641,6 +1626,14 @@
         <w:spacing w:line="360" w:lineRule="auto"/>
         <w:rPr>
           <w:rFonts w:ascii="Arial" w:hAnsi="Arial" w:cs="Arial"/>
+          <w:sz w:val="26"/>
+          <w:szCs w:val="26"/>
+          <w:lang w:bidi="he-IL"/>
+        </w:rPr>
+      </w:pPr>
+      <w:r>
+        <w:rPr>
+          <w:rFonts w:ascii="Arial" w:hAnsi="Arial" w:cs="Arial" w:hint="cs"/>
           <w:b/>
           <w:bCs/>
           <w:sz w:val="26"/>
@@ -1649,531 +1642,372 @@
           <w:rtl/>
           <w:lang w:bidi="he-IL"/>
         </w:rPr>
-      </w:pPr>
+        <w:t>ממצאי החקירה</w:t>
+      </w:r>
+      <w:r>
+        <w:rPr>
+          <w:rFonts w:ascii="Arial" w:hAnsi="Arial" w:cs="Arial"/>
+          <w:b/>
+          <w:bCs/>
+          <w:sz w:val="26"/>
+          <w:szCs w:val="26"/>
+          <w:u w:val="single"/>
+          <w:lang w:bidi="he-IL"/>
+        </w:rPr>
+        <w:br/>
+      </w:r>
       <w:r>
         <w:rPr>
           <w:rFonts w:ascii="Arial" w:hAnsi="Arial" w:cs="Arial" w:hint="cs"/>
+          <w:sz w:val="26"/>
+          <w:szCs w:val="26"/>
+          <w:rtl/>
+          <w:lang w:bidi="he-IL"/>
+        </w:rPr>
+        <w:t>מדובר במבוטח\ת שטוען\ת למצב סיעודי ולהלן תמונותיו\ה מתאריך</w:t>
+      </w:r>
+      <w:r>
+        <w:rPr>
+          <w:rFonts w:ascii="Arial" w:hAnsi="Arial" w:cs="Arial"/>
+          <w:sz w:val="26"/>
+          <w:szCs w:val="26"/>
+          <w:lang w:bidi="he-IL"/>
+        </w:rPr>
+        <w:t xml:space="preserve">{{ </w:t>
+      </w:r>
+      <w:proofErr w:type="spellStart"/>
+      <w:r>
+        <w:rPr>
+          <w:rFonts w:ascii="Arial" w:hAnsi="Arial" w:cs="Arial"/>
+          <w:sz w:val="26"/>
+          <w:szCs w:val="26"/>
+          <w:lang w:bidi="he-IL"/>
+        </w:rPr>
+        <w:t>ctx.activity_date_dots</w:t>
+      </w:r>
+      <w:proofErr w:type="spellEnd"/>
+      <w:r>
+        <w:rPr>
+          <w:rFonts w:ascii="Arial" w:hAnsi="Arial" w:cs="Arial"/>
+          <w:sz w:val="26"/>
+          <w:szCs w:val="26"/>
+          <w:lang w:bidi="he-IL"/>
+        </w:rPr>
+        <w:t xml:space="preserve"> }}</w:t>
+      </w:r>
+      <w:r>
+        <w:rPr>
+          <w:rFonts w:ascii="Arial" w:hAnsi="Arial" w:cs="Arial" w:hint="cs"/>
+          <w:sz w:val="26"/>
+          <w:szCs w:val="26"/>
+          <w:rtl/>
+          <w:lang w:bidi="he-IL"/>
+        </w:rPr>
+        <w:t>.</w:t>
+      </w:r>
+      <w:r>
+        <w:rPr>
+          <w:rFonts w:ascii="Arial" w:hAnsi="Arial" w:cs="Arial"/>
+          <w:sz w:val="26"/>
+          <w:szCs w:val="26"/>
+          <w:rtl/>
+          <w:lang w:bidi="he-IL"/>
+        </w:rPr>
+        <w:br/>
+      </w:r>
+      <w:r>
+        <w:rPr>
+          <w:rFonts w:ascii="Arial" w:hAnsi="Arial" w:cs="Arial" w:hint="cs"/>
+          <w:sz w:val="26"/>
+          <w:szCs w:val="26"/>
+          <w:rtl/>
+          <w:lang w:bidi="he-IL"/>
+        </w:rPr>
+        <w:t xml:space="preserve">תמונות של המבוטח\ת </w:t>
+      </w:r>
+      <w:r>
+        <w:rPr>
+          <w:rFonts w:ascii="Arial" w:hAnsi="Arial" w:cs="Arial" w:hint="cs"/>
+          <w:sz w:val="26"/>
+          <w:szCs w:val="26"/>
+          <w:rtl/>
+          <w:lang w:bidi="he-IL"/>
+        </w:rPr>
+        <w:t>ב</w:t>
+      </w:r>
+      <w:r>
+        <w:rPr>
+          <w:rFonts w:ascii="Arial" w:hAnsi="Arial" w:cs="Arial"/>
+          <w:sz w:val="26"/>
+          <w:szCs w:val="26"/>
+          <w:lang w:bidi="he-IL"/>
+        </w:rPr>
+        <w:t xml:space="preserve">{{ </w:t>
+      </w:r>
+      <w:proofErr w:type="spellStart"/>
+      <w:r>
+        <w:rPr>
+          <w:rFonts w:ascii="Arial" w:hAnsi="Arial" w:cs="Arial"/>
+          <w:sz w:val="26"/>
+          <w:szCs w:val="26"/>
+          <w:lang w:bidi="he-IL"/>
+        </w:rPr>
+        <w:t>ctx.surv_place</w:t>
+      </w:r>
+      <w:proofErr w:type="spellEnd"/>
+      <w:r>
+        <w:rPr>
+          <w:rFonts w:ascii="Arial" w:hAnsi="Arial" w:cs="Arial"/>
+          <w:sz w:val="26"/>
+          <w:szCs w:val="26"/>
+          <w:lang w:bidi="he-IL"/>
+        </w:rPr>
+        <w:t xml:space="preserve"> }}</w:t>
+      </w:r>
+      <w:r>
+        <w:rPr>
+          <w:rFonts w:ascii="Arial" w:hAnsi="Arial" w:cs="Arial" w:hint="cs"/>
+          <w:sz w:val="26"/>
+          <w:szCs w:val="26"/>
+          <w:rtl/>
+          <w:lang w:bidi="he-IL"/>
+        </w:rPr>
+        <w:t>, ב</w:t>
+      </w:r>
+      <w:r>
+        <w:rPr>
+          <w:rFonts w:ascii="Arial" w:hAnsi="Arial" w:cs="Arial"/>
+          <w:sz w:val="26"/>
+          <w:szCs w:val="26"/>
+          <w:lang w:bidi="he-IL"/>
+        </w:rPr>
+        <w:t xml:space="preserve">{{ </w:t>
+      </w:r>
+      <w:proofErr w:type="spellStart"/>
+      <w:r>
+        <w:rPr>
+          <w:rFonts w:ascii="Arial" w:hAnsi="Arial" w:cs="Arial"/>
+          <w:sz w:val="26"/>
+          <w:szCs w:val="26"/>
+          <w:lang w:bidi="he-IL"/>
+        </w:rPr>
+        <w:t>ctx.surv_city</w:t>
+      </w:r>
+      <w:proofErr w:type="spellEnd"/>
+      <w:r>
+        <w:rPr>
+          <w:rFonts w:ascii="Arial" w:hAnsi="Arial" w:cs="Arial"/>
+          <w:sz w:val="26"/>
+          <w:szCs w:val="26"/>
+          <w:lang w:bidi="he-IL"/>
+        </w:rPr>
+        <w:t xml:space="preserve"> }}</w:t>
+      </w:r>
+      <w:r>
+        <w:rPr>
+          <w:rFonts w:ascii="Arial" w:hAnsi="Arial" w:cs="Arial" w:hint="cs"/>
+          <w:sz w:val="26"/>
+          <w:szCs w:val="26"/>
+          <w:rtl/>
+          <w:lang w:bidi="he-IL"/>
+        </w:rPr>
+        <w:t>.</w:t>
+      </w:r>
+      <w:r>
+        <w:rPr>
+          <w:rFonts w:ascii="Arial" w:hAnsi="Arial" w:cs="Arial"/>
           <w:b/>
           <w:bCs/>
           <w:sz w:val="26"/>
           <w:szCs w:val="26"/>
           <w:u w:val="single"/>
-          <w:rtl/>
-          <w:lang w:bidi="he-IL"/>
-        </w:rPr>
-        <w:t>ממצאי החקירה</w:t>
+          <w:lang w:bidi="he-IL"/>
+        </w:rPr>
+        <w:br/>
       </w:r>
     </w:p>
     <w:p>
       <w:pPr>
-        <w:bidi/>
-        <w:spacing w:line="360" w:lineRule="auto"/>
-        <w:rPr>
-          <w:rFonts w:ascii="Arial" w:hAnsi="Arial" w:cs="Arial"/>
-          <w:sz w:val="26"/>
-          <w:szCs w:val="26"/>
-          <w:rtl/>
-          <w:lang w:bidi="he-IL"/>
-        </w:rPr>
-      </w:pPr>
-      <w:r>
-        <w:rPr>
-          <w:rFonts w:ascii="Arial" w:hAnsi="Arial" w:cs="Arial" w:hint="cs"/>
-          <w:sz w:val="26"/>
-          <w:szCs w:val="26"/>
-          <w:rtl/>
-          <w:lang w:bidi="he-IL"/>
-        </w:rPr>
-        <w:t>מדובר במבוטח</w:t>
-      </w:r>
-      <w:r>
-        <w:rPr>
-          <w:rFonts w:ascii="Arial" w:hAnsi="Arial" w:cs="Arial" w:hint="cs"/>
-          <w:sz w:val="26"/>
-          <w:szCs w:val="26"/>
-          <w:rtl/>
-          <w:lang w:bidi="he-IL"/>
-        </w:rPr>
-        <w:t>\ת</w:t>
-      </w:r>
-      <w:r>
-        <w:rPr>
-          <w:rFonts w:ascii="Arial" w:hAnsi="Arial" w:cs="Arial" w:hint="cs"/>
-          <w:sz w:val="26"/>
-          <w:szCs w:val="26"/>
-          <w:rtl/>
-          <w:lang w:bidi="he-IL"/>
-        </w:rPr>
-        <w:t xml:space="preserve"> שטוע</w:t>
-      </w:r>
-      <w:r>
-        <w:rPr>
-          <w:rFonts w:ascii="Arial" w:hAnsi="Arial" w:cs="Arial" w:hint="cs"/>
-          <w:sz w:val="26"/>
-          <w:szCs w:val="26"/>
-          <w:rtl/>
-          <w:lang w:bidi="he-IL"/>
-        </w:rPr>
-        <w:t>ן\ת</w:t>
-      </w:r>
-      <w:r>
-        <w:rPr>
-          <w:rFonts w:ascii="Arial" w:hAnsi="Arial" w:cs="Arial" w:hint="cs"/>
-          <w:sz w:val="26"/>
-          <w:szCs w:val="26"/>
-          <w:rtl/>
-          <w:lang w:bidi="he-IL"/>
-        </w:rPr>
-        <w:t xml:space="preserve"> למצב </w:t>
-      </w:r>
-      <w:r>
-        <w:rPr>
-          <w:rFonts w:ascii="Arial" w:hAnsi="Arial" w:cs="Arial" w:hint="cs"/>
-          <w:sz w:val="26"/>
-          <w:szCs w:val="26"/>
-          <w:rtl/>
-          <w:lang w:bidi="he-IL"/>
-        </w:rPr>
-        <w:t>סיעודי ולהלן תמונותיו</w:t>
-      </w:r>
-      <w:r>
-        <w:rPr>
-          <w:rFonts w:ascii="Arial" w:hAnsi="Arial" w:cs="Arial" w:hint="cs"/>
-          <w:sz w:val="26"/>
-          <w:szCs w:val="26"/>
-          <w:rtl/>
-          <w:lang w:bidi="he-IL"/>
-        </w:rPr>
-        <w:t>\ה</w:t>
-      </w:r>
-      <w:r>
-        <w:rPr>
-          <w:rFonts w:ascii="Arial" w:hAnsi="Arial" w:cs="Arial" w:hint="cs"/>
-          <w:sz w:val="26"/>
-          <w:szCs w:val="26"/>
-          <w:rtl/>
-          <w:lang w:bidi="he-IL"/>
-        </w:rPr>
-        <w:t xml:space="preserve"> מתאריך</w:t>
-      </w:r>
-      <w:r>
-        <w:rPr>
-          <w:rFonts w:ascii="Arial" w:hAnsi="Arial" w:cs="Arial" w:hint="cs"/>
-          <w:sz w:val="26"/>
-          <w:szCs w:val="26"/>
-          <w:rtl/>
-          <w:lang w:bidi="he-IL"/>
-        </w:rPr>
-        <w:t xml:space="preserve"> </w:t>
-      </w:r>
-      <w:r>
-        <w:rPr>
-          <w:rFonts w:ascii="Arial" w:hAnsi="Arial" w:cs="Arial"/>
-          <w:sz w:val="26"/>
-          <w:szCs w:val="26"/>
-          <w:lang w:bidi="he-IL"/>
-        </w:rPr>
-        <w:t xml:space="preserve">{{ </w:t>
+        <w:jc w:val="right"/>
+      </w:pPr>
+      <w:r>
+        <w:rPr>
+          <w:rFonts w:ascii="Arial" w:hAnsi="Arial" w:cs="Arial"/>
+          <w:sz w:val="26"/>
+          <w:szCs w:val="26"/>
+          <w:lang w:bidi="he-IL"/>
+        </w:rPr>
+        <w:br/>
+      </w:r>
+      <w:r>
+        <w:rPr>
+          <w:rFonts w:ascii="Arial" w:hAnsi="Arial" w:cs="Arial"/>
+          <w:sz w:val="26"/>
+          <w:szCs w:val="26"/>
+          <w:lang w:bidi="he-IL"/>
+        </w:rPr>
+        <w:br/>
+      </w:r>
+      <w:r>
+        <w:t xml:space="preserve">{% if </w:t>
       </w:r>
       <w:proofErr w:type="spellStart"/>
       <w:r>
-        <w:rPr>
-          <w:rFonts w:ascii="Arial" w:hAnsi="Arial" w:cs="Arial"/>
-          <w:sz w:val="26"/>
-          <w:szCs w:val="26"/>
-          <w:lang w:bidi="he-IL"/>
-        </w:rPr>
-        <w:t>ctx.activity_date_dots</w:t>
+        <w:t>land_images</w:t>
       </w:r>
       <w:proofErr w:type="spellEnd"/>
       <w:r>
-        <w:rPr>
-          <w:rFonts w:ascii="Arial" w:hAnsi="Arial" w:cs="Arial"/>
-          <w:sz w:val="26"/>
-          <w:szCs w:val="26"/>
-          <w:lang w:bidi="he-IL"/>
-        </w:rPr>
-        <w:t xml:space="preserve"> }}</w:t>
-      </w:r>
-      <w:r>
-        <w:rPr>
-          <w:rFonts w:ascii="Arial" w:hAnsi="Arial" w:cs="Arial" w:hint="cs"/>
-          <w:sz w:val="26"/>
-          <w:szCs w:val="26"/>
-          <w:rtl/>
-          <w:lang w:bidi="he-IL"/>
-        </w:rPr>
-        <w:t>.</w:t>
-      </w:r>
-      <w:r>
-        <w:rPr>
-          <w:rFonts w:ascii="Arial" w:hAnsi="Arial" w:cs="Arial"/>
-          <w:sz w:val="26"/>
-          <w:szCs w:val="26"/>
-          <w:rtl/>
-          <w:lang w:bidi="he-IL"/>
-        </w:rPr>
-        <w:br/>
-      </w:r>
-      <w:r>
-        <w:rPr>
-          <w:rFonts w:ascii="Arial" w:hAnsi="Arial" w:cs="Arial" w:hint="cs"/>
-          <w:sz w:val="26"/>
-          <w:szCs w:val="26"/>
-          <w:rtl/>
-          <w:lang w:bidi="he-IL"/>
-        </w:rPr>
-        <w:t>תמונות של המבוטח</w:t>
-      </w:r>
-      <w:r>
-        <w:rPr>
-          <w:rFonts w:ascii="Arial" w:hAnsi="Arial" w:cs="Arial" w:hint="cs"/>
-          <w:sz w:val="26"/>
-          <w:szCs w:val="26"/>
-          <w:rtl/>
-          <w:lang w:bidi="he-IL"/>
-        </w:rPr>
-        <w:t>\ת</w:t>
-      </w:r>
-      <w:r>
-        <w:rPr>
-          <w:rFonts w:ascii="Arial" w:hAnsi="Arial" w:cs="Arial" w:hint="cs"/>
-          <w:sz w:val="26"/>
-          <w:szCs w:val="26"/>
-          <w:rtl/>
-          <w:lang w:bidi="he-IL"/>
-        </w:rPr>
-        <w:t xml:space="preserve"> ב</w:t>
-      </w:r>
-      <w:r>
-        <w:rPr>
-          <w:rFonts w:ascii="Arial" w:hAnsi="Arial" w:cs="Arial"/>
-          <w:sz w:val="26"/>
-          <w:szCs w:val="26"/>
-          <w:lang w:bidi="he-IL"/>
-        </w:rPr>
-        <w:t xml:space="preserve">{{ </w:t>
-      </w:r>
-      <w:proofErr w:type="spellStart"/>
-      <w:r>
-        <w:rPr>
-          <w:rFonts w:ascii="Arial" w:hAnsi="Arial" w:cs="Arial"/>
-          <w:sz w:val="26"/>
-          <w:szCs w:val="26"/>
-          <w:lang w:bidi="he-IL"/>
-        </w:rPr>
-        <w:t>ctx.surv_place</w:t>
-      </w:r>
-      <w:proofErr w:type="spellEnd"/>
-      <w:r>
-        <w:rPr>
-          <w:rFonts w:ascii="Arial" w:hAnsi="Arial" w:cs="Arial"/>
-          <w:sz w:val="26"/>
-          <w:szCs w:val="26"/>
-          <w:lang w:bidi="he-IL"/>
-        </w:rPr>
-        <w:t xml:space="preserve"> }}</w:t>
-      </w:r>
-      <w:r>
-        <w:rPr>
-          <w:rFonts w:ascii="Arial" w:hAnsi="Arial" w:cs="Arial" w:hint="cs"/>
-          <w:sz w:val="26"/>
-          <w:szCs w:val="26"/>
-          <w:rtl/>
-          <w:lang w:bidi="he-IL"/>
-        </w:rPr>
-        <w:t>,</w:t>
-      </w:r>
-      <w:r>
-        <w:rPr>
-          <w:rFonts w:ascii="Arial" w:hAnsi="Arial" w:cs="Arial" w:hint="cs"/>
-          <w:sz w:val="26"/>
-          <w:szCs w:val="26"/>
-          <w:rtl/>
-          <w:lang w:bidi="he-IL"/>
-        </w:rPr>
-        <w:t xml:space="preserve"> ב</w:t>
-      </w:r>
-      <w:r>
-        <w:rPr>
-          <w:rFonts w:ascii="Arial" w:hAnsi="Arial" w:cs="Arial"/>
-          <w:sz w:val="26"/>
-          <w:szCs w:val="26"/>
-          <w:lang w:bidi="he-IL"/>
-        </w:rPr>
-        <w:t xml:space="preserve">{{ </w:t>
-      </w:r>
-      <w:proofErr w:type="spellStart"/>
-      <w:r>
-        <w:rPr>
-          <w:rFonts w:ascii="Arial" w:hAnsi="Arial" w:cs="Arial"/>
-          <w:sz w:val="26"/>
-          <w:szCs w:val="26"/>
-          <w:lang w:bidi="he-IL"/>
-        </w:rPr>
-        <w:t>ctx.surv_city</w:t>
-      </w:r>
-      <w:proofErr w:type="spellEnd"/>
-      <w:r>
-        <w:rPr>
-          <w:rFonts w:ascii="Arial" w:hAnsi="Arial" w:cs="Arial"/>
-          <w:sz w:val="26"/>
-          <w:szCs w:val="26"/>
-          <w:lang w:bidi="he-IL"/>
-        </w:rPr>
-        <w:t xml:space="preserve"> }}</w:t>
-      </w:r>
-      <w:r>
-        <w:rPr>
-          <w:rFonts w:ascii="Arial" w:hAnsi="Arial" w:cs="Arial" w:hint="cs"/>
-          <w:sz w:val="26"/>
-          <w:szCs w:val="26"/>
-          <w:rtl/>
-          <w:lang w:bidi="he-IL"/>
-        </w:rPr>
-        <w:t>.</w:t>
+        <w:t xml:space="preserve"> %}</w:t>
       </w:r>
     </w:p>
     <w:p>
       <w:pPr>
-        <w:pStyle w:val="NoSpacing"/>
-        <w:spacing w:line="360" w:lineRule="auto"/>
-        <w:ind w:left="1440" w:hanging="1440"/>
-        <w:jc w:val="right"/>
-        <w:rPr>
-          <w:rFonts w:asciiTheme="minorBidi" w:hAnsiTheme="minorBidi"/>
-          <w:sz w:val="26"/>
-          <w:szCs w:val="26"/>
-        </w:rPr>
-      </w:pPr>
-      <w:r>
-        <w:rPr>
-          <w:rFonts w:asciiTheme="minorBidi" w:hAnsiTheme="minorBidi"/>
-          <w:sz w:val="26"/>
-          <w:szCs w:val="26"/>
-          <w:rtl/>
-        </w:rPr>
-        <w:t xml:space="preserve">{% </w:t>
-      </w:r>
-      <w:r>
-        <w:rPr>
-          <w:rFonts w:asciiTheme="minorBidi" w:hAnsiTheme="minorBidi"/>
-          <w:sz w:val="26"/>
-          <w:szCs w:val="26"/>
-        </w:rPr>
-        <w:t>if photos_s3</w:t>
-      </w:r>
-      <w:r>
-        <w:rPr>
-          <w:rFonts w:asciiTheme="minorBidi" w:hAnsiTheme="minorBidi"/>
-          <w:sz w:val="26"/>
-          <w:szCs w:val="26"/>
-          <w:rtl/>
-        </w:rPr>
+        <w:jc w:val="center"/>
+      </w:pPr>
+      <w:r>
+        <w:t xml:space="preserve">{% for </w:t>
+      </w:r>
+      <w:proofErr w:type="spellStart"/>
+      <w:r>
+        <w:t>img</w:t>
+      </w:r>
+      <w:proofErr w:type="spellEnd"/>
+      <w:r>
+        <w:t xml:space="preserve"> in </w:t>
+      </w:r>
+      <w:proofErr w:type="spellStart"/>
+      <w:r>
+        <w:t>land_images</w:t>
+      </w:r>
+      <w:proofErr w:type="spellEnd"/>
+      <w:r>
+        <w:t xml:space="preserve"> %}{{ </w:t>
+      </w:r>
+      <w:proofErr w:type="spellStart"/>
+      <w:r>
+        <w:t>img</w:t>
+      </w:r>
+      <w:proofErr w:type="spellEnd"/>
+      <w:r>
+        <w:t xml:space="preserve"> }}</w:t>
+      </w:r>
+      <w:r>
+        <w:t xml:space="preserve">{% if not </w:t>
+      </w:r>
+      <w:proofErr w:type="spellStart"/>
+      <w:r>
+        <w:t>loop.last</w:t>
+      </w:r>
+      <w:proofErr w:type="spellEnd"/>
+      <w:r>
         <w:t xml:space="preserve"> %}</w:t>
       </w:r>
     </w:p>
     <w:p>
       <w:pPr>
-        <w:pStyle w:val="NoSpacing"/>
-        <w:spacing w:line="360" w:lineRule="auto"/>
-        <w:ind w:left="1440" w:hanging="1440"/>
-        <w:jc w:val="right"/>
-        <w:rPr>
-          <w:rFonts w:asciiTheme="minorBidi" w:hAnsiTheme="minorBidi"/>
-          <w:sz w:val="26"/>
-          <w:szCs w:val="26"/>
-        </w:rPr>
-      </w:pPr>
-      <w:r>
-        <w:rPr>
-          <w:rFonts w:asciiTheme="minorBidi" w:hAnsiTheme="minorBidi"/>
-          <w:sz w:val="26"/>
-          <w:szCs w:val="26"/>
-          <w:rtl/>
-        </w:rPr>
-        <w:t xml:space="preserve">{% </w:t>
-      </w:r>
-      <w:r>
-        <w:rPr>
-          <w:rFonts w:asciiTheme="minorBidi" w:hAnsiTheme="minorBidi"/>
-          <w:sz w:val="26"/>
-          <w:szCs w:val="26"/>
-        </w:rPr>
-        <w:t xml:space="preserve">for </w:t>
-      </w:r>
-      <w:proofErr w:type="spellStart"/>
-      <w:r>
-        <w:rPr>
-          <w:rFonts w:asciiTheme="minorBidi" w:hAnsiTheme="minorBidi"/>
-          <w:sz w:val="26"/>
-          <w:szCs w:val="26"/>
-        </w:rPr>
-        <w:t>img</w:t>
-      </w:r>
-      <w:proofErr w:type="spellEnd"/>
-      <w:r>
-        <w:rPr>
-          <w:rFonts w:asciiTheme="minorBidi" w:hAnsiTheme="minorBidi"/>
-          <w:sz w:val="26"/>
-          <w:szCs w:val="26"/>
-        </w:rPr>
-        <w:t xml:space="preserve"> in photos_s3</w:t>
-      </w:r>
-      <w:r>
-        <w:rPr>
-          <w:rFonts w:asciiTheme="minorBidi" w:hAnsiTheme="minorBidi"/>
-          <w:sz w:val="26"/>
-          <w:szCs w:val="26"/>
-          <w:rtl/>
-        </w:rPr>
-        <w:t xml:space="preserve"> %}</w:t>
-      </w:r>
+        <w:jc w:val="center"/>
+      </w:pPr>
     </w:p>
     <w:p>
       <w:pPr>
-        <w:pStyle w:val="NoSpacing"/>
-        <w:spacing w:line="360" w:lineRule="auto"/>
-        <w:ind w:left="1440" w:hanging="1440"/>
-        <w:jc w:val="right"/>
-        <w:rPr>
-          <w:rFonts w:asciiTheme="minorBidi" w:hAnsiTheme="minorBidi"/>
-          <w:sz w:val="26"/>
-          <w:szCs w:val="26"/>
-        </w:rPr>
-      </w:pPr>
-      <w:r>
-        <w:rPr>
-          <w:rFonts w:asciiTheme="minorBidi" w:hAnsiTheme="minorBidi"/>
-          <w:sz w:val="26"/>
-          <w:szCs w:val="26"/>
-          <w:rtl/>
-        </w:rPr>
-        <w:t xml:space="preserve">{{ </w:t>
-      </w:r>
-      <w:proofErr w:type="spellStart"/>
-      <w:r>
-        <w:rPr>
-          <w:rFonts w:asciiTheme="minorBidi" w:hAnsiTheme="minorBidi"/>
-          <w:sz w:val="26"/>
-          <w:szCs w:val="26"/>
-        </w:rPr>
-        <w:t>img</w:t>
-      </w:r>
-      <w:proofErr w:type="spellEnd"/>
-      <w:r>
-        <w:rPr>
-          <w:rFonts w:asciiTheme="minorBidi" w:hAnsiTheme="minorBidi"/>
-          <w:sz w:val="26"/>
-          <w:szCs w:val="26"/>
-          <w:rtl/>
-        </w:rPr>
-        <w:t xml:space="preserve"> }}</w:t>
-      </w:r>
+        <w:jc w:val="center"/>
+      </w:pPr>
     </w:p>
     <w:p>
       <w:pPr>
-        <w:pStyle w:val="NoSpacing"/>
-        <w:spacing w:line="360" w:lineRule="auto"/>
-        <w:ind w:left="1440" w:hanging="1440"/>
-        <w:jc w:val="right"/>
-        <w:rPr>
-          <w:rFonts w:asciiTheme="minorBidi" w:hAnsiTheme="minorBidi"/>
-          <w:sz w:val="26"/>
-          <w:szCs w:val="26"/>
-        </w:rPr>
-      </w:pPr>
-      <w:r>
-        <w:rPr>
-          <w:rFonts w:asciiTheme="minorBidi" w:hAnsiTheme="minorBidi"/>
-          <w:sz w:val="26"/>
-          <w:szCs w:val="26"/>
-          <w:rtl/>
-        </w:rPr>
+        <w:jc w:val="center"/>
+      </w:pPr>
+      <w:r>
+        <w:t>{% endif %}</w:t>
+      </w:r>
+      <w:r>
         <w:t xml:space="preserve">{% </w:t>
       </w:r>
       <w:proofErr w:type="spellStart"/>
       <w:r>
-        <w:rPr>
-          <w:rFonts w:asciiTheme="minorBidi" w:hAnsiTheme="minorBidi"/>
-          <w:sz w:val="26"/>
-          <w:szCs w:val="26"/>
-        </w:rPr>
         <w:t>endfor</w:t>
       </w:r>
       <w:proofErr w:type="spellEnd"/>
       <w:r>
-        <w:rPr>
-          <w:rFonts w:asciiTheme="minorBidi" w:hAnsiTheme="minorBidi"/>
-          <w:sz w:val="26"/>
-          <w:szCs w:val="26"/>
-          <w:rtl/>
-        </w:rPr>
         <w:t xml:space="preserve"> %}</w:t>
       </w:r>
     </w:p>
     <w:p>
-      <w:pPr>
-        <w:pStyle w:val="NoSpacing"/>
-        <w:spacing w:line="360" w:lineRule="auto"/>
-        <w:ind w:left="1440" w:hanging="1440"/>
-        <w:jc w:val="right"/>
-        <w:rPr>
-          <w:rFonts w:asciiTheme="minorBidi" w:hAnsiTheme="minorBidi"/>
-          <w:sz w:val="26"/>
-          <w:szCs w:val="26"/>
-          <w:rtl/>
-        </w:rPr>
-      </w:pPr>
-      <w:r>
-        <w:rPr>
-          <w:rFonts w:asciiTheme="minorBidi" w:hAnsiTheme="minorBidi"/>
-          <w:sz w:val="26"/>
-          <w:szCs w:val="26"/>
-          <w:rtl/>
-        </w:rPr>
-        <w:t xml:space="preserve">{% </w:t>
-      </w:r>
-      <w:r>
-        <w:rPr>
-          <w:rFonts w:asciiTheme="minorBidi" w:hAnsiTheme="minorBidi"/>
-          <w:sz w:val="26"/>
-          <w:szCs w:val="26"/>
-        </w:rPr>
-        <w:t>endif</w:t>
-      </w:r>
-      <w:r>
-        <w:rPr>
-          <w:rFonts w:asciiTheme="minorBidi" w:hAnsiTheme="minorBidi"/>
-          <w:sz w:val="26"/>
-          <w:szCs w:val="26"/>
-          <w:rtl/>
-        </w:rPr>
-        <w:t xml:space="preserve"> %}</w:t>
-      </w:r>
-      <w:r>
-        <w:rPr>
-          <w:rFonts w:asciiTheme="minorBidi" w:hAnsiTheme="minorBidi" w:hint="cs"/>
-          <w:sz w:val="26"/>
-          <w:szCs w:val="26"/>
-          <w:rtl/>
-        </w:rPr>
-        <w:t xml:space="preserve">  </w:t>
-      </w:r>
-      <w:bookmarkStart w:id="0" w:name="_Hlk198631539"/>
+      <w:r>
+        <w:t>{% endif %}</w:t>
+      </w:r>
     </w:p>
     <w:p>
-      <w:pPr>
-        <w:pStyle w:val="NoSpacing"/>
-        <w:spacing w:line="360" w:lineRule="auto"/>
-        <w:ind w:left="1440" w:hanging="1440"/>
-        <w:rPr>
-          <w:rFonts w:asciiTheme="minorBidi" w:hAnsiTheme="minorBidi"/>
-          <w:sz w:val="26"/>
-          <w:szCs w:val="26"/>
-          <w:rtl/>
-        </w:rPr>
-      </w:pPr>
+      <w:r>
+        <w:t xml:space="preserve">{% if </w:t>
+      </w:r>
+      <w:proofErr w:type="spellStart"/>
+      <w:r>
+        <w:t>port_pairs</w:t>
+      </w:r>
+      <w:proofErr w:type="spellEnd"/>
+      <w:r>
+        <w:t xml:space="preserve"> %}</w:t>
+      </w:r>
+    </w:p>
+    <w:tbl>
+      <w:tblPr>
+        <w:tblW w:w="0" w:type="auto"/>
+        <w:tblLook w:val="04A0" w:firstRow="1" w:lastRow="0" w:firstColumn="1" w:lastColumn="0" w:noHBand="0" w:noVBand="1"/>
+      </w:tblPr>
+      <w:tblGrid>
+        <w:gridCol w:w="4986"/>
+        <w:gridCol w:w="4986"/>
+      </w:tblGrid>
+      <w:tr>
+        <w:tc>
+          <w:tcPr>
+            <w:tcW w:w="4986" w:type="dxa"/>
+          </w:tcPr>
+          <w:p>
+            <w:pPr>
+              <w:jc w:val="center"/>
+            </w:pPr>
+            <w:r>
+              <w:t xml:space="preserve">{% for row in </w:t>
+            </w:r>
+            <w:proofErr w:type="spellStart"/>
+            <w:r>
+              <w:t>port_pairs</w:t>
+            </w:r>
+            <w:proofErr w:type="spellEnd"/>
+            <w:r>
+              <w:t xml:space="preserve"> %}{{ row[0] or '' }}</w:t>
+            </w:r>
+          </w:p>
+        </w:tc>
+        <w:tc>
+          <w:tcPr>
+            <w:tcW w:w="4986" w:type="dxa"/>
+          </w:tcPr>
+          <w:p>
+            <w:pPr>
+              <w:jc w:val="center"/>
+            </w:pPr>
+            <w:r>
+              <w:t xml:space="preserve">{{ row[1] or '' }}{% </w:t>
+            </w:r>
+            <w:proofErr w:type="spellStart"/>
+            <w:r>
+              <w:t>endfor</w:t>
+            </w:r>
+            <w:proofErr w:type="spellEnd"/>
+            <w:r>
+              <w:t xml:space="preserve"> %}</w:t>
+            </w:r>
+          </w:p>
+        </w:tc>
+      </w:tr>
+    </w:tbl>
+    <w:p>
+      <w:r>
+        <w:t>{% endif %}</w:t>
+      </w:r>
     </w:p>
     <w:p>
       <w:pPr>
@@ -2193,6 +2027,7 @@
           <w:rtl/>
         </w:rPr>
       </w:pPr>
+      <w:bookmarkStart w:id="0" w:name="_Hlk198631539"/>
       <w:r>
         <w:rPr>
           <w:rFonts w:asciiTheme="minorHAnsi" w:hAnsiTheme="minorHAnsi" w:cstheme="minorHAnsi" w:hint="cs"/>

--- a/app/docx_templates/menora_siudi.docx
+++ b/app/docx_templates/menora_siudi.docx
@@ -1149,7 +1149,38 @@
           <w:rtl/>
           <w:lang w:bidi="he-IL"/>
         </w:rPr>
-        <w:t>המדובר במבוטח</w:t>
+        <w:t>המדובר ב</w:t>
+      </w:r>
+      <w:r>
+        <w:rPr>
+          <w:rFonts w:ascii="Arial" w:hAnsi="Arial" w:cs="Arial"/>
+          <w:sz w:val="26"/>
+          <w:szCs w:val="26"/>
+          <w:rtl/>
+          <w:lang w:bidi="he-IL"/>
+        </w:rPr>
+        <w:t>{{</w:t>
+      </w:r>
+      <w:proofErr w:type="spellStart"/>
+      <w:r>
+        <w:rPr>
+          <w:rFonts w:ascii="Arial" w:hAnsi="Arial" w:cs="Arial"/>
+          <w:sz w:val="26"/>
+          <w:szCs w:val="26"/>
+          <w:lang w:bidi="he-IL"/>
+        </w:rPr>
+        <w:t>lex.insured_label</w:t>
+      </w:r>
+      <w:proofErr w:type="spellEnd"/>
+      <w:r>
+        <w:rPr>
+          <w:rFonts w:ascii="Arial" w:hAnsi="Arial" w:cs="Arial"/>
+          <w:sz w:val="26"/>
+          <w:szCs w:val="26"/>
+          <w:rtl/>
+          <w:lang w:bidi="he-IL"/>
+        </w:rPr>
+        <w:t>}}</w:t>
       </w:r>
       <w:r>
         <w:rPr>
@@ -1157,9 +1188,114 @@
           <w:sz w:val="26"/>
           <w:szCs w:val="26"/>
           <w:rtl/>
-          <w:lang w:val="en-ZA" w:bidi="he-IL"/>
-        </w:rPr>
-        <w:t>\ת</w:t>
+          <w:lang w:bidi="he-IL"/>
+        </w:rPr>
+        <w:t xml:space="preserve"> </w:t>
+      </w:r>
+      <w:r>
+        <w:rPr>
+          <w:rFonts w:ascii="Arial" w:hAnsi="Arial" w:cs="Arial"/>
+          <w:sz w:val="26"/>
+          <w:szCs w:val="26"/>
+          <w:lang w:bidi="he-IL"/>
+        </w:rPr>
+        <w:t xml:space="preserve">{{ </w:t>
+      </w:r>
+      <w:proofErr w:type="spellStart"/>
+      <w:r>
+        <w:rPr>
+          <w:rFonts w:ascii="Arial" w:hAnsi="Arial" w:cs="Arial"/>
+          <w:sz w:val="26"/>
+          <w:szCs w:val="26"/>
+          <w:lang w:bidi="he-IL"/>
+        </w:rPr>
+        <w:t>db.full_name</w:t>
+      </w:r>
+      <w:proofErr w:type="spellEnd"/>
+      <w:r>
+        <w:rPr>
+          <w:rFonts w:ascii="Arial" w:hAnsi="Arial" w:cs="Arial"/>
+          <w:sz w:val="26"/>
+          <w:szCs w:val="26"/>
+          <w:lang w:bidi="he-IL"/>
+        </w:rPr>
+        <w:t xml:space="preserve"> }}</w:t>
+      </w:r>
+      <w:r>
+        <w:rPr>
+          <w:rFonts w:ascii="Arial" w:hAnsi="Arial" w:cs="Arial"/>
+          <w:sz w:val="26"/>
+          <w:szCs w:val="26"/>
+          <w:lang w:bidi="he-IL"/>
+        </w:rPr>
+        <w:t xml:space="preserve"> </w:t>
+      </w:r>
+      <w:r>
+        <w:rPr>
+          <w:rFonts w:ascii="Arial" w:hAnsi="Arial" w:cs="Arial"/>
+          <w:sz w:val="26"/>
+          <w:szCs w:val="26"/>
+          <w:lang w:bidi="he-IL"/>
+        </w:rPr>
+        <w:t>{{</w:t>
+      </w:r>
+      <w:proofErr w:type="spellStart"/>
+      <w:r>
+        <w:rPr>
+          <w:rFonts w:ascii="Arial" w:hAnsi="Arial" w:cs="Arial"/>
+          <w:sz w:val="26"/>
+          <w:szCs w:val="26"/>
+          <w:lang w:bidi="he-IL"/>
+        </w:rPr>
+        <w:t>lex.born_word</w:t>
+      </w:r>
+      <w:proofErr w:type="spellEnd"/>
+      <w:r>
+        <w:rPr>
+          <w:rFonts w:ascii="Arial" w:hAnsi="Arial" w:cs="Arial"/>
+          <w:sz w:val="26"/>
+          <w:szCs w:val="26"/>
+          <w:lang w:bidi="he-IL"/>
+        </w:rPr>
+        <w:t>}}</w:t>
+      </w:r>
+      <w:r>
+        <w:rPr>
+          <w:rFonts w:ascii="Arial" w:hAnsi="Arial" w:cs="Arial"/>
+          <w:sz w:val="26"/>
+          <w:szCs w:val="26"/>
+          <w:lang w:bidi="he-IL"/>
+        </w:rPr>
+        <w:t xml:space="preserve"> </w:t>
+      </w:r>
+      <w:r>
+        <w:rPr>
+          <w:rFonts w:ascii="Arial" w:hAnsi="Arial" w:cs="Arial"/>
+          <w:sz w:val="26"/>
+          <w:szCs w:val="26"/>
+          <w:lang w:bidi="he-IL"/>
+        </w:rPr>
+        <w:t xml:space="preserve">{{ </w:t>
+      </w:r>
+      <w:proofErr w:type="spellStart"/>
+      <w:r>
+        <w:rPr>
+          <w:rFonts w:ascii="Arial" w:hAnsi="Arial" w:cs="Arial"/>
+          <w:sz w:val="26"/>
+          <w:szCs w:val="26"/>
+          <w:lang w:bidi="he-IL"/>
+        </w:rPr>
+        <w:t>db.birth_year</w:t>
+      </w:r>
+      <w:proofErr w:type="spellEnd"/>
+      <w:r>
+        <w:rPr>
+          <w:rFonts w:ascii="Arial" w:hAnsi="Arial" w:cs="Arial"/>
+          <w:sz w:val="26"/>
+          <w:szCs w:val="26"/>
+          <w:lang w:bidi="he-IL"/>
+        </w:rPr>
+        <w:t xml:space="preserve"> }}</w:t>
       </w:r>
       <w:r>
         <w:rPr>
@@ -1169,16 +1305,17 @@
           <w:rtl/>
           <w:lang w:bidi="he-IL"/>
         </w:rPr>
-        <w:t xml:space="preserve"> </w:t>
-      </w:r>
-      <w:r>
-        <w:rPr>
-          <w:rFonts w:ascii="Arial" w:hAnsi="Arial" w:cs="Arial"/>
-          <w:sz w:val="26"/>
-          <w:szCs w:val="26"/>
-          <w:lang w:bidi="he-IL"/>
-        </w:rPr>
-        <w:t xml:space="preserve">{{ </w:t>
+        <w:t xml:space="preserve">, אשר </w:t>
+      </w:r>
+      <w:r>
+        <w:rPr>
+          <w:rFonts w:ascii="Arial" w:hAnsi="Arial" w:cs="Arial"/>
+          <w:sz w:val="26"/>
+          <w:szCs w:val="26"/>
+          <w:rtl/>
+          <w:lang w:bidi="he-IL"/>
+        </w:rPr>
+        <w:t>{{</w:t>
       </w:r>
       <w:proofErr w:type="spellStart"/>
       <w:r>
@@ -1188,7 +1325,7 @@
           <w:szCs w:val="26"/>
           <w:lang w:bidi="he-IL"/>
         </w:rPr>
-        <w:t>db.full_name</w:t>
+        <w:t>lex.claims_verb</w:t>
       </w:r>
       <w:proofErr w:type="spellEnd"/>
       <w:r>
@@ -1196,116 +1333,10 @@
           <w:rFonts w:ascii="Arial" w:hAnsi="Arial" w:cs="Arial"/>
           <w:sz w:val="26"/>
           <w:szCs w:val="26"/>
-          <w:lang w:bidi="he-IL"/>
-        </w:rPr>
-        <w:t xml:space="preserve"> }}</w:t>
-      </w:r>
-      <w:r>
-        <w:rPr>
-          <w:rFonts w:ascii="Arial" w:hAnsi="Arial" w:cs="Arial"/>
-          <w:sz w:val="26"/>
-          <w:szCs w:val="26"/>
-          <w:lang w:bidi="he-IL"/>
-        </w:rPr>
-        <w:t xml:space="preserve"> </w:t>
-      </w:r>
-      <w:r>
-        <w:rPr>
-          <w:rFonts w:ascii="Arial" w:hAnsi="Arial" w:cs="Arial" w:hint="cs"/>
-          <w:sz w:val="26"/>
-          <w:szCs w:val="26"/>
-          <w:rtl/>
-          <w:lang w:bidi="he-IL"/>
-        </w:rPr>
-        <w:t>יל</w:t>
-      </w:r>
-      <w:r>
-        <w:rPr>
-          <w:rFonts w:ascii="Arial" w:hAnsi="Arial" w:cs="Arial" w:hint="cs"/>
-          <w:sz w:val="26"/>
-          <w:szCs w:val="26"/>
-          <w:rtl/>
-          <w:lang w:val="en-ZA" w:bidi="he-IL"/>
-        </w:rPr>
-        <w:t>י</w:t>
-      </w:r>
-      <w:r>
-        <w:rPr>
-          <w:rFonts w:ascii="Arial" w:hAnsi="Arial" w:cs="Arial" w:hint="cs"/>
-          <w:sz w:val="26"/>
-          <w:szCs w:val="26"/>
-          <w:rtl/>
-          <w:lang w:bidi="he-IL"/>
-        </w:rPr>
-        <w:t>ד</w:t>
-      </w:r>
-      <w:r>
-        <w:rPr>
-          <w:rFonts w:ascii="Arial" w:hAnsi="Arial" w:cs="Arial" w:hint="cs"/>
-          <w:sz w:val="26"/>
-          <w:szCs w:val="26"/>
-          <w:rtl/>
-          <w:lang w:bidi="he-IL"/>
-        </w:rPr>
-        <w:t>\ת</w:t>
-      </w:r>
-      <w:r>
-        <w:rPr>
-          <w:rFonts w:ascii="Arial" w:hAnsi="Arial" w:cs="Arial"/>
-          <w:sz w:val="26"/>
-          <w:szCs w:val="26"/>
-          <w:lang w:bidi="he-IL"/>
-        </w:rPr>
-        <w:t xml:space="preserve"> </w:t>
-      </w:r>
-      <w:r>
-        <w:rPr>
-          <w:rFonts w:ascii="Arial" w:hAnsi="Arial" w:cs="Arial"/>
-          <w:sz w:val="26"/>
-          <w:szCs w:val="26"/>
-          <w:lang w:bidi="he-IL"/>
-        </w:rPr>
-        <w:t xml:space="preserve">{{ </w:t>
-      </w:r>
-      <w:proofErr w:type="spellStart"/>
-      <w:r>
-        <w:rPr>
-          <w:rFonts w:ascii="Arial" w:hAnsi="Arial" w:cs="Arial"/>
-          <w:sz w:val="26"/>
-          <w:szCs w:val="26"/>
-          <w:lang w:bidi="he-IL"/>
-        </w:rPr>
-        <w:t>db.birth_year</w:t>
-      </w:r>
-      <w:proofErr w:type="spellEnd"/>
-      <w:r>
-        <w:rPr>
-          <w:rFonts w:ascii="Arial" w:hAnsi="Arial" w:cs="Arial"/>
-          <w:sz w:val="26"/>
-          <w:szCs w:val="26"/>
-          <w:lang w:bidi="he-IL"/>
-        </w:rPr>
-        <w:t xml:space="preserve"> }}</w:t>
-      </w:r>
-      <w:r>
-        <w:rPr>
-          <w:rFonts w:ascii="Arial" w:hAnsi="Arial" w:cs="Arial" w:hint="cs"/>
-          <w:sz w:val="26"/>
-          <w:szCs w:val="26"/>
-          <w:rtl/>
-          <w:lang w:bidi="he-IL"/>
-        </w:rPr>
-        <w:t>, אשר טוען</w:t>
-      </w:r>
-      <w:r>
-        <w:rPr>
-          <w:rFonts w:ascii="Arial" w:hAnsi="Arial" w:cs="Arial" w:hint="cs"/>
-          <w:sz w:val="26"/>
-          <w:szCs w:val="26"/>
-          <w:rtl/>
-          <w:lang w:bidi="he-IL"/>
-        </w:rPr>
-        <w:t>\ת</w:t>
+          <w:rtl/>
+          <w:lang w:bidi="he-IL"/>
+        </w:rPr>
+        <w:t>}}</w:t>
       </w:r>
       <w:r>
         <w:rPr>
@@ -1483,7 +1514,38 @@
           <w:rtl/>
           <w:lang w:bidi="he-IL"/>
         </w:rPr>
-        <w:t>והצלחנו לתעדו</w:t>
+        <w:t>והצלחנו לתעד</w:t>
+      </w:r>
+      <w:r>
+        <w:rPr>
+          <w:rFonts w:ascii="Arial" w:hAnsi="Arial" w:cs="Arial"/>
+          <w:sz w:val="26"/>
+          <w:szCs w:val="26"/>
+          <w:rtl/>
+          <w:lang w:bidi="he-IL"/>
+        </w:rPr>
+        <w:t>{{</w:t>
+      </w:r>
+      <w:proofErr w:type="spellStart"/>
+      <w:r>
+        <w:rPr>
+          <w:rFonts w:ascii="Arial" w:hAnsi="Arial" w:cs="Arial"/>
+          <w:sz w:val="26"/>
+          <w:szCs w:val="26"/>
+          <w:lang w:bidi="he-IL"/>
+        </w:rPr>
+        <w:t>lex.obj_suffix</w:t>
+      </w:r>
+      <w:proofErr w:type="spellEnd"/>
+      <w:r>
+        <w:rPr>
+          <w:rFonts w:ascii="Arial" w:hAnsi="Arial" w:cs="Arial"/>
+          <w:sz w:val="26"/>
+          <w:szCs w:val="26"/>
+          <w:rtl/>
+          <w:lang w:bidi="he-IL"/>
+        </w:rPr>
+        <w:t>}}</w:t>
       </w:r>
       <w:r>
         <w:rPr>
@@ -1493,27 +1555,38 @@
           <w:rtl/>
           <w:lang w:bidi="he-IL"/>
         </w:rPr>
-        <w:t>\ה</w:t>
-      </w:r>
-      <w:r>
-        <w:rPr>
-          <w:rFonts w:ascii="Arial" w:hAnsi="Arial" w:cs="Arial" w:hint="cs"/>
-          <w:sz w:val="26"/>
-          <w:szCs w:val="26"/>
-          <w:rtl/>
-          <w:lang w:bidi="he-IL"/>
-        </w:rPr>
-        <w:t xml:space="preserve"> מחוץ לביתו</w:t>
-      </w:r>
-      <w:r>
-        <w:rPr>
-          <w:rFonts w:ascii="Arial" w:hAnsi="Arial" w:cs="Arial" w:hint="cs"/>
-          <w:sz w:val="26"/>
-          <w:szCs w:val="26"/>
-          <w:rtl/>
-          <w:lang w:bidi="he-IL"/>
-        </w:rPr>
-        <w:t>\ה</w:t>
+        <w:t xml:space="preserve"> מחוץ לבית</w:t>
+      </w:r>
+      <w:r>
+        <w:rPr>
+          <w:rFonts w:ascii="Arial" w:hAnsi="Arial" w:cs="Arial"/>
+          <w:sz w:val="26"/>
+          <w:szCs w:val="26"/>
+          <w:rtl/>
+          <w:lang w:bidi="he-IL"/>
+        </w:rPr>
+        <w:t>{{</w:t>
+      </w:r>
+      <w:proofErr w:type="spellStart"/>
+      <w:r>
+        <w:rPr>
+          <w:rFonts w:ascii="Arial" w:hAnsi="Arial" w:cs="Arial"/>
+          <w:sz w:val="26"/>
+          <w:szCs w:val="26"/>
+          <w:lang w:bidi="he-IL"/>
+        </w:rPr>
+        <w:t>lex.obj_suffix</w:t>
+      </w:r>
+      <w:proofErr w:type="spellEnd"/>
+      <w:r>
+        <w:rPr>
+          <w:rFonts w:ascii="Arial" w:hAnsi="Arial" w:cs="Arial"/>
+          <w:sz w:val="26"/>
+          <w:szCs w:val="26"/>
+          <w:rtl/>
+          <w:lang w:bidi="he-IL"/>
+        </w:rPr>
+        <w:t>}}</w:t>
       </w:r>
       <w:r>
         <w:rPr>
@@ -1664,7 +1737,139 @@
           <w:rtl/>
           <w:lang w:bidi="he-IL"/>
         </w:rPr>
-        <w:t>מדובר במבוטח\ת שטוען\ת למצב סיעודי ולהלן תמונותיו\ה מתאריך</w:t>
+        <w:t>מדובר ב</w:t>
+      </w:r>
+      <w:r>
+        <w:rPr>
+          <w:rFonts w:ascii="Arial" w:hAnsi="Arial" w:cs="Arial"/>
+          <w:sz w:val="26"/>
+          <w:szCs w:val="26"/>
+          <w:rtl/>
+          <w:lang w:bidi="he-IL"/>
+        </w:rPr>
+        <w:t>{{</w:t>
+      </w:r>
+      <w:proofErr w:type="spellStart"/>
+      <w:r>
+        <w:rPr>
+          <w:rFonts w:ascii="Arial" w:hAnsi="Arial" w:cs="Arial"/>
+          <w:sz w:val="26"/>
+          <w:szCs w:val="26"/>
+          <w:lang w:bidi="he-IL"/>
+        </w:rPr>
+        <w:t>lex.insured_label</w:t>
+      </w:r>
+      <w:proofErr w:type="spellEnd"/>
+      <w:r>
+        <w:rPr>
+          <w:rFonts w:ascii="Arial" w:hAnsi="Arial" w:cs="Arial"/>
+          <w:sz w:val="26"/>
+          <w:szCs w:val="26"/>
+          <w:rtl/>
+          <w:lang w:bidi="he-IL"/>
+        </w:rPr>
+        <w:t>}}</w:t>
+      </w:r>
+      <w:r>
+        <w:rPr>
+          <w:rFonts w:ascii="Arial" w:hAnsi="Arial" w:cs="Arial" w:hint="cs"/>
+          <w:sz w:val="26"/>
+          <w:szCs w:val="26"/>
+          <w:rtl/>
+          <w:lang w:bidi="he-IL"/>
+        </w:rPr>
+        <w:t xml:space="preserve"> ש</w:t>
+      </w:r>
+      <w:r>
+        <w:rPr>
+          <w:rFonts w:ascii="Arial" w:hAnsi="Arial" w:cs="Arial"/>
+          <w:sz w:val="26"/>
+          <w:szCs w:val="26"/>
+          <w:rtl/>
+          <w:lang w:bidi="he-IL"/>
+        </w:rPr>
+        <w:t>{{</w:t>
+      </w:r>
+      <w:proofErr w:type="spellStart"/>
+      <w:r>
+        <w:rPr>
+          <w:rFonts w:ascii="Arial" w:hAnsi="Arial" w:cs="Arial"/>
+          <w:sz w:val="26"/>
+          <w:szCs w:val="26"/>
+          <w:lang w:bidi="he-IL"/>
+        </w:rPr>
+        <w:t>lex.claims_verb</w:t>
+      </w:r>
+      <w:proofErr w:type="spellEnd"/>
+      <w:r>
+        <w:rPr>
+          <w:rFonts w:ascii="Arial" w:hAnsi="Arial" w:cs="Arial"/>
+          <w:sz w:val="26"/>
+          <w:szCs w:val="26"/>
+          <w:rtl/>
+          <w:lang w:bidi="he-IL"/>
+        </w:rPr>
+        <w:t>}}</w:t>
+      </w:r>
+      <w:r>
+        <w:rPr>
+          <w:rFonts w:ascii="Arial" w:hAnsi="Arial" w:cs="Arial" w:hint="cs"/>
+          <w:sz w:val="26"/>
+          <w:szCs w:val="26"/>
+          <w:rtl/>
+          <w:lang w:bidi="he-IL"/>
+        </w:rPr>
+        <w:t xml:space="preserve"> למצב סיעודי ולהלן </w:t>
+      </w:r>
+      <w:r>
+        <w:rPr>
+          <w:rFonts w:ascii="Arial" w:hAnsi="Arial" w:cs="Arial"/>
+          <w:sz w:val="26"/>
+          <w:szCs w:val="26"/>
+          <w:rtl/>
+          <w:lang w:bidi="he-IL"/>
+        </w:rPr>
+        <w:t>{{</w:t>
+      </w:r>
+      <w:proofErr w:type="spellStart"/>
+      <w:r>
+        <w:rPr>
+          <w:rFonts w:ascii="Arial" w:hAnsi="Arial" w:cs="Arial"/>
+          <w:sz w:val="26"/>
+          <w:szCs w:val="26"/>
+          <w:lang w:bidi="he-IL"/>
+        </w:rPr>
+        <w:t>lex.photos_poss</w:t>
+      </w:r>
+      <w:proofErr w:type="spellEnd"/>
+      <w:r>
+        <w:rPr>
+          <w:rFonts w:ascii="Arial" w:hAnsi="Arial" w:cs="Arial"/>
+          <w:sz w:val="26"/>
+          <w:szCs w:val="26"/>
+          <w:rtl/>
+          <w:lang w:bidi="he-IL"/>
+        </w:rPr>
+        <w:t>}}</w:t>
+      </w:r>
+      <w:r>
+        <w:rPr>
+          <w:rFonts w:ascii="Arial" w:hAnsi="Arial" w:cs="Arial" w:hint="cs"/>
+          <w:sz w:val="26"/>
+          <w:szCs w:val="26"/>
+          <w:rtl/>
+          <w:lang w:bidi="he-IL"/>
+        </w:rPr>
+        <w:t xml:space="preserve"> מתאריך</w:t>
+      </w:r>
+      <w:r>
+        <w:rPr>
+          <w:rFonts w:ascii="Arial" w:hAnsi="Arial" w:cs="Arial"/>
+          <w:sz w:val="26"/>
+          <w:szCs w:val="26"/>
+          <w:lang w:bidi="he-IL"/>
+        </w:rPr>
+        <w:t xml:space="preserve">  </w:t>
       </w:r>
       <w:r>
         <w:rPr>
@@ -1723,7 +1928,48 @@
           <w:rtl/>
           <w:lang w:bidi="he-IL"/>
         </w:rPr>
-        <w:t xml:space="preserve">תמונות של המבוטח\ת </w:t>
+        <w:t>תמונות של ה</w:t>
+      </w:r>
+      <w:r>
+        <w:rPr>
+          <w:rFonts w:ascii="Arial" w:hAnsi="Arial" w:cs="Arial"/>
+          <w:sz w:val="26"/>
+          <w:szCs w:val="26"/>
+          <w:rtl/>
+          <w:lang w:bidi="he-IL"/>
+        </w:rPr>
+        <w:t>{{</w:t>
+      </w:r>
+      <w:proofErr w:type="spellStart"/>
+      <w:r>
+        <w:rPr>
+          <w:rFonts w:ascii="Arial" w:hAnsi="Arial" w:cs="Arial"/>
+          <w:sz w:val="26"/>
+          <w:szCs w:val="26"/>
+          <w:lang w:bidi="he-IL"/>
+        </w:rPr>
+        <w:t>lex.insured_label</w:t>
+      </w:r>
+      <w:proofErr w:type="spellEnd"/>
+      <w:r>
+        <w:rPr>
+          <w:rFonts w:ascii="Arial" w:hAnsi="Arial" w:cs="Arial"/>
+          <w:sz w:val="26"/>
+          <w:szCs w:val="26"/>
+          <w:rtl/>
+          <w:lang w:bidi="he-IL"/>
+        </w:rPr>
+        <w:t>}}</w:t>
+      </w:r>
+      <w:r>
+        <w:rPr>
+          <w:rFonts w:ascii="Arial" w:hAnsi="Arial" w:cs="Arial" w:hint="cs"/>
+          <w:sz w:val="26"/>
+          <w:szCs w:val="26"/>
+          <w:rtl/>
+          <w:lang w:bidi="he-IL"/>
+        </w:rPr>
+        <w:t xml:space="preserve"> </w:t>
       </w:r>
       <w:r>
         <w:rPr>
@@ -1936,6 +2182,20 @@
       <w:r>
         <w:t>{% endif %}</w:t>
       </w:r>
+    </w:p>
+    <w:p>
+      <w:r>
+        <w:br w:type="page"/>
+      </w:r>
+    </w:p>
+    <w:p>
+      <w:pPr>
+        <w:rPr>
+          <w:rFonts w:hint="cs"/>
+          <w:rtl/>
+          <w:lang w:bidi="he-IL"/>
+        </w:rPr>
+      </w:pPr>
     </w:p>
     <w:p>
       <w:r>
@@ -2010,6 +2270,12 @@
       </w:r>
     </w:p>
     <w:p>
+      <w:r>
+        <w:br w:type="page"/>
+      </w:r>
+    </w:p>
+    <w:p/>
+    <w:p>
       <w:pPr>
         <w:pStyle w:val="NoSpacing"/>
         <w:numPr>
@@ -2094,7 +2360,35 @@
           <w:szCs w:val="26"/>
           <w:rtl/>
         </w:rPr>
-        <w:t>ו נערכה אודות המבוטח</w:t>
+        <w:t>ו נערכה אודות ה</w:t>
+      </w:r>
+      <w:r>
+        <w:rPr>
+          <w:rFonts w:asciiTheme="minorHAnsi" w:hAnsiTheme="minorHAnsi"/>
+          <w:sz w:val="26"/>
+          <w:szCs w:val="26"/>
+          <w:rtl/>
+        </w:rPr>
+        <w:t>{{</w:t>
+      </w:r>
+      <w:proofErr w:type="spellStart"/>
+      <w:r>
+        <w:rPr>
+          <w:rFonts w:asciiTheme="minorHAnsi" w:hAnsiTheme="minorHAnsi"/>
+          <w:sz w:val="26"/>
+          <w:szCs w:val="26"/>
+        </w:rPr>
+        <w:t>lex.insured_label</w:t>
+      </w:r>
+      <w:proofErr w:type="spellEnd"/>
+      <w:r>
+        <w:rPr>
+          <w:rFonts w:asciiTheme="minorHAnsi" w:hAnsiTheme="minorHAnsi"/>
+          <w:sz w:val="26"/>
+          <w:szCs w:val="26"/>
+          <w:rtl/>
+        </w:rPr>
+        <w:t>}}</w:t>
       </w:r>
       <w:r>
         <w:rPr>
@@ -2103,25 +2397,35 @@
           <w:szCs w:val="26"/>
           <w:rtl/>
         </w:rPr>
-        <w:t>\ת</w:t>
-      </w:r>
-      <w:r>
-        <w:rPr>
-          <w:rFonts w:asciiTheme="minorHAnsi" w:hAnsiTheme="minorHAnsi" w:hint="cs"/>
-          <w:sz w:val="26"/>
-          <w:szCs w:val="26"/>
-          <w:rtl/>
-        </w:rPr>
-        <w:t>, אשר טוען</w:t>
-      </w:r>
-      <w:r>
-        <w:rPr>
-          <w:rFonts w:asciiTheme="minorHAnsi" w:hAnsiTheme="minorHAnsi" w:hint="cs"/>
-          <w:sz w:val="26"/>
-          <w:szCs w:val="26"/>
-          <w:rtl/>
-        </w:rPr>
-        <w:t>\ת</w:t>
+        <w:t xml:space="preserve">, אשר </w:t>
+      </w:r>
+      <w:r>
+        <w:rPr>
+          <w:rFonts w:asciiTheme="minorHAnsi" w:hAnsiTheme="minorHAnsi"/>
+          <w:sz w:val="26"/>
+          <w:szCs w:val="26"/>
+          <w:rtl/>
+        </w:rPr>
+        <w:t>{{</w:t>
+      </w:r>
+      <w:proofErr w:type="spellStart"/>
+      <w:r>
+        <w:rPr>
+          <w:rFonts w:asciiTheme="minorHAnsi" w:hAnsiTheme="minorHAnsi"/>
+          <w:sz w:val="26"/>
+          <w:szCs w:val="26"/>
+        </w:rPr>
+        <w:t>lex.claims_verb</w:t>
+      </w:r>
+      <w:proofErr w:type="spellEnd"/>
+      <w:r>
+        <w:rPr>
+          <w:rFonts w:asciiTheme="minorHAnsi" w:hAnsiTheme="minorHAnsi"/>
+          <w:sz w:val="26"/>
+          <w:szCs w:val="26"/>
+          <w:rtl/>
+        </w:rPr>
+        <w:t>}}</w:t>
       </w:r>
       <w:r>
         <w:rPr>

--- a/app/docx_templates/menora_siudi.docx
+++ b/app/docx_templates/menora_siudi.docx
@@ -2073,9 +2073,6 @@
       </w:r>
     </w:p>
     <w:p>
-      <w:pPr>
-        <w:jc w:val="right"/>
-      </w:pPr>
       <w:r>
         <w:rPr>
           <w:rFonts w:ascii="Arial" w:hAnsi="Arial" w:cs="Arial"/>
@@ -2107,9 +2104,6 @@
       </w:r>
     </w:p>
     <w:p>
-      <w:pPr>
-        <w:jc w:val="center"/>
-      </w:pPr>
       <w:r>
         <w:t xml:space="preserve">{% for </w:t>
       </w:r>
@@ -2143,6 +2137,24 @@
       <w:proofErr w:type="spellStart"/>
       <w:r>
         <w:t>loop.last</w:t>
+      </w:r>
+      <w:proofErr w:type="spellEnd"/>
+      <w:r>
+        <w:t xml:space="preserve"> %}</w:t>
+      </w:r>
+    </w:p>
+    <w:p/>
+    <w:p/>
+    <w:p>
+      <w:r>
+        <w:t>{% endif %}</w:t>
+      </w:r>
+      <w:r>
+        <w:t xml:space="preserve">{% </w:t>
+      </w:r>
+      <w:proofErr w:type="spellStart"/>
+      <w:r>
+        <w:t>endfor</w:t>
       </w:r>
       <w:proofErr w:type="spellEnd"/>
       <w:r>
@@ -2150,125 +2162,76 @@
       </w:r>
     </w:p>
     <w:p>
-      <w:pPr>
-        <w:jc w:val="center"/>
-      </w:pPr>
+      <w:r>
+        <w:t>{% endif %}</w:t>
+      </w:r>
     </w:p>
     <w:p>
-      <w:pPr>
-        <w:jc w:val="center"/>
-      </w:pPr>
+      <w:r>
+        <w:br w:type="page"/>
+      </w:r>
     </w:p>
     <w:p>
       <w:pPr>
-        <w:jc w:val="center"/>
-      </w:pPr>
-      <w:r>
-        <w:t>{% endif %}</w:t>
-      </w:r>
-      <w:r>
-        <w:t xml:space="preserve">{% </w:t>
-      </w:r>
-      <w:proofErr w:type="spellStart"/>
-      <w:r>
-        <w:t>endfor</w:t>
-      </w:r>
-      <w:proofErr w:type="spellEnd"/>
-      <w:r>
-        <w:t xml:space="preserve"> %}</w:t>
-      </w:r>
+        <w:rPr>
+          <w:rFonts w:hint="cs"/>
+          <w:rtl/>
+          <w:lang w:bidi="he-IL"/>
+        </w:rPr>
+      </w:pPr>
     </w:p>
     <w:p>
       <w:r>
-        <w:t>{% endif %}</w:t>
+        <w:t xml:space="preserve">{% if </w:t>
+      </w:r>
+      <w:proofErr w:type="spellStart"/>
+      <w:r>
+        <w:t>port_rows</w:t>
+      </w:r>
+      <w:proofErr w:type="spellEnd"/>
+      <w:r>
+        <w:t xml:space="preserve"> %}</w:t>
       </w:r>
     </w:p>
     <w:p>
       <w:r>
-        <w:br w:type="page"/>
+        <w:t xml:space="preserve">{% for left, right in </w:t>
+      </w:r>
+      <w:proofErr w:type="spellStart"/>
+      <w:r>
+        <w:t>port_rows</w:t>
+      </w:r>
+      <w:proofErr w:type="spellEnd"/>
+      <w:r>
+        <w:t xml:space="preserve"> %}</w:t>
       </w:r>
     </w:p>
     <w:p>
-      <w:pPr>
-        <w:rPr>
-          <w:rFonts w:hint="cs"/>
-          <w:rtl/>
-          <w:lang w:bidi="he-IL"/>
-        </w:rPr>
-      </w:pPr>
+      <w:r>
+        <w:t>{{ left }}{{ gap }}{% if right %}{{ right }}{% endif %}</w:t>
+      </w:r>
+    </w:p>
+    <w:p/>
+    <w:p>
+      <w:r>
+        <w:t xml:space="preserve">{% </w:t>
+      </w:r>
+      <w:proofErr w:type="spellStart"/>
+      <w:r>
+        <w:t>endfor</w:t>
+      </w:r>
+      <w:proofErr w:type="spellEnd"/>
+      <w:r>
+        <w:t xml:space="preserve"> %}</w:t>
+      </w:r>
     </w:p>
     <w:p>
       <w:r>
-        <w:t xml:space="preserve">{% if </w:t>
-      </w:r>
-      <w:proofErr w:type="spellStart"/>
-      <w:r>
-        <w:t>port_pairs</w:t>
-      </w:r>
-      <w:proofErr w:type="spellEnd"/>
-      <w:r>
-        <w:t xml:space="preserve"> %}</w:t>
+        <w:t>{% endif %}</w:t>
       </w:r>
     </w:p>
-    <w:tbl>
-      <w:tblPr>
-        <w:tblW w:w="0" w:type="auto"/>
-        <w:tblLook w:val="04A0" w:firstRow="1" w:lastRow="0" w:firstColumn="1" w:lastColumn="0" w:noHBand="0" w:noVBand="1"/>
-      </w:tblPr>
-      <w:tblGrid>
-        <w:gridCol w:w="4986"/>
-        <w:gridCol w:w="4986"/>
-      </w:tblGrid>
-      <w:tr>
-        <w:tc>
-          <w:tcPr>
-            <w:tcW w:w="4986" w:type="dxa"/>
-          </w:tcPr>
-          <w:p>
-            <w:pPr>
-              <w:jc w:val="center"/>
-            </w:pPr>
-            <w:r>
-              <w:t xml:space="preserve">{% for row in </w:t>
-            </w:r>
-            <w:proofErr w:type="spellStart"/>
-            <w:r>
-              <w:t>port_pairs</w:t>
-            </w:r>
-            <w:proofErr w:type="spellEnd"/>
-            <w:r>
-              <w:t xml:space="preserve"> %}{{ row[0] or '' }}</w:t>
-            </w:r>
-          </w:p>
-        </w:tc>
-        <w:tc>
-          <w:tcPr>
-            <w:tcW w:w="4986" w:type="dxa"/>
-          </w:tcPr>
-          <w:p>
-            <w:pPr>
-              <w:jc w:val="center"/>
-            </w:pPr>
-            <w:r>
-              <w:t xml:space="preserve">{{ row[1] or '' }}{% </w:t>
-            </w:r>
-            <w:proofErr w:type="spellStart"/>
-            <w:r>
-              <w:t>endfor</w:t>
-            </w:r>
-            <w:proofErr w:type="spellEnd"/>
-            <w:r>
-              <w:t xml:space="preserve"> %}</w:t>
-            </w:r>
-          </w:p>
-        </w:tc>
-      </w:tr>
-    </w:tbl>
-    <w:p>
-      <w:r>
-        <w:t>{% endif %}</w:t>
-      </w:r>
-    </w:p>
+    <w:p/>
+    <w:p/>
     <w:p>
       <w:r>
         <w:br w:type="page"/>
@@ -4440,7 +4403,6 @@
   <w:style w:type="character" w:default="1" w:styleId="DefaultParagraphFont">
     <w:name w:val="Default Paragraph Font"/>
     <w:uiPriority w:val="1"/>
-    <w:semiHidden/>
     <w:unhideWhenUsed/>
   </w:style>
   <w:style w:type="table" w:default="1" w:styleId="TableNormal">
@@ -4821,6 +4783,22 @@
       <w14:ligatures w14:val="none"/>
     </w:rPr>
   </w:style>
+  <w:style w:type="table" w:styleId="TableGrid">
+    <w:name w:val="Table Grid"/>
+    <w:basedOn w:val="TableNormal"/>
+    <w:uiPriority w:val="39"/>
+    <w:rsid w:val="00CD5CBF"/>
+    <w:tblPr>
+      <w:tblBorders>
+        <w:top w:val="single" w:sz="4" w:space="0" w:color="auto"/>
+        <w:left w:val="single" w:sz="4" w:space="0" w:color="auto"/>
+        <w:bottom w:val="single" w:sz="4" w:space="0" w:color="auto"/>
+        <w:right w:val="single" w:sz="4" w:space="0" w:color="auto"/>
+        <w:insideH w:val="single" w:sz="4" w:space="0" w:color="auto"/>
+        <w:insideV w:val="single" w:sz="4" w:space="0" w:color="auto"/>
+      </w:tblBorders>
+    </w:tblPr>
+  </w:style>
 </w:styles>
 </file>
 

--- a/app/docx_templates/menora_siudi.docx
+++ b/app/docx_templates/menora_siudi.docx
@@ -47,6 +47,7 @@
         </w:rPr>
         <w:t xml:space="preserve"> </w:t>
       </w:r>
+      <w:proofErr w:type="gramStart"/>
       <w:r>
         <w:rPr>
           <w:rFonts w:ascii="Arial" w:eastAsia="Times New Roman" w:hAnsi="Arial" w:cs="Arial"/>
@@ -58,7 +59,21 @@
           <w:lang w:eastAsia="he-IL" w:bidi="he-IL"/>
           <w14:ligatures w14:val="none"/>
         </w:rPr>
-        <w:t>{{ now }}</w:t>
+        <w:t>{{ now</w:t>
+      </w:r>
+      <w:proofErr w:type="gramEnd"/>
+      <w:r>
+        <w:rPr>
+          <w:rFonts w:ascii="Arial" w:eastAsia="Times New Roman" w:hAnsi="Arial" w:cs="Arial"/>
+          <w:b/>
+          <w:bCs/>
+          <w:kern w:val="0"/>
+          <w:sz w:val="26"/>
+          <w:szCs w:val="26"/>
+          <w:lang w:eastAsia="he-IL" w:bidi="he-IL"/>
+          <w14:ligatures w14:val="none"/>
+        </w:rPr>
+        <w:t xml:space="preserve"> }}</w:t>
       </w:r>
     </w:p>
     <w:p>
@@ -1697,12 +1712,6 @@
         </w:numPr>
         <w:bidi/>
         <w:spacing w:line="360" w:lineRule="auto"/>
-        <w:rPr>
-          <w:rFonts w:ascii="Arial" w:hAnsi="Arial" w:cs="Arial"/>
-          <w:sz w:val="26"/>
-          <w:szCs w:val="26"/>
-          <w:lang w:bidi="he-IL"/>
-        </w:rPr>
       </w:pPr>
       <w:r>
         <w:rPr>
@@ -1969,7 +1978,36 @@
           <w:rtl/>
           <w:lang w:bidi="he-IL"/>
         </w:rPr>
-        <w:t xml:space="preserve"> </w:t>
+        <w:t xml:space="preserve"> ב</w:t>
+      </w:r>
+      <w:r>
+        <w:rPr>
+          <w:rFonts w:ascii="Arial" w:hAnsi="Arial" w:cs="Arial"/>
+          <w:sz w:val="26"/>
+          <w:szCs w:val="26"/>
+          <w:lang w:bidi="he-IL"/>
+        </w:rPr>
+        <w:t xml:space="preserve">{{ </w:t>
+      </w:r>
+      <w:proofErr w:type="spellStart"/>
+      <w:r>
+        <w:rPr>
+          <w:rFonts w:ascii="Arial" w:hAnsi="Arial" w:cs="Arial"/>
+          <w:sz w:val="26"/>
+          <w:szCs w:val="26"/>
+          <w:lang w:bidi="he-IL"/>
+        </w:rPr>
+        <w:t>ctx.surv_place</w:t>
+      </w:r>
+      <w:proofErr w:type="spellEnd"/>
+      <w:r>
+        <w:rPr>
+          <w:rFonts w:ascii="Arial" w:hAnsi="Arial" w:cs="Arial"/>
+          <w:sz w:val="26"/>
+          <w:szCs w:val="26"/>
+          <w:lang w:bidi="he-IL"/>
+        </w:rPr>
+        <w:t xml:space="preserve"> }}</w:t>
       </w:r>
       <w:r>
         <w:rPr>
@@ -1979,7 +2017,7 @@
           <w:rtl/>
           <w:lang w:bidi="he-IL"/>
         </w:rPr>
-        <w:t>ב</w:t>
+        <w:t>, ב</w:t>
       </w:r>
       <w:r>
         <w:rPr>
@@ -1998,7 +2036,7 @@
           <w:szCs w:val="26"/>
           <w:lang w:bidi="he-IL"/>
         </w:rPr>
-        <w:t>ctx.surv_place</w:t>
+        <w:t>ctx.surv_city</w:t>
       </w:r>
       <w:proofErr w:type="spellEnd"/>
       <w:r>
@@ -2018,45 +2056,6 @@
           <w:rtl/>
           <w:lang w:bidi="he-IL"/>
         </w:rPr>
-        <w:t>, ב</w:t>
-      </w:r>
-      <w:r>
-        <w:rPr>
-          <w:rFonts w:ascii="Arial" w:hAnsi="Arial" w:cs="Arial"/>
-          <w:sz w:val="26"/>
-          <w:szCs w:val="26"/>
-          <w:lang w:bidi="he-IL"/>
-        </w:rPr>
-        <w:t xml:space="preserve">{{ </w:t>
-      </w:r>
-      <w:proofErr w:type="spellStart"/>
-      <w:r>
-        <w:rPr>
-          <w:rFonts w:ascii="Arial" w:hAnsi="Arial" w:cs="Arial"/>
-          <w:sz w:val="26"/>
-          <w:szCs w:val="26"/>
-          <w:lang w:bidi="he-IL"/>
-        </w:rPr>
-        <w:t>ctx.surv_city</w:t>
-      </w:r>
-      <w:proofErr w:type="spellEnd"/>
-      <w:r>
-        <w:rPr>
-          <w:rFonts w:ascii="Arial" w:hAnsi="Arial" w:cs="Arial"/>
-          <w:sz w:val="26"/>
-          <w:szCs w:val="26"/>
-          <w:lang w:bidi="he-IL"/>
-        </w:rPr>
-        <w:t xml:space="preserve"> }}</w:t>
-      </w:r>
-      <w:r>
-        <w:rPr>
-          <w:rFonts w:ascii="Arial" w:hAnsi="Arial" w:cs="Arial" w:hint="cs"/>
-          <w:sz w:val="26"/>
-          <w:szCs w:val="26"/>
-          <w:rtl/>
-          <w:lang w:bidi="he-IL"/>
-        </w:rPr>
         <w:t>.</w:t>
       </w:r>
       <w:r>
@@ -2067,6 +2066,15 @@
           <w:sz w:val="26"/>
           <w:szCs w:val="26"/>
           <w:u w:val="single"/>
+          <w:lang w:bidi="he-IL"/>
+        </w:rPr>
+        <w:br/>
+      </w:r>
+      <w:r>
+        <w:rPr>
+          <w:rFonts w:ascii="Arial" w:hAnsi="Arial" w:cs="Arial"/>
+          <w:sz w:val="26"/>
+          <w:szCs w:val="26"/>
           <w:lang w:bidi="he-IL"/>
         </w:rPr>
         <w:br/>
@@ -2074,170 +2082,881 @@
     </w:p>
     <w:p>
       <w:r>
-        <w:rPr>
-          <w:rFonts w:ascii="Arial" w:hAnsi="Arial" w:cs="Arial"/>
-          <w:sz w:val="26"/>
-          <w:szCs w:val="26"/>
-          <w:lang w:bidi="he-IL"/>
-        </w:rPr>
-        <w:br/>
-      </w:r>
-      <w:r>
-        <w:rPr>
-          <w:rFonts w:ascii="Arial" w:hAnsi="Arial" w:cs="Arial"/>
-          <w:sz w:val="26"/>
-          <w:szCs w:val="26"/>
-          <w:lang w:bidi="he-IL"/>
-        </w:rPr>
-        <w:br/>
-      </w:r>
-      <w:r>
-        <w:t xml:space="preserve">{% if </w:t>
-      </w:r>
-      <w:proofErr w:type="spellStart"/>
-      <w:r>
-        <w:t>land_images</w:t>
-      </w:r>
-      <w:proofErr w:type="spellEnd"/>
-      <w:r>
-        <w:t xml:space="preserve"> %}</w:t>
+        <w:br w:type="page"/>
       </w:r>
     </w:p>
     <w:p>
-      <w:r>
-        <w:t xml:space="preserve">{% for </w:t>
+      <w:pPr>
+        <w:spacing w:line="360" w:lineRule="auto"/>
+        <w:jc w:val="center"/>
+        <w:rPr>
+          <w:rFonts w:ascii="Arial" w:hAnsi="Arial" w:cs="Arial"/>
+          <w:sz w:val="26"/>
+          <w:szCs w:val="26"/>
+          <w:lang w:bidi="he-IL"/>
+        </w:rPr>
+      </w:pPr>
+      <w:r>
+        <w:rPr>
+          <w:rFonts w:ascii="Arial" w:hAnsi="Arial" w:cs="Arial"/>
+          <w:sz w:val="26"/>
+          <w:szCs w:val="26"/>
+          <w:rtl/>
+          <w:lang w:bidi="he-IL"/>
+        </w:rPr>
+        <w:lastRenderedPageBreak/>
+        <w:t xml:space="preserve">{% </w:t>
+      </w:r>
+      <w:r>
+        <w:rPr>
+          <w:rFonts w:ascii="Arial" w:hAnsi="Arial" w:cs="Arial"/>
+          <w:sz w:val="26"/>
+          <w:szCs w:val="26"/>
+          <w:lang w:bidi="he-IL"/>
+        </w:rPr>
+        <w:t xml:space="preserve">for page in </w:t>
       </w:r>
       <w:proofErr w:type="spellStart"/>
       <w:r>
-        <w:t>img</w:t>
+        <w:rPr>
+          <w:rFonts w:ascii="Arial" w:hAnsi="Arial" w:cs="Arial"/>
+          <w:sz w:val="26"/>
+          <w:szCs w:val="26"/>
+          <w:lang w:bidi="he-IL"/>
+        </w:rPr>
+        <w:t>photo_pages</w:t>
       </w:r>
       <w:proofErr w:type="spellEnd"/>
       <w:r>
-        <w:t xml:space="preserve"> in </w:t>
-      </w:r>
-      <w:proofErr w:type="spellStart"/>
-      <w:r>
-        <w:t>land_images</w:t>
-      </w:r>
-      <w:proofErr w:type="spellEnd"/>
-      <w:r>
-        <w:t xml:space="preserve"> %}{{ </w:t>
-      </w:r>
-      <w:proofErr w:type="spellStart"/>
-      <w:r>
-        <w:t>img</w:t>
-      </w:r>
-      <w:proofErr w:type="spellEnd"/>
-      <w:r>
-        <w:t xml:space="preserve"> }}</w:t>
-      </w:r>
-      <w:r>
-        <w:t xml:space="preserve">{% if not </w:t>
-      </w:r>
-      <w:proofErr w:type="spellStart"/>
-      <w:r>
-        <w:t>loop.last</w:t>
-      </w:r>
-      <w:proofErr w:type="spellEnd"/>
-      <w:r>
-        <w:t xml:space="preserve"> %}</w:t>
-      </w:r>
-    </w:p>
-    <w:p/>
-    <w:p/>
-    <w:p>
-      <w:r>
-        <w:t>{% endif %}</w:t>
-      </w:r>
-      <w:r>
-        <w:t xml:space="preserve">{% </w:t>
-      </w:r>
-      <w:proofErr w:type="spellStart"/>
-      <w:r>
-        <w:t>endfor</w:t>
-      </w:r>
-      <w:proofErr w:type="spellEnd"/>
-      <w:r>
+        <w:rPr>
+          <w:rFonts w:ascii="Arial" w:hAnsi="Arial" w:cs="Arial"/>
+          <w:sz w:val="26"/>
+          <w:szCs w:val="26"/>
+          <w:rtl/>
+          <w:lang w:bidi="he-IL"/>
+        </w:rPr>
         <w:t xml:space="preserve"> %}</w:t>
       </w:r>
     </w:p>
     <w:p>
-      <w:r>
-        <w:t>{% endif %}</w:t>
-      </w:r>
+      <w:pPr>
+        <w:spacing w:line="360" w:lineRule="auto"/>
+        <w:jc w:val="center"/>
+        <w:rPr>
+          <w:rFonts w:ascii="Arial" w:hAnsi="Arial" w:cs="Arial"/>
+          <w:sz w:val="26"/>
+          <w:szCs w:val="26"/>
+          <w:rtl/>
+          <w:lang w:bidi="he-IL"/>
+        </w:rPr>
+      </w:pPr>
     </w:p>
     <w:p>
-      <w:r>
-        <w:br w:type="page"/>
+      <w:pPr>
+        <w:spacing w:line="360" w:lineRule="auto"/>
+        <w:jc w:val="center"/>
+        <w:rPr>
+          <w:rFonts w:ascii="Arial" w:hAnsi="Arial" w:cs="Arial"/>
+          <w:sz w:val="26"/>
+          <w:szCs w:val="26"/>
+          <w:lang w:bidi="he-IL"/>
+        </w:rPr>
+      </w:pPr>
+      <w:r>
+        <w:rPr>
+          <w:rFonts w:ascii="Arial" w:hAnsi="Arial" w:cs="Arial"/>
+          <w:sz w:val="26"/>
+          <w:szCs w:val="26"/>
+          <w:rtl/>
+          <w:lang w:bidi="he-IL"/>
+        </w:rPr>
+        <w:t xml:space="preserve">{% </w:t>
+      </w:r>
+      <w:r>
+        <w:rPr>
+          <w:rFonts w:ascii="Arial" w:hAnsi="Arial" w:cs="Arial"/>
+          <w:sz w:val="26"/>
+          <w:szCs w:val="26"/>
+          <w:lang w:bidi="he-IL"/>
+        </w:rPr>
+        <w:t xml:space="preserve">if </w:t>
+      </w:r>
+      <w:proofErr w:type="spellStart"/>
+      <w:r>
+        <w:rPr>
+          <w:rFonts w:ascii="Arial" w:hAnsi="Arial" w:cs="Arial"/>
+          <w:sz w:val="26"/>
+          <w:szCs w:val="26"/>
+          <w:lang w:bidi="he-IL"/>
+        </w:rPr>
+        <w:t>page.layout</w:t>
+      </w:r>
+      <w:proofErr w:type="spellEnd"/>
+      <w:r>
+        <w:rPr>
+          <w:rFonts w:ascii="Arial" w:hAnsi="Arial" w:cs="Arial"/>
+          <w:sz w:val="26"/>
+          <w:szCs w:val="26"/>
+          <w:lang w:bidi="he-IL"/>
+        </w:rPr>
+        <w:t xml:space="preserve"> == 'row</w:t>
+      </w:r>
+      <w:r>
+        <w:rPr>
+          <w:rFonts w:ascii="Arial" w:hAnsi="Arial" w:cs="Arial"/>
+          <w:sz w:val="26"/>
+          <w:szCs w:val="26"/>
+          <w:rtl/>
+          <w:lang w:bidi="he-IL"/>
+        </w:rPr>
+        <w:t>' %}</w:t>
       </w:r>
     </w:p>
     <w:p>
       <w:pPr>
-        <w:rPr>
-          <w:rFonts w:hint="cs"/>
-          <w:rtl/>
-          <w:lang w:bidi="he-IL"/>
-        </w:rPr>
-      </w:pPr>
+        <w:spacing w:line="360" w:lineRule="auto"/>
+        <w:jc w:val="center"/>
+        <w:rPr>
+          <w:rFonts w:ascii="Arial" w:hAnsi="Arial" w:cs="Arial"/>
+          <w:sz w:val="26"/>
+          <w:szCs w:val="26"/>
+          <w:lang w:bidi="he-IL"/>
+        </w:rPr>
+      </w:pPr>
+      <w:proofErr w:type="gramStart"/>
+      <w:r>
+        <w:rPr>
+          <w:rFonts w:ascii="Arial" w:hAnsi="Arial" w:cs="Arial"/>
+          <w:sz w:val="26"/>
+          <w:szCs w:val="26"/>
+          <w:lang w:bidi="he-IL"/>
+        </w:rPr>
+        <w:t xml:space="preserve">{{ </w:t>
+      </w:r>
+      <w:proofErr w:type="spellStart"/>
+      <w:r>
+        <w:rPr>
+          <w:rFonts w:ascii="Arial" w:hAnsi="Arial" w:cs="Arial"/>
+          <w:sz w:val="26"/>
+          <w:szCs w:val="26"/>
+          <w:lang w:bidi="he-IL"/>
+        </w:rPr>
+        <w:t>page</w:t>
+      </w:r>
+      <w:proofErr w:type="gramEnd"/>
+      <w:r>
+        <w:rPr>
+          <w:rFonts w:ascii="Arial" w:hAnsi="Arial" w:cs="Arial"/>
+          <w:sz w:val="26"/>
+          <w:szCs w:val="26"/>
+          <w:lang w:bidi="he-IL"/>
+        </w:rPr>
+        <w:t>.</w:t>
+      </w:r>
+      <w:proofErr w:type="gramStart"/>
+      <w:r>
+        <w:rPr>
+          <w:rFonts w:ascii="Arial" w:hAnsi="Arial" w:cs="Arial"/>
+          <w:sz w:val="26"/>
+          <w:szCs w:val="26"/>
+          <w:lang w:bidi="he-IL"/>
+        </w:rPr>
+        <w:t>photos</w:t>
+      </w:r>
+      <w:proofErr w:type="spellEnd"/>
+      <w:r>
+        <w:rPr>
+          <w:rFonts w:ascii="Arial" w:hAnsi="Arial" w:cs="Arial"/>
+          <w:sz w:val="26"/>
+          <w:szCs w:val="26"/>
+          <w:rtl/>
+          <w:lang w:bidi="he-IL"/>
+        </w:rPr>
+        <w:t>[</w:t>
+      </w:r>
+      <w:proofErr w:type="gramEnd"/>
+      <w:r>
+        <w:rPr>
+          <w:rFonts w:ascii="Arial" w:hAnsi="Arial" w:cs="Arial"/>
+          <w:sz w:val="26"/>
+          <w:szCs w:val="26"/>
+          <w:rtl/>
+          <w:lang w:bidi="he-IL"/>
+        </w:rPr>
+        <w:t>0</w:t>
+      </w:r>
+      <w:proofErr w:type="gramStart"/>
+      <w:r>
+        <w:rPr>
+          <w:rFonts w:ascii="Arial" w:hAnsi="Arial" w:cs="Arial"/>
+          <w:sz w:val="26"/>
+          <w:szCs w:val="26"/>
+          <w:rtl/>
+          <w:lang w:bidi="he-IL"/>
+        </w:rPr>
+        <w:t xml:space="preserve">] </w:t>
+      </w:r>
+      <w:r>
+        <w:rPr>
+          <w:rFonts w:ascii="Arial" w:hAnsi="Arial" w:cs="Arial"/>
+          <w:sz w:val="26"/>
+          <w:szCs w:val="26"/>
+          <w:lang w:bidi="he-IL"/>
+        </w:rPr>
+        <w:t>}</w:t>
+      </w:r>
+      <w:proofErr w:type="gramEnd"/>
+      <w:r>
+        <w:rPr>
+          <w:rFonts w:ascii="Arial" w:hAnsi="Arial" w:cs="Arial"/>
+          <w:sz w:val="26"/>
+          <w:szCs w:val="26"/>
+          <w:lang w:bidi="he-IL"/>
+        </w:rPr>
+        <w:t xml:space="preserve">} </w:t>
+      </w:r>
+      <w:proofErr w:type="gramStart"/>
+      <w:r>
+        <w:rPr>
+          <w:rFonts w:ascii="Arial" w:hAnsi="Arial" w:cs="Arial"/>
+          <w:sz w:val="26"/>
+          <w:szCs w:val="26"/>
+          <w:lang w:bidi="he-IL"/>
+        </w:rPr>
+        <w:t xml:space="preserve">{{ </w:t>
+      </w:r>
+      <w:proofErr w:type="spellStart"/>
+      <w:r>
+        <w:rPr>
+          <w:rFonts w:ascii="Arial" w:hAnsi="Arial" w:cs="Arial"/>
+          <w:sz w:val="26"/>
+          <w:szCs w:val="26"/>
+          <w:lang w:bidi="he-IL"/>
+        </w:rPr>
+        <w:t>page</w:t>
+      </w:r>
+      <w:proofErr w:type="gramEnd"/>
+      <w:r>
+        <w:rPr>
+          <w:rFonts w:ascii="Arial" w:hAnsi="Arial" w:cs="Arial"/>
+          <w:sz w:val="26"/>
+          <w:szCs w:val="26"/>
+          <w:lang w:bidi="he-IL"/>
+        </w:rPr>
+        <w:t>.</w:t>
+      </w:r>
+      <w:proofErr w:type="gramStart"/>
+      <w:r>
+        <w:rPr>
+          <w:rFonts w:ascii="Arial" w:hAnsi="Arial" w:cs="Arial"/>
+          <w:sz w:val="26"/>
+          <w:szCs w:val="26"/>
+          <w:lang w:bidi="he-IL"/>
+        </w:rPr>
+        <w:t>photos</w:t>
+      </w:r>
+      <w:proofErr w:type="spellEnd"/>
+      <w:r>
+        <w:rPr>
+          <w:rFonts w:ascii="Arial" w:hAnsi="Arial" w:cs="Arial"/>
+          <w:sz w:val="26"/>
+          <w:szCs w:val="26"/>
+          <w:rtl/>
+          <w:lang w:bidi="he-IL"/>
+        </w:rPr>
+        <w:t>[</w:t>
+      </w:r>
+      <w:proofErr w:type="gramEnd"/>
+      <w:r>
+        <w:rPr>
+          <w:rFonts w:ascii="Arial" w:hAnsi="Arial" w:cs="Arial"/>
+          <w:sz w:val="26"/>
+          <w:szCs w:val="26"/>
+          <w:rtl/>
+          <w:lang w:bidi="he-IL"/>
+        </w:rPr>
+        <w:t>1</w:t>
+      </w:r>
+      <w:proofErr w:type="gramStart"/>
+      <w:r>
+        <w:rPr>
+          <w:rFonts w:ascii="Arial" w:hAnsi="Arial" w:cs="Arial"/>
+          <w:sz w:val="26"/>
+          <w:szCs w:val="26"/>
+          <w:rtl/>
+          <w:lang w:bidi="he-IL"/>
+        </w:rPr>
+        <w:t xml:space="preserve">] </w:t>
+      </w:r>
+      <w:r>
+        <w:rPr>
+          <w:rFonts w:ascii="Arial" w:hAnsi="Arial" w:cs="Arial"/>
+          <w:sz w:val="26"/>
+          <w:szCs w:val="26"/>
+          <w:lang w:bidi="he-IL"/>
+        </w:rPr>
+        <w:t>}</w:t>
+      </w:r>
+      <w:proofErr w:type="gramEnd"/>
+      <w:r>
+        <w:rPr>
+          <w:rFonts w:ascii="Arial" w:hAnsi="Arial" w:cs="Arial"/>
+          <w:sz w:val="26"/>
+          <w:szCs w:val="26"/>
+          <w:lang w:bidi="he-IL"/>
+        </w:rPr>
+        <w:t>}</w:t>
+      </w:r>
     </w:p>
     <w:p>
-      <w:r>
-        <w:t xml:space="preserve">{% if </w:t>
-      </w:r>
-      <w:proofErr w:type="spellStart"/>
-      <w:r>
-        <w:t>port_rows</w:t>
-      </w:r>
-      <w:proofErr w:type="spellEnd"/>
-      <w:r>
-        <w:t xml:space="preserve"> %}</w:t>
-      </w:r>
+      <w:pPr>
+        <w:spacing w:line="360" w:lineRule="auto"/>
+        <w:jc w:val="center"/>
+        <w:rPr>
+          <w:rFonts w:ascii="Arial" w:hAnsi="Arial" w:cs="Arial"/>
+          <w:sz w:val="26"/>
+          <w:szCs w:val="26"/>
+          <w:rtl/>
+          <w:lang w:bidi="he-IL"/>
+        </w:rPr>
+      </w:pPr>
     </w:p>
     <w:p>
-      <w:r>
-        <w:t xml:space="preserve">{% for left, right in </w:t>
+      <w:pPr>
+        <w:spacing w:line="360" w:lineRule="auto"/>
+        <w:jc w:val="center"/>
+        <w:rPr>
+          <w:rFonts w:ascii="Arial" w:hAnsi="Arial" w:cs="Arial"/>
+          <w:sz w:val="26"/>
+          <w:szCs w:val="26"/>
+          <w:lang w:bidi="he-IL"/>
+        </w:rPr>
+      </w:pPr>
+      <w:r>
+        <w:rPr>
+          <w:rFonts w:ascii="Arial" w:hAnsi="Arial" w:cs="Arial"/>
+          <w:sz w:val="26"/>
+          <w:szCs w:val="26"/>
+          <w:rtl/>
+          <w:lang w:bidi="he-IL"/>
+        </w:rPr>
+        <w:t xml:space="preserve">{% </w:t>
       </w:r>
       <w:proofErr w:type="spellStart"/>
       <w:r>
-        <w:t>port_rows</w:t>
+        <w:rPr>
+          <w:rFonts w:ascii="Arial" w:hAnsi="Arial" w:cs="Arial"/>
+          <w:sz w:val="26"/>
+          <w:szCs w:val="26"/>
+          <w:lang w:bidi="he-IL"/>
+        </w:rPr>
+        <w:t>elif</w:t>
       </w:r>
       <w:proofErr w:type="spellEnd"/>
       <w:r>
-        <w:t xml:space="preserve"> %}</w:t>
+        <w:rPr>
+          <w:rFonts w:ascii="Arial" w:hAnsi="Arial" w:cs="Arial"/>
+          <w:sz w:val="26"/>
+          <w:szCs w:val="26"/>
+          <w:lang w:bidi="he-IL"/>
+        </w:rPr>
+        <w:t xml:space="preserve"> </w:t>
+      </w:r>
+      <w:proofErr w:type="spellStart"/>
+      <w:r>
+        <w:rPr>
+          <w:rFonts w:ascii="Arial" w:hAnsi="Arial" w:cs="Arial"/>
+          <w:sz w:val="26"/>
+          <w:szCs w:val="26"/>
+          <w:lang w:bidi="he-IL"/>
+        </w:rPr>
+        <w:t>page.layout</w:t>
+      </w:r>
+      <w:proofErr w:type="spellEnd"/>
+      <w:r>
+        <w:rPr>
+          <w:rFonts w:ascii="Arial" w:hAnsi="Arial" w:cs="Arial"/>
+          <w:sz w:val="26"/>
+          <w:szCs w:val="26"/>
+          <w:lang w:bidi="he-IL"/>
+        </w:rPr>
+        <w:t xml:space="preserve"> == 'column</w:t>
+      </w:r>
+      <w:r>
+        <w:rPr>
+          <w:rFonts w:ascii="Arial" w:hAnsi="Arial" w:cs="Arial"/>
+          <w:sz w:val="26"/>
+          <w:szCs w:val="26"/>
+          <w:rtl/>
+          <w:lang w:bidi="he-IL"/>
+        </w:rPr>
+        <w:t>' %}</w:t>
       </w:r>
     </w:p>
     <w:p>
-      <w:r>
-        <w:t>{{ left }}{{ gap }}{% if right %}{{ right }}{% endif %}</w:t>
-      </w:r>
-    </w:p>
-    <w:p/>
-    <w:p>
-      <w:r>
-        <w:t xml:space="preserve">{% </w:t>
+      <w:pPr>
+        <w:spacing w:line="360" w:lineRule="auto"/>
+        <w:jc w:val="center"/>
+        <w:rPr>
+          <w:rFonts w:ascii="Arial" w:hAnsi="Arial" w:cs="Arial"/>
+          <w:sz w:val="26"/>
+          <w:szCs w:val="26"/>
+          <w:lang w:bidi="he-IL"/>
+        </w:rPr>
+      </w:pPr>
+      <w:r>
+        <w:rPr>
+          <w:rFonts w:ascii="Arial" w:hAnsi="Arial" w:cs="Arial"/>
+          <w:sz w:val="26"/>
+          <w:szCs w:val="26"/>
+          <w:rtl/>
+          <w:lang w:bidi="he-IL"/>
+        </w:rPr>
+        <w:t xml:space="preserve">{{ </w:t>
       </w:r>
       <w:proofErr w:type="spellStart"/>
       <w:r>
-        <w:t>endfor</w:t>
+        <w:rPr>
+          <w:rFonts w:ascii="Arial" w:hAnsi="Arial" w:cs="Arial"/>
+          <w:sz w:val="26"/>
+          <w:szCs w:val="26"/>
+          <w:lang w:bidi="he-IL"/>
+        </w:rPr>
+        <w:t>page.photos</w:t>
       </w:r>
       <w:proofErr w:type="spellEnd"/>
       <w:r>
-        <w:t xml:space="preserve"> %}</w:t>
+        <w:rPr>
+          <w:rFonts w:ascii="Arial" w:hAnsi="Arial" w:cs="Arial"/>
+          <w:sz w:val="26"/>
+          <w:szCs w:val="26"/>
+          <w:rtl/>
+          <w:lang w:bidi="he-IL"/>
+        </w:rPr>
+        <w:t>[0] }}</w:t>
       </w:r>
     </w:p>
     <w:p>
-      <w:r>
-        <w:t>{% endif %}</w:t>
-      </w:r>
+      <w:pPr>
+        <w:spacing w:line="360" w:lineRule="auto"/>
+        <w:jc w:val="center"/>
+        <w:rPr>
+          <w:rFonts w:ascii="Arial" w:hAnsi="Arial" w:cs="Arial"/>
+          <w:sz w:val="26"/>
+          <w:szCs w:val="26"/>
+          <w:rtl/>
+          <w:lang w:bidi="he-IL"/>
+        </w:rPr>
+      </w:pPr>
     </w:p>
-    <w:p/>
-    <w:p/>
     <w:p>
-      <w:r>
-        <w:br w:type="page"/>
+      <w:pPr>
+        <w:spacing w:line="360" w:lineRule="auto"/>
+        <w:jc w:val="center"/>
+        <w:rPr>
+          <w:rFonts w:ascii="Arial" w:hAnsi="Arial" w:cs="Arial"/>
+          <w:sz w:val="26"/>
+          <w:szCs w:val="26"/>
+          <w:lang w:bidi="he-IL"/>
+        </w:rPr>
+      </w:pPr>
+      <w:r>
+        <w:rPr>
+          <w:rFonts w:ascii="Arial" w:hAnsi="Arial" w:cs="Arial"/>
+          <w:sz w:val="26"/>
+          <w:szCs w:val="26"/>
+          <w:rtl/>
+          <w:lang w:bidi="he-IL"/>
+        </w:rPr>
+        <w:t xml:space="preserve">{{ </w:t>
+      </w:r>
+      <w:proofErr w:type="spellStart"/>
+      <w:r>
+        <w:rPr>
+          <w:rFonts w:ascii="Arial" w:hAnsi="Arial" w:cs="Arial"/>
+          <w:sz w:val="26"/>
+          <w:szCs w:val="26"/>
+          <w:lang w:bidi="he-IL"/>
+        </w:rPr>
+        <w:t>page.photos</w:t>
+      </w:r>
+      <w:proofErr w:type="spellEnd"/>
+      <w:r>
+        <w:rPr>
+          <w:rFonts w:ascii="Arial" w:hAnsi="Arial" w:cs="Arial"/>
+          <w:sz w:val="26"/>
+          <w:szCs w:val="26"/>
+          <w:rtl/>
+          <w:lang w:bidi="he-IL"/>
+        </w:rPr>
+        <w:t>[1] }}</w:t>
       </w:r>
     </w:p>
-    <w:p/>
+    <w:p>
+      <w:pPr>
+        <w:spacing w:line="360" w:lineRule="auto"/>
+        <w:jc w:val="center"/>
+        <w:rPr>
+          <w:rFonts w:ascii="Arial" w:hAnsi="Arial" w:cs="Arial"/>
+          <w:sz w:val="26"/>
+          <w:szCs w:val="26"/>
+          <w:rtl/>
+          <w:lang w:bidi="he-IL"/>
+        </w:rPr>
+      </w:pPr>
+    </w:p>
+    <w:p>
+      <w:pPr>
+        <w:spacing w:line="360" w:lineRule="auto"/>
+        <w:jc w:val="center"/>
+        <w:rPr>
+          <w:rFonts w:ascii="Arial" w:hAnsi="Arial" w:cs="Arial"/>
+          <w:sz w:val="26"/>
+          <w:szCs w:val="26"/>
+          <w:lang w:bidi="he-IL"/>
+        </w:rPr>
+      </w:pPr>
+      <w:r>
+        <w:rPr>
+          <w:rFonts w:ascii="Arial" w:hAnsi="Arial" w:cs="Arial"/>
+          <w:sz w:val="26"/>
+          <w:szCs w:val="26"/>
+          <w:rtl/>
+          <w:lang w:bidi="he-IL"/>
+        </w:rPr>
+        <w:t xml:space="preserve">{% </w:t>
+      </w:r>
+      <w:r>
+        <w:rPr>
+          <w:rFonts w:ascii="Arial" w:hAnsi="Arial" w:cs="Arial"/>
+          <w:sz w:val="26"/>
+          <w:szCs w:val="26"/>
+          <w:lang w:bidi="he-IL"/>
+        </w:rPr>
+        <w:t>else</w:t>
+      </w:r>
+      <w:r>
+        <w:rPr>
+          <w:rFonts w:ascii="Arial" w:hAnsi="Arial" w:cs="Arial"/>
+          <w:sz w:val="26"/>
+          <w:szCs w:val="26"/>
+          <w:rtl/>
+          <w:lang w:bidi="he-IL"/>
+        </w:rPr>
+        <w:t xml:space="preserve"> %}</w:t>
+      </w:r>
+    </w:p>
+    <w:p>
+      <w:pPr>
+        <w:spacing w:line="360" w:lineRule="auto"/>
+        <w:jc w:val="center"/>
+        <w:rPr>
+          <w:rFonts w:ascii="Arial" w:hAnsi="Arial" w:cs="Arial"/>
+          <w:sz w:val="26"/>
+          <w:szCs w:val="26"/>
+          <w:lang w:bidi="he-IL"/>
+        </w:rPr>
+      </w:pPr>
+      <w:r>
+        <w:rPr>
+          <w:rFonts w:ascii="Arial" w:hAnsi="Arial" w:cs="Arial"/>
+          <w:sz w:val="26"/>
+          <w:szCs w:val="26"/>
+          <w:rtl/>
+          <w:lang w:bidi="he-IL"/>
+        </w:rPr>
+        <w:t xml:space="preserve">{{ </w:t>
+      </w:r>
+      <w:proofErr w:type="spellStart"/>
+      <w:r>
+        <w:rPr>
+          <w:rFonts w:ascii="Arial" w:hAnsi="Arial" w:cs="Arial"/>
+          <w:sz w:val="26"/>
+          <w:szCs w:val="26"/>
+          <w:lang w:bidi="he-IL"/>
+        </w:rPr>
+        <w:t>page.photos</w:t>
+      </w:r>
+      <w:proofErr w:type="spellEnd"/>
+      <w:r>
+        <w:rPr>
+          <w:rFonts w:ascii="Arial" w:hAnsi="Arial" w:cs="Arial"/>
+          <w:sz w:val="26"/>
+          <w:szCs w:val="26"/>
+          <w:rtl/>
+          <w:lang w:bidi="he-IL"/>
+        </w:rPr>
+        <w:t>[0] }}</w:t>
+      </w:r>
+    </w:p>
+    <w:p>
+      <w:pPr>
+        <w:spacing w:line="360" w:lineRule="auto"/>
+        <w:jc w:val="center"/>
+        <w:rPr>
+          <w:rFonts w:ascii="Arial" w:hAnsi="Arial" w:cs="Arial"/>
+          <w:sz w:val="26"/>
+          <w:szCs w:val="26"/>
+          <w:lang w:bidi="he-IL"/>
+        </w:rPr>
+      </w:pPr>
+      <w:r>
+        <w:rPr>
+          <w:rFonts w:ascii="Arial" w:hAnsi="Arial" w:cs="Arial"/>
+          <w:sz w:val="26"/>
+          <w:szCs w:val="26"/>
+          <w:rtl/>
+          <w:lang w:bidi="he-IL"/>
+        </w:rPr>
+        <w:t xml:space="preserve">{% </w:t>
+      </w:r>
+      <w:r>
+        <w:rPr>
+          <w:rFonts w:ascii="Arial" w:hAnsi="Arial" w:cs="Arial"/>
+          <w:sz w:val="26"/>
+          <w:szCs w:val="26"/>
+          <w:lang w:bidi="he-IL"/>
+        </w:rPr>
+        <w:t>endif</w:t>
+      </w:r>
+      <w:r>
+        <w:rPr>
+          <w:rFonts w:ascii="Arial" w:hAnsi="Arial" w:cs="Arial"/>
+          <w:sz w:val="26"/>
+          <w:szCs w:val="26"/>
+          <w:rtl/>
+          <w:lang w:bidi="he-IL"/>
+        </w:rPr>
+        <w:t xml:space="preserve"> %}</w:t>
+      </w:r>
+    </w:p>
+    <w:p>
+      <w:pPr>
+        <w:spacing w:line="360" w:lineRule="auto"/>
+        <w:jc w:val="center"/>
+        <w:rPr>
+          <w:rFonts w:ascii="Arial" w:hAnsi="Arial" w:cs="Arial"/>
+          <w:sz w:val="26"/>
+          <w:szCs w:val="26"/>
+          <w:rtl/>
+          <w:lang w:bidi="he-IL"/>
+        </w:rPr>
+      </w:pPr>
+    </w:p>
+    <w:p>
+      <w:pPr>
+        <w:spacing w:line="360" w:lineRule="auto"/>
+        <w:jc w:val="center"/>
+        <w:rPr>
+          <w:rFonts w:ascii="Arial" w:hAnsi="Arial" w:cs="Arial"/>
+          <w:sz w:val="26"/>
+          <w:szCs w:val="26"/>
+          <w:lang w:bidi="he-IL"/>
+        </w:rPr>
+      </w:pPr>
+      <w:r>
+        <w:rPr>
+          <w:rFonts w:ascii="Arial" w:hAnsi="Arial" w:cs="Arial"/>
+          <w:sz w:val="26"/>
+          <w:szCs w:val="26"/>
+          <w:rtl/>
+          <w:lang w:bidi="he-IL"/>
+        </w:rPr>
+        <w:t xml:space="preserve">{% </w:t>
+      </w:r>
+      <w:r>
+        <w:rPr>
+          <w:rFonts w:ascii="Arial" w:hAnsi="Arial" w:cs="Arial"/>
+          <w:sz w:val="26"/>
+          <w:szCs w:val="26"/>
+          <w:lang w:bidi="he-IL"/>
+        </w:rPr>
+        <w:t xml:space="preserve">if not </w:t>
+      </w:r>
+      <w:proofErr w:type="spellStart"/>
+      <w:r>
+        <w:rPr>
+          <w:rFonts w:ascii="Arial" w:hAnsi="Arial" w:cs="Arial"/>
+          <w:sz w:val="26"/>
+          <w:szCs w:val="26"/>
+          <w:lang w:bidi="he-IL"/>
+        </w:rPr>
+        <w:t>loop.last</w:t>
+      </w:r>
+      <w:proofErr w:type="spellEnd"/>
+      <w:r>
+        <w:rPr>
+          <w:rFonts w:ascii="Arial" w:hAnsi="Arial" w:cs="Arial"/>
+          <w:sz w:val="26"/>
+          <w:szCs w:val="26"/>
+          <w:rtl/>
+          <w:lang w:bidi="he-IL"/>
+        </w:rPr>
+        <w:t xml:space="preserve"> %}</w:t>
+      </w:r>
+    </w:p>
+    <w:p>
+      <w:pPr>
+        <w:spacing w:line="360" w:lineRule="auto"/>
+        <w:jc w:val="center"/>
+        <w:rPr>
+          <w:rFonts w:ascii="Arial" w:hAnsi="Arial" w:cs="Arial"/>
+          <w:sz w:val="26"/>
+          <w:szCs w:val="26"/>
+          <w:lang w:bidi="he-IL"/>
+        </w:rPr>
+      </w:pPr>
+      <w:r>
+        <w:rPr>
+          <w:rFonts w:ascii="Arial" w:hAnsi="Arial" w:cs="Arial"/>
+          <w:sz w:val="26"/>
+          <w:szCs w:val="26"/>
+          <w:rtl/>
+          <w:lang w:bidi="he-IL"/>
+        </w:rPr>
+        <w:t xml:space="preserve">{{ </w:t>
+      </w:r>
+      <w:proofErr w:type="spellStart"/>
+      <w:r>
+        <w:rPr>
+          <w:rFonts w:ascii="Arial" w:hAnsi="Arial" w:cs="Arial"/>
+          <w:sz w:val="26"/>
+          <w:szCs w:val="26"/>
+          <w:lang w:bidi="he-IL"/>
+        </w:rPr>
+        <w:t>page_break</w:t>
+      </w:r>
+      <w:proofErr w:type="spellEnd"/>
+      <w:r>
+        <w:rPr>
+          <w:rFonts w:ascii="Arial" w:hAnsi="Arial" w:cs="Arial"/>
+          <w:sz w:val="26"/>
+          <w:szCs w:val="26"/>
+          <w:rtl/>
+          <w:lang w:bidi="he-IL"/>
+        </w:rPr>
+        <w:t xml:space="preserve"> }}</w:t>
+      </w:r>
+    </w:p>
+    <w:p>
+      <w:pPr>
+        <w:spacing w:line="360" w:lineRule="auto"/>
+        <w:jc w:val="center"/>
+        <w:rPr>
+          <w:rFonts w:ascii="Arial" w:hAnsi="Arial" w:cs="Arial"/>
+          <w:sz w:val="26"/>
+          <w:szCs w:val="26"/>
+          <w:lang w:bidi="he-IL"/>
+        </w:rPr>
+      </w:pPr>
+      <w:r>
+        <w:rPr>
+          <w:rFonts w:ascii="Arial" w:hAnsi="Arial" w:cs="Arial"/>
+          <w:sz w:val="26"/>
+          <w:szCs w:val="26"/>
+          <w:rtl/>
+          <w:lang w:bidi="he-IL"/>
+        </w:rPr>
+        <w:t xml:space="preserve">{% </w:t>
+      </w:r>
+      <w:r>
+        <w:rPr>
+          <w:rFonts w:ascii="Arial" w:hAnsi="Arial" w:cs="Arial"/>
+          <w:sz w:val="26"/>
+          <w:szCs w:val="26"/>
+          <w:lang w:bidi="he-IL"/>
+        </w:rPr>
+        <w:t>endif</w:t>
+      </w:r>
+      <w:r>
+        <w:rPr>
+          <w:rFonts w:ascii="Arial" w:hAnsi="Arial" w:cs="Arial"/>
+          <w:sz w:val="26"/>
+          <w:szCs w:val="26"/>
+          <w:rtl/>
+          <w:lang w:bidi="he-IL"/>
+        </w:rPr>
+        <w:t xml:space="preserve"> %}</w:t>
+      </w:r>
+    </w:p>
+    <w:p>
+      <w:pPr>
+        <w:spacing w:line="360" w:lineRule="auto"/>
+        <w:jc w:val="center"/>
+        <w:rPr>
+          <w:rFonts w:ascii="Arial" w:hAnsi="Arial" w:cs="Arial"/>
+          <w:sz w:val="26"/>
+          <w:szCs w:val="26"/>
+          <w:rtl/>
+          <w:lang w:bidi="he-IL"/>
+        </w:rPr>
+      </w:pPr>
+    </w:p>
+    <w:p>
+      <w:pPr>
+        <w:spacing w:line="360" w:lineRule="auto"/>
+        <w:jc w:val="center"/>
+        <w:rPr>
+          <w:rFonts w:ascii="Arial" w:hAnsi="Arial" w:cs="Arial"/>
+          <w:sz w:val="26"/>
+          <w:szCs w:val="26"/>
+          <w:lang w:bidi="he-IL"/>
+        </w:rPr>
+      </w:pPr>
+      <w:r>
+        <w:rPr>
+          <w:rFonts w:ascii="Arial" w:hAnsi="Arial" w:cs="Arial"/>
+          <w:sz w:val="26"/>
+          <w:szCs w:val="26"/>
+          <w:rtl/>
+          <w:lang w:bidi="he-IL"/>
+        </w:rPr>
+        <w:t xml:space="preserve">{% </w:t>
+      </w:r>
+      <w:proofErr w:type="spellStart"/>
+      <w:r>
+        <w:rPr>
+          <w:rFonts w:ascii="Arial" w:hAnsi="Arial" w:cs="Arial"/>
+          <w:sz w:val="26"/>
+          <w:szCs w:val="26"/>
+          <w:lang w:bidi="he-IL"/>
+        </w:rPr>
+        <w:t>endfor</w:t>
+      </w:r>
+      <w:proofErr w:type="spellEnd"/>
+      <w:r>
+        <w:rPr>
+          <w:rFonts w:ascii="Arial" w:hAnsi="Arial" w:cs="Arial"/>
+          <w:sz w:val="26"/>
+          <w:szCs w:val="26"/>
+          <w:rtl/>
+          <w:lang w:bidi="he-IL"/>
+        </w:rPr>
+        <w:t xml:space="preserve"> %}</w:t>
+      </w:r>
+    </w:p>
+    <w:p>
+      <w:pPr>
+        <w:spacing w:line="360" w:lineRule="auto"/>
+        <w:rPr>
+          <w:rFonts w:ascii="Arial" w:hAnsi="Arial" w:cs="Arial"/>
+          <w:sz w:val="26"/>
+          <w:szCs w:val="26"/>
+          <w:lang w:bidi="he-IL"/>
+        </w:rPr>
+      </w:pPr>
+    </w:p>
+    <w:p>
+      <w:pPr>
+        <w:pStyle w:val="ListParagraph"/>
+        <w:spacing w:line="360" w:lineRule="auto"/>
+        <w:ind w:left="1440"/>
+        <w:jc w:val="center"/>
+      </w:pPr>
+      <w:r>
+        <w:br/>
+      </w:r>
+    </w:p>
     <w:p>
       <w:pPr>
         <w:pStyle w:val="NoSpacing"/>
@@ -2259,7 +2978,7 @@
       <w:bookmarkStart w:id="0" w:name="_Hlk198631539"/>
       <w:r>
         <w:rPr>
-          <w:rFonts w:asciiTheme="minorHAnsi" w:hAnsiTheme="minorHAnsi" w:cstheme="minorHAnsi" w:hint="cs"/>
+          <w:rFonts w:ascii="Arial" w:hAnsi="Arial" w:hint="cs"/>
           <w:b/>
           <w:bCs/>
           <w:sz w:val="26"/>
@@ -2284,7 +3003,7 @@
       <w:bookmarkEnd w:id="0"/>
       <w:r>
         <w:rPr>
-          <w:rFonts w:asciiTheme="minorHAnsi" w:hAnsiTheme="minorHAnsi" w:cstheme="minorHAnsi" w:hint="cs"/>
+          <w:rFonts w:ascii="Arial" w:hAnsi="Arial" w:hint="cs"/>
           <w:b/>
           <w:bCs/>
           <w:sz w:val="26"/>
@@ -2613,6 +3332,7 @@
           <w:szCs w:val="26"/>
           <w:rtl/>
         </w:rPr>
+        <w:lastRenderedPageBreak/>
         <w:t>גיל סוכנות מידע וניהול</w:t>
       </w:r>
       <w:r>

--- a/app/docx_templates/menora_siudi.docx
+++ b/app/docx_templates/menora_siudi.docx
@@ -47,7 +47,6 @@
         </w:rPr>
         <w:t xml:space="preserve"> </w:t>
       </w:r>
-      <w:proofErr w:type="gramStart"/>
       <w:r>
         <w:rPr>
           <w:rFonts w:ascii="Arial" w:eastAsia="Times New Roman" w:hAnsi="Arial" w:cs="Arial"/>
@@ -59,21 +58,7 @@
           <w:lang w:eastAsia="he-IL" w:bidi="he-IL"/>
           <w14:ligatures w14:val="none"/>
         </w:rPr>
-        <w:t>{{ now</w:t>
-      </w:r>
-      <w:proofErr w:type="gramEnd"/>
-      <w:r>
-        <w:rPr>
-          <w:rFonts w:ascii="Arial" w:eastAsia="Times New Roman" w:hAnsi="Arial" w:cs="Arial"/>
-          <w:b/>
-          <w:bCs/>
-          <w:kern w:val="0"/>
-          <w:sz w:val="26"/>
-          <w:szCs w:val="26"/>
-          <w:lang w:eastAsia="he-IL" w:bidi="he-IL"/>
-          <w14:ligatures w14:val="none"/>
-        </w:rPr>
-        <w:t xml:space="preserve"> }}</w:t>
+        <w:t>{{ now }}</w:t>
       </w:r>
     </w:p>
     <w:p>
@@ -2081,6 +2066,13 @@
       </w:r>
     </w:p>
     <w:p>
+      <w:pPr>
+        <w:rPr>
+          <w:rFonts w:hint="cs"/>
+          <w:rtl/>
+          <w:lang w:bidi="he-IL"/>
+        </w:rPr>
+      </w:pPr>
       <w:r>
         <w:br w:type="page"/>
       </w:r>
@@ -2101,20 +2093,10 @@
           <w:rFonts w:ascii="Arial" w:hAnsi="Arial" w:cs="Arial"/>
           <w:sz w:val="26"/>
           <w:szCs w:val="26"/>
-          <w:rtl/>
           <w:lang w:bidi="he-IL"/>
         </w:rPr>
         <w:lastRenderedPageBreak/>
-        <w:t xml:space="preserve">{% </w:t>
-      </w:r>
-      <w:r>
-        <w:rPr>
-          <w:rFonts w:ascii="Arial" w:hAnsi="Arial" w:cs="Arial"/>
-          <w:sz w:val="26"/>
-          <w:szCs w:val="26"/>
-          <w:lang w:bidi="he-IL"/>
-        </w:rPr>
-        <w:t xml:space="preserve">for page in </w:t>
+        <w:t xml:space="preserve">{% for page in </w:t>
       </w:r>
       <w:proofErr w:type="spellStart"/>
       <w:r>
@@ -2132,7 +2114,6 @@
           <w:rFonts w:ascii="Arial" w:hAnsi="Arial" w:cs="Arial"/>
           <w:sz w:val="26"/>
           <w:szCs w:val="26"/>
-          <w:rtl/>
           <w:lang w:bidi="he-IL"/>
         </w:rPr>
         <w:t xml:space="preserve"> %}</w:t>
@@ -2146,7 +2127,6 @@
           <w:rFonts w:ascii="Arial" w:hAnsi="Arial" w:cs="Arial"/>
           <w:sz w:val="26"/>
           <w:szCs w:val="26"/>
-          <w:rtl/>
           <w:lang w:bidi="he-IL"/>
         </w:rPr>
       </w:pPr>
@@ -2167,19 +2147,9 @@
           <w:rFonts w:ascii="Arial" w:hAnsi="Arial" w:cs="Arial"/>
           <w:sz w:val="26"/>
           <w:szCs w:val="26"/>
-          <w:rtl/>
-          <w:lang w:bidi="he-IL"/>
-        </w:rPr>
-        <w:t xml:space="preserve">{% </w:t>
-      </w:r>
-      <w:r>
-        <w:rPr>
-          <w:rFonts w:ascii="Arial" w:hAnsi="Arial" w:cs="Arial"/>
-          <w:sz w:val="26"/>
-          <w:szCs w:val="26"/>
-          <w:lang w:bidi="he-IL"/>
-        </w:rPr>
-        <w:t xml:space="preserve">if </w:t>
+          <w:lang w:bidi="he-IL"/>
+        </w:rPr>
+        <w:t xml:space="preserve">{% if </w:t>
       </w:r>
       <w:proofErr w:type="spellStart"/>
       <w:r>
@@ -2199,17 +2169,7 @@
           <w:szCs w:val="26"/>
           <w:lang w:bidi="he-IL"/>
         </w:rPr>
-        <w:t xml:space="preserve"> == 'row</w:t>
-      </w:r>
-      <w:r>
-        <w:rPr>
-          <w:rFonts w:ascii="Arial" w:hAnsi="Arial" w:cs="Arial"/>
-          <w:sz w:val="26"/>
-          <w:szCs w:val="26"/>
-          <w:rtl/>
-          <w:lang w:bidi="he-IL"/>
-        </w:rPr>
-        <w:t>' %}</w:t>
+        <w:t xml:space="preserve"> == 'row' %}</w:t>
       </w:r>
     </w:p>
     <w:p>
@@ -2223,7 +2183,6 @@
           <w:lang w:bidi="he-IL"/>
         </w:rPr>
       </w:pPr>
-      <w:proofErr w:type="gramStart"/>
       <w:r>
         <w:rPr>
           <w:rFonts w:ascii="Arial" w:hAnsi="Arial" w:cs="Arial"/>
@@ -2241,27 +2200,7 @@
           <w:szCs w:val="26"/>
           <w:lang w:bidi="he-IL"/>
         </w:rPr>
-        <w:t>page</w:t>
-      </w:r>
-      <w:proofErr w:type="gramEnd"/>
-      <w:r>
-        <w:rPr>
-          <w:rFonts w:ascii="Arial" w:hAnsi="Arial" w:cs="Arial"/>
-          <w:sz w:val="26"/>
-          <w:szCs w:val="26"/>
-          <w:lang w:bidi="he-IL"/>
-        </w:rPr>
-        <w:t>.</w:t>
-      </w:r>
-      <w:proofErr w:type="gramStart"/>
-      <w:r>
-        <w:rPr>
-          <w:rFonts w:ascii="Arial" w:hAnsi="Arial" w:cs="Arial"/>
-          <w:sz w:val="26"/>
-          <w:szCs w:val="26"/>
-          <w:lang w:bidi="he-IL"/>
-        </w:rPr>
-        <w:t>photos</w:t>
+        <w:t>page.photos</w:t>
       </w:r>
       <w:proofErr w:type="spellEnd"/>
       <w:r>
@@ -2269,61 +2208,9 @@
           <w:rFonts w:ascii="Arial" w:hAnsi="Arial" w:cs="Arial"/>
           <w:sz w:val="26"/>
           <w:szCs w:val="26"/>
-          <w:rtl/>
-          <w:lang w:bidi="he-IL"/>
-        </w:rPr>
-        <w:t>[</w:t>
-      </w:r>
-      <w:proofErr w:type="gramEnd"/>
-      <w:r>
-        <w:rPr>
-          <w:rFonts w:ascii="Arial" w:hAnsi="Arial" w:cs="Arial"/>
-          <w:sz w:val="26"/>
-          <w:szCs w:val="26"/>
-          <w:rtl/>
-          <w:lang w:bidi="he-IL"/>
-        </w:rPr>
-        <w:t>0</w:t>
-      </w:r>
-      <w:proofErr w:type="gramStart"/>
-      <w:r>
-        <w:rPr>
-          <w:rFonts w:ascii="Arial" w:hAnsi="Arial" w:cs="Arial"/>
-          <w:sz w:val="26"/>
-          <w:szCs w:val="26"/>
-          <w:rtl/>
-          <w:lang w:bidi="he-IL"/>
-        </w:rPr>
-        <w:t xml:space="preserve">] </w:t>
-      </w:r>
-      <w:r>
-        <w:rPr>
-          <w:rFonts w:ascii="Arial" w:hAnsi="Arial" w:cs="Arial"/>
-          <w:sz w:val="26"/>
-          <w:szCs w:val="26"/>
-          <w:lang w:bidi="he-IL"/>
-        </w:rPr>
-        <w:t>}</w:t>
-      </w:r>
-      <w:proofErr w:type="gramEnd"/>
-      <w:r>
-        <w:rPr>
-          <w:rFonts w:ascii="Arial" w:hAnsi="Arial" w:cs="Arial"/>
-          <w:sz w:val="26"/>
-          <w:szCs w:val="26"/>
-          <w:lang w:bidi="he-IL"/>
-        </w:rPr>
-        <w:t xml:space="preserve">} </w:t>
-      </w:r>
-      <w:proofErr w:type="gramStart"/>
-      <w:r>
-        <w:rPr>
-          <w:rFonts w:ascii="Arial" w:hAnsi="Arial" w:cs="Arial"/>
-          <w:sz w:val="26"/>
-          <w:szCs w:val="26"/>
-          <w:lang w:bidi="he-IL"/>
-        </w:rPr>
-        <w:t xml:space="preserve">{{ </w:t>
+          <w:lang w:bidi="he-IL"/>
+        </w:rPr>
+        <w:t xml:space="preserve">[0] }} {{ </w:t>
       </w:r>
       <w:proofErr w:type="spellStart"/>
       <w:r>
@@ -2333,27 +2220,7 @@
           <w:szCs w:val="26"/>
           <w:lang w:bidi="he-IL"/>
         </w:rPr>
-        <w:t>page</w:t>
-      </w:r>
-      <w:proofErr w:type="gramEnd"/>
-      <w:r>
-        <w:rPr>
-          <w:rFonts w:ascii="Arial" w:hAnsi="Arial" w:cs="Arial"/>
-          <w:sz w:val="26"/>
-          <w:szCs w:val="26"/>
-          <w:lang w:bidi="he-IL"/>
-        </w:rPr>
-        <w:t>.</w:t>
-      </w:r>
-      <w:proofErr w:type="gramStart"/>
-      <w:r>
-        <w:rPr>
-          <w:rFonts w:ascii="Arial" w:hAnsi="Arial" w:cs="Arial"/>
-          <w:sz w:val="26"/>
-          <w:szCs w:val="26"/>
-          <w:lang w:bidi="he-IL"/>
-        </w:rPr>
-        <w:t>photos</w:t>
+        <w:t>page.photos</w:t>
       </w:r>
       <w:proofErr w:type="spellEnd"/>
       <w:r>
@@ -2361,51 +2228,9 @@
           <w:rFonts w:ascii="Arial" w:hAnsi="Arial" w:cs="Arial"/>
           <w:sz w:val="26"/>
           <w:szCs w:val="26"/>
-          <w:rtl/>
-          <w:lang w:bidi="he-IL"/>
-        </w:rPr>
-        <w:t>[</w:t>
-      </w:r>
-      <w:proofErr w:type="gramEnd"/>
-      <w:r>
-        <w:rPr>
-          <w:rFonts w:ascii="Arial" w:hAnsi="Arial" w:cs="Arial"/>
-          <w:sz w:val="26"/>
-          <w:szCs w:val="26"/>
-          <w:rtl/>
-          <w:lang w:bidi="he-IL"/>
-        </w:rPr>
-        <w:t>1</w:t>
-      </w:r>
-      <w:proofErr w:type="gramStart"/>
-      <w:r>
-        <w:rPr>
-          <w:rFonts w:ascii="Arial" w:hAnsi="Arial" w:cs="Arial"/>
-          <w:sz w:val="26"/>
-          <w:szCs w:val="26"/>
-          <w:rtl/>
-          <w:lang w:bidi="he-IL"/>
-        </w:rPr>
-        <w:t xml:space="preserve">] </w:t>
-      </w:r>
-      <w:r>
-        <w:rPr>
-          <w:rFonts w:ascii="Arial" w:hAnsi="Arial" w:cs="Arial"/>
-          <w:sz w:val="26"/>
-          <w:szCs w:val="26"/>
-          <w:lang w:bidi="he-IL"/>
-        </w:rPr>
-        <w:t>}</w:t>
-      </w:r>
-      <w:proofErr w:type="gramEnd"/>
-      <w:r>
-        <w:rPr>
-          <w:rFonts w:ascii="Arial" w:hAnsi="Arial" w:cs="Arial"/>
-          <w:sz w:val="26"/>
-          <w:szCs w:val="26"/>
-          <w:lang w:bidi="he-IL"/>
-        </w:rPr>
-        <w:t>}</w:t>
+          <w:lang w:bidi="he-IL"/>
+        </w:rPr>
+        <w:t>[1] }}</w:t>
       </w:r>
     </w:p>
     <w:p>
@@ -2416,7 +2241,6 @@
           <w:rFonts w:ascii="Arial" w:hAnsi="Arial" w:cs="Arial"/>
           <w:sz w:val="26"/>
           <w:szCs w:val="26"/>
-          <w:rtl/>
           <w:lang w:bidi="he-IL"/>
         </w:rPr>
       </w:pPr>
@@ -2437,7 +2261,6 @@
           <w:rFonts w:ascii="Arial" w:hAnsi="Arial" w:cs="Arial"/>
           <w:sz w:val="26"/>
           <w:szCs w:val="26"/>
-          <w:rtl/>
           <w:lang w:bidi="he-IL"/>
         </w:rPr>
         <w:t xml:space="preserve">{% </w:t>
@@ -2480,17 +2303,7 @@
           <w:szCs w:val="26"/>
           <w:lang w:bidi="he-IL"/>
         </w:rPr>
-        <w:t xml:space="preserve"> == 'column</w:t>
-      </w:r>
-      <w:r>
-        <w:rPr>
-          <w:rFonts w:ascii="Arial" w:hAnsi="Arial" w:cs="Arial"/>
-          <w:sz w:val="26"/>
-          <w:szCs w:val="26"/>
-          <w:rtl/>
-          <w:lang w:bidi="he-IL"/>
-        </w:rPr>
-        <w:t>' %}</w:t>
+        <w:t xml:space="preserve"> == 'column' %}</w:t>
       </w:r>
     </w:p>
     <w:p>
@@ -2509,7 +2322,6 @@
           <w:rFonts w:ascii="Arial" w:hAnsi="Arial" w:cs="Arial"/>
           <w:sz w:val="26"/>
           <w:szCs w:val="26"/>
-          <w:rtl/>
           <w:lang w:bidi="he-IL"/>
         </w:rPr>
         <w:t xml:space="preserve">{{ </w:t>
@@ -2530,7 +2342,6 @@
           <w:rFonts w:ascii="Arial" w:hAnsi="Arial" w:cs="Arial"/>
           <w:sz w:val="26"/>
           <w:szCs w:val="26"/>
-          <w:rtl/>
           <w:lang w:bidi="he-IL"/>
         </w:rPr>
         <w:t>[0] }}</w:t>
@@ -2544,7 +2355,6 @@
           <w:rFonts w:ascii="Arial" w:hAnsi="Arial" w:cs="Arial"/>
           <w:sz w:val="26"/>
           <w:szCs w:val="26"/>
-          <w:rtl/>
           <w:lang w:bidi="he-IL"/>
         </w:rPr>
       </w:pPr>
@@ -2565,7 +2375,6 @@
           <w:rFonts w:ascii="Arial" w:hAnsi="Arial" w:cs="Arial"/>
           <w:sz w:val="26"/>
           <w:szCs w:val="26"/>
-          <w:rtl/>
           <w:lang w:bidi="he-IL"/>
         </w:rPr>
         <w:t xml:space="preserve">{{ </w:t>
@@ -2586,7 +2395,6 @@
           <w:rFonts w:ascii="Arial" w:hAnsi="Arial" w:cs="Arial"/>
           <w:sz w:val="26"/>
           <w:szCs w:val="26"/>
-          <w:rtl/>
           <w:lang w:bidi="he-IL"/>
         </w:rPr>
         <w:t>[1] }}</w:t>
@@ -2600,7 +2408,6 @@
           <w:rFonts w:ascii="Arial" w:hAnsi="Arial" w:cs="Arial"/>
           <w:sz w:val="26"/>
           <w:szCs w:val="26"/>
-          <w:rtl/>
           <w:lang w:bidi="he-IL"/>
         </w:rPr>
       </w:pPr>
@@ -2621,29 +2428,9 @@
           <w:rFonts w:ascii="Arial" w:hAnsi="Arial" w:cs="Arial"/>
           <w:sz w:val="26"/>
           <w:szCs w:val="26"/>
-          <w:rtl/>
-          <w:lang w:bidi="he-IL"/>
-        </w:rPr>
-        <w:t xml:space="preserve">{% </w:t>
-      </w:r>
-      <w:r>
-        <w:rPr>
-          <w:rFonts w:ascii="Arial" w:hAnsi="Arial" w:cs="Arial"/>
-          <w:sz w:val="26"/>
-          <w:szCs w:val="26"/>
-          <w:lang w:bidi="he-IL"/>
-        </w:rPr>
-        <w:t>else</w:t>
-      </w:r>
-      <w:r>
-        <w:rPr>
-          <w:rFonts w:ascii="Arial" w:hAnsi="Arial" w:cs="Arial"/>
-          <w:sz w:val="26"/>
-          <w:szCs w:val="26"/>
-          <w:rtl/>
-          <w:lang w:bidi="he-IL"/>
-        </w:rPr>
-        <w:t xml:space="preserve"> %}</w:t>
+          <w:lang w:bidi="he-IL"/>
+        </w:rPr>
+        <w:t>{% else %}</w:t>
       </w:r>
     </w:p>
     <w:p>
@@ -2662,7 +2449,6 @@
           <w:rFonts w:ascii="Arial" w:hAnsi="Arial" w:cs="Arial"/>
           <w:sz w:val="26"/>
           <w:szCs w:val="26"/>
-          <w:rtl/>
           <w:lang w:bidi="he-IL"/>
         </w:rPr>
         <w:t xml:space="preserve">{{ </w:t>
@@ -2683,7 +2469,6 @@
           <w:rFonts w:ascii="Arial" w:hAnsi="Arial" w:cs="Arial"/>
           <w:sz w:val="26"/>
           <w:szCs w:val="26"/>
-          <w:rtl/>
           <w:lang w:bidi="he-IL"/>
         </w:rPr>
         <w:t>[0] }}</w:t>
@@ -2705,29 +2490,9 @@
           <w:rFonts w:ascii="Arial" w:hAnsi="Arial" w:cs="Arial"/>
           <w:sz w:val="26"/>
           <w:szCs w:val="26"/>
-          <w:rtl/>
-          <w:lang w:bidi="he-IL"/>
-        </w:rPr>
-        <w:t xml:space="preserve">{% </w:t>
-      </w:r>
-      <w:r>
-        <w:rPr>
-          <w:rFonts w:ascii="Arial" w:hAnsi="Arial" w:cs="Arial"/>
-          <w:sz w:val="26"/>
-          <w:szCs w:val="26"/>
-          <w:lang w:bidi="he-IL"/>
-        </w:rPr>
-        <w:t>endif</w:t>
-      </w:r>
-      <w:r>
-        <w:rPr>
-          <w:rFonts w:ascii="Arial" w:hAnsi="Arial" w:cs="Arial"/>
-          <w:sz w:val="26"/>
-          <w:szCs w:val="26"/>
-          <w:rtl/>
-          <w:lang w:bidi="he-IL"/>
-        </w:rPr>
-        <w:t xml:space="preserve"> %}</w:t>
+          <w:lang w:bidi="he-IL"/>
+        </w:rPr>
+        <w:t>{% endif %}</w:t>
       </w:r>
     </w:p>
     <w:p>
@@ -2738,7 +2503,6 @@
           <w:rFonts w:ascii="Arial" w:hAnsi="Arial" w:cs="Arial"/>
           <w:sz w:val="26"/>
           <w:szCs w:val="26"/>
-          <w:rtl/>
           <w:lang w:bidi="he-IL"/>
         </w:rPr>
       </w:pPr>
@@ -2759,20 +2523,10 @@
           <w:rFonts w:ascii="Arial" w:hAnsi="Arial" w:cs="Arial"/>
           <w:sz w:val="26"/>
           <w:szCs w:val="26"/>
-          <w:rtl/>
           <w:lang w:bidi="he-IL"/>
         </w:rPr>
         <w:t xml:space="preserve">{% </w:t>
       </w:r>
-      <w:r>
-        <w:rPr>
-          <w:rFonts w:ascii="Arial" w:hAnsi="Arial" w:cs="Arial"/>
-          <w:sz w:val="26"/>
-          <w:szCs w:val="26"/>
-          <w:lang w:bidi="he-IL"/>
-        </w:rPr>
-        <w:t xml:space="preserve">if not </w:t>
-      </w:r>
       <w:proofErr w:type="spellStart"/>
       <w:r>
         <w:rPr>
@@ -2781,7 +2535,7 @@
           <w:szCs w:val="26"/>
           <w:lang w:bidi="he-IL"/>
         </w:rPr>
-        <w:t>loop.last</w:t>
+        <w:t>endfor</w:t>
       </w:r>
       <w:proofErr w:type="spellEnd"/>
       <w:r>
@@ -2789,162 +2543,10 @@
           <w:rFonts w:ascii="Arial" w:hAnsi="Arial" w:cs="Arial"/>
           <w:sz w:val="26"/>
           <w:szCs w:val="26"/>
-          <w:rtl/>
           <w:lang w:bidi="he-IL"/>
         </w:rPr>
         <w:t xml:space="preserve"> %}</w:t>
       </w:r>
-    </w:p>
-    <w:p>
-      <w:pPr>
-        <w:spacing w:line="360" w:lineRule="auto"/>
-        <w:jc w:val="center"/>
-        <w:rPr>
-          <w:rFonts w:ascii="Arial" w:hAnsi="Arial" w:cs="Arial"/>
-          <w:sz w:val="26"/>
-          <w:szCs w:val="26"/>
-          <w:lang w:bidi="he-IL"/>
-        </w:rPr>
-      </w:pPr>
-      <w:r>
-        <w:rPr>
-          <w:rFonts w:ascii="Arial" w:hAnsi="Arial" w:cs="Arial"/>
-          <w:sz w:val="26"/>
-          <w:szCs w:val="26"/>
-          <w:rtl/>
-          <w:lang w:bidi="he-IL"/>
-        </w:rPr>
-        <w:t xml:space="preserve">{{ </w:t>
-      </w:r>
-      <w:proofErr w:type="spellStart"/>
-      <w:r>
-        <w:rPr>
-          <w:rFonts w:ascii="Arial" w:hAnsi="Arial" w:cs="Arial"/>
-          <w:sz w:val="26"/>
-          <w:szCs w:val="26"/>
-          <w:lang w:bidi="he-IL"/>
-        </w:rPr>
-        <w:t>page_break</w:t>
-      </w:r>
-      <w:proofErr w:type="spellEnd"/>
-      <w:r>
-        <w:rPr>
-          <w:rFonts w:ascii="Arial" w:hAnsi="Arial" w:cs="Arial"/>
-          <w:sz w:val="26"/>
-          <w:szCs w:val="26"/>
-          <w:rtl/>
-          <w:lang w:bidi="he-IL"/>
-        </w:rPr>
-        <w:t xml:space="preserve"> }}</w:t>
-      </w:r>
-    </w:p>
-    <w:p>
-      <w:pPr>
-        <w:spacing w:line="360" w:lineRule="auto"/>
-        <w:jc w:val="center"/>
-        <w:rPr>
-          <w:rFonts w:ascii="Arial" w:hAnsi="Arial" w:cs="Arial"/>
-          <w:sz w:val="26"/>
-          <w:szCs w:val="26"/>
-          <w:lang w:bidi="he-IL"/>
-        </w:rPr>
-      </w:pPr>
-      <w:r>
-        <w:rPr>
-          <w:rFonts w:ascii="Arial" w:hAnsi="Arial" w:cs="Arial"/>
-          <w:sz w:val="26"/>
-          <w:szCs w:val="26"/>
-          <w:rtl/>
-          <w:lang w:bidi="he-IL"/>
-        </w:rPr>
-        <w:t xml:space="preserve">{% </w:t>
-      </w:r>
-      <w:r>
-        <w:rPr>
-          <w:rFonts w:ascii="Arial" w:hAnsi="Arial" w:cs="Arial"/>
-          <w:sz w:val="26"/>
-          <w:szCs w:val="26"/>
-          <w:lang w:bidi="he-IL"/>
-        </w:rPr>
-        <w:t>endif</w:t>
-      </w:r>
-      <w:r>
-        <w:rPr>
-          <w:rFonts w:ascii="Arial" w:hAnsi="Arial" w:cs="Arial"/>
-          <w:sz w:val="26"/>
-          <w:szCs w:val="26"/>
-          <w:rtl/>
-          <w:lang w:bidi="he-IL"/>
-        </w:rPr>
-        <w:t xml:space="preserve"> %}</w:t>
-      </w:r>
-    </w:p>
-    <w:p>
-      <w:pPr>
-        <w:spacing w:line="360" w:lineRule="auto"/>
-        <w:jc w:val="center"/>
-        <w:rPr>
-          <w:rFonts w:ascii="Arial" w:hAnsi="Arial" w:cs="Arial"/>
-          <w:sz w:val="26"/>
-          <w:szCs w:val="26"/>
-          <w:rtl/>
-          <w:lang w:bidi="he-IL"/>
-        </w:rPr>
-      </w:pPr>
-    </w:p>
-    <w:p>
-      <w:pPr>
-        <w:spacing w:line="360" w:lineRule="auto"/>
-        <w:jc w:val="center"/>
-        <w:rPr>
-          <w:rFonts w:ascii="Arial" w:hAnsi="Arial" w:cs="Arial"/>
-          <w:sz w:val="26"/>
-          <w:szCs w:val="26"/>
-          <w:lang w:bidi="he-IL"/>
-        </w:rPr>
-      </w:pPr>
-      <w:r>
-        <w:rPr>
-          <w:rFonts w:ascii="Arial" w:hAnsi="Arial" w:cs="Arial"/>
-          <w:sz w:val="26"/>
-          <w:szCs w:val="26"/>
-          <w:rtl/>
-          <w:lang w:bidi="he-IL"/>
-        </w:rPr>
-        <w:t xml:space="preserve">{% </w:t>
-      </w:r>
-      <w:proofErr w:type="spellStart"/>
-      <w:r>
-        <w:rPr>
-          <w:rFonts w:ascii="Arial" w:hAnsi="Arial" w:cs="Arial"/>
-          <w:sz w:val="26"/>
-          <w:szCs w:val="26"/>
-          <w:lang w:bidi="he-IL"/>
-        </w:rPr>
-        <w:t>endfor</w:t>
-      </w:r>
-      <w:proofErr w:type="spellEnd"/>
-      <w:r>
-        <w:rPr>
-          <w:rFonts w:ascii="Arial" w:hAnsi="Arial" w:cs="Arial"/>
-          <w:sz w:val="26"/>
-          <w:szCs w:val="26"/>
-          <w:rtl/>
-          <w:lang w:bidi="he-IL"/>
-        </w:rPr>
-        <w:t xml:space="preserve"> %}</w:t>
-      </w:r>
-    </w:p>
-    <w:p>
-      <w:pPr>
-        <w:spacing w:line="360" w:lineRule="auto"/>
-        <w:rPr>
-          <w:rFonts w:ascii="Arial" w:hAnsi="Arial" w:cs="Arial"/>
-          <w:sz w:val="26"/>
-          <w:szCs w:val="26"/>
-          <w:lang w:bidi="he-IL"/>
-        </w:rPr>
-      </w:pPr>
     </w:p>
     <w:p>
       <w:pPr>
@@ -3332,7 +2934,6 @@
           <w:szCs w:val="26"/>
           <w:rtl/>
         </w:rPr>
-        <w:lastRenderedPageBreak/>
         <w:t>גיל סוכנות מידע וניהול</w:t>
       </w:r>
       <w:r>

--- a/app/docx_templates/menora_siudi.docx
+++ b/app/docx_templates/menora_siudi.docx
@@ -47,6 +47,7 @@
         </w:rPr>
         <w:t xml:space="preserve"> </w:t>
       </w:r>
+      <w:proofErr w:type="gramStart"/>
       <w:r>
         <w:rPr>
           <w:rFonts w:ascii="Arial" w:eastAsia="Times New Roman" w:hAnsi="Arial" w:cs="Arial"/>
@@ -58,7 +59,21 @@
           <w:lang w:eastAsia="he-IL" w:bidi="he-IL"/>
           <w14:ligatures w14:val="none"/>
         </w:rPr>
-        <w:t>{{ now }}</w:t>
+        <w:t>{{ now</w:t>
+      </w:r>
+      <w:proofErr w:type="gramEnd"/>
+      <w:r>
+        <w:rPr>
+          <w:rFonts w:ascii="Arial" w:eastAsia="Times New Roman" w:hAnsi="Arial" w:cs="Arial"/>
+          <w:b/>
+          <w:bCs/>
+          <w:kern w:val="0"/>
+          <w:sz w:val="26"/>
+          <w:szCs w:val="26"/>
+          <w:lang w:eastAsia="he-IL" w:bidi="he-IL"/>
+          <w14:ligatures w14:val="none"/>
+        </w:rPr>
+        <w:t xml:space="preserve"> }}</w:t>
       </w:r>
     </w:p>
     <w:p>
@@ -2068,7 +2083,6 @@
     <w:p>
       <w:pPr>
         <w:rPr>
-          <w:rFonts w:hint="cs"/>
           <w:rtl/>
           <w:lang w:bidi="he-IL"/>
         </w:rPr>
@@ -2106,7 +2120,17 @@
           <w:szCs w:val="26"/>
           <w:lang w:bidi="he-IL"/>
         </w:rPr>
-        <w:t>photo_pages</w:t>
+        <w:t>photo_</w:t>
+      </w:r>
+      <w:proofErr w:type="gramStart"/>
+      <w:r>
+        <w:rPr>
+          <w:rFonts w:ascii="Arial" w:hAnsi="Arial" w:cs="Arial"/>
+          <w:sz w:val="26"/>
+          <w:szCs w:val="26"/>
+          <w:lang w:bidi="he-IL"/>
+        </w:rPr>
+        <w:t>pages</w:t>
       </w:r>
       <w:proofErr w:type="spellEnd"/>
       <w:r>
@@ -2118,6 +2142,7 @@
         </w:rPr>
         <w:t xml:space="preserve"> %}</w:t>
       </w:r>
+      <w:proofErr w:type="gramEnd"/>
     </w:p>
     <w:p>
       <w:pPr>
@@ -2152,6 +2177,7 @@
         <w:t xml:space="preserve">{% if </w:t>
       </w:r>
       <w:proofErr w:type="spellStart"/>
+      <w:proofErr w:type="gramStart"/>
       <w:r>
         <w:rPr>
           <w:rFonts w:ascii="Arial" w:hAnsi="Arial" w:cs="Arial"/>
@@ -2162,15 +2188,27 @@
         <w:t>page.layout</w:t>
       </w:r>
       <w:proofErr w:type="spellEnd"/>
-      <w:r>
-        <w:rPr>
-          <w:rFonts w:ascii="Arial" w:hAnsi="Arial" w:cs="Arial"/>
-          <w:sz w:val="26"/>
-          <w:szCs w:val="26"/>
-          <w:lang w:bidi="he-IL"/>
-        </w:rPr>
-        <w:t xml:space="preserve"> == 'row' %}</w:t>
-      </w:r>
+      <w:proofErr w:type="gramEnd"/>
+      <w:r>
+        <w:rPr>
+          <w:rFonts w:ascii="Arial" w:hAnsi="Arial" w:cs="Arial"/>
+          <w:sz w:val="26"/>
+          <w:szCs w:val="26"/>
+          <w:lang w:bidi="he-IL"/>
+        </w:rPr>
+        <w:t xml:space="preserve"> == 'row</w:t>
+      </w:r>
+      <w:proofErr w:type="gramStart"/>
+      <w:r>
+        <w:rPr>
+          <w:rFonts w:ascii="Arial" w:hAnsi="Arial" w:cs="Arial"/>
+          <w:sz w:val="26"/>
+          <w:szCs w:val="26"/>
+          <w:lang w:bidi="he-IL"/>
+        </w:rPr>
+        <w:t>' %}</w:t>
+      </w:r>
+      <w:proofErr w:type="gramEnd"/>
     </w:p>
     <w:p>
       <w:pPr>
@@ -2183,6 +2221,7 @@
           <w:lang w:bidi="he-IL"/>
         </w:rPr>
       </w:pPr>
+      <w:proofErr w:type="gramStart"/>
       <w:r>
         <w:rPr>
           <w:rFonts w:ascii="Arial" w:hAnsi="Arial" w:cs="Arial"/>
@@ -2200,7 +2239,27 @@
           <w:szCs w:val="26"/>
           <w:lang w:bidi="he-IL"/>
         </w:rPr>
-        <w:t>page.photos</w:t>
+        <w:t>page</w:t>
+      </w:r>
+      <w:proofErr w:type="gramEnd"/>
+      <w:r>
+        <w:rPr>
+          <w:rFonts w:ascii="Arial" w:hAnsi="Arial" w:cs="Arial"/>
+          <w:sz w:val="26"/>
+          <w:szCs w:val="26"/>
+          <w:lang w:bidi="he-IL"/>
+        </w:rPr>
+        <w:t>.</w:t>
+      </w:r>
+      <w:proofErr w:type="gramStart"/>
+      <w:r>
+        <w:rPr>
+          <w:rFonts w:ascii="Arial" w:hAnsi="Arial" w:cs="Arial"/>
+          <w:sz w:val="26"/>
+          <w:szCs w:val="26"/>
+          <w:lang w:bidi="he-IL"/>
+        </w:rPr>
+        <w:t>photos</w:t>
       </w:r>
       <w:proofErr w:type="spellEnd"/>
       <w:r>
@@ -2210,7 +2269,47 @@
           <w:szCs w:val="26"/>
           <w:lang w:bidi="he-IL"/>
         </w:rPr>
-        <w:t xml:space="preserve">[0] }} {{ </w:t>
+        <w:t>[</w:t>
+      </w:r>
+      <w:proofErr w:type="gramEnd"/>
+      <w:r>
+        <w:rPr>
+          <w:rFonts w:ascii="Arial" w:hAnsi="Arial" w:cs="Arial"/>
+          <w:sz w:val="26"/>
+          <w:szCs w:val="26"/>
+          <w:lang w:bidi="he-IL"/>
+        </w:rPr>
+        <w:t>0</w:t>
+      </w:r>
+      <w:proofErr w:type="gramStart"/>
+      <w:r>
+        <w:rPr>
+          <w:rFonts w:ascii="Arial" w:hAnsi="Arial" w:cs="Arial"/>
+          <w:sz w:val="26"/>
+          <w:szCs w:val="26"/>
+          <w:lang w:bidi="he-IL"/>
+        </w:rPr>
+        <w:t>] }</w:t>
+      </w:r>
+      <w:proofErr w:type="gramEnd"/>
+      <w:r>
+        <w:rPr>
+          <w:rFonts w:ascii="Arial" w:hAnsi="Arial" w:cs="Arial"/>
+          <w:sz w:val="26"/>
+          <w:szCs w:val="26"/>
+          <w:lang w:bidi="he-IL"/>
+        </w:rPr>
+        <w:t xml:space="preserve">} </w:t>
+      </w:r>
+      <w:proofErr w:type="gramStart"/>
+      <w:r>
+        <w:rPr>
+          <w:rFonts w:ascii="Arial" w:hAnsi="Arial" w:cs="Arial"/>
+          <w:sz w:val="26"/>
+          <w:szCs w:val="26"/>
+          <w:lang w:bidi="he-IL"/>
+        </w:rPr>
+        <w:t xml:space="preserve">{{ </w:t>
       </w:r>
       <w:proofErr w:type="spellStart"/>
       <w:r>
@@ -2220,7 +2319,27 @@
           <w:szCs w:val="26"/>
           <w:lang w:bidi="he-IL"/>
         </w:rPr>
-        <w:t>page.photos</w:t>
+        <w:t>page</w:t>
+      </w:r>
+      <w:proofErr w:type="gramEnd"/>
+      <w:r>
+        <w:rPr>
+          <w:rFonts w:ascii="Arial" w:hAnsi="Arial" w:cs="Arial"/>
+          <w:sz w:val="26"/>
+          <w:szCs w:val="26"/>
+          <w:lang w:bidi="he-IL"/>
+        </w:rPr>
+        <w:t>.</w:t>
+      </w:r>
+      <w:proofErr w:type="gramStart"/>
+      <w:r>
+        <w:rPr>
+          <w:rFonts w:ascii="Arial" w:hAnsi="Arial" w:cs="Arial"/>
+          <w:sz w:val="26"/>
+          <w:szCs w:val="26"/>
+          <w:lang w:bidi="he-IL"/>
+        </w:rPr>
+        <w:t>photos</w:t>
       </w:r>
       <w:proofErr w:type="spellEnd"/>
       <w:r>
@@ -2230,7 +2349,37 @@
           <w:szCs w:val="26"/>
           <w:lang w:bidi="he-IL"/>
         </w:rPr>
-        <w:t>[1] }}</w:t>
+        <w:t>[</w:t>
+      </w:r>
+      <w:proofErr w:type="gramEnd"/>
+      <w:r>
+        <w:rPr>
+          <w:rFonts w:ascii="Arial" w:hAnsi="Arial" w:cs="Arial"/>
+          <w:sz w:val="26"/>
+          <w:szCs w:val="26"/>
+          <w:lang w:bidi="he-IL"/>
+        </w:rPr>
+        <w:t>1</w:t>
+      </w:r>
+      <w:proofErr w:type="gramStart"/>
+      <w:r>
+        <w:rPr>
+          <w:rFonts w:ascii="Arial" w:hAnsi="Arial" w:cs="Arial"/>
+          <w:sz w:val="26"/>
+          <w:szCs w:val="26"/>
+          <w:lang w:bidi="he-IL"/>
+        </w:rPr>
+        <w:t>] }</w:t>
+      </w:r>
+      <w:proofErr w:type="gramEnd"/>
+      <w:r>
+        <w:rPr>
+          <w:rFonts w:ascii="Arial" w:hAnsi="Arial" w:cs="Arial"/>
+          <w:sz w:val="26"/>
+          <w:szCs w:val="26"/>
+          <w:lang w:bidi="he-IL"/>
+        </w:rPr>
+        <w:t>}</w:t>
       </w:r>
     </w:p>
     <w:p>
@@ -2286,6 +2435,7 @@
         <w:t xml:space="preserve"> </w:t>
       </w:r>
       <w:proofErr w:type="spellStart"/>
+      <w:proofErr w:type="gramStart"/>
       <w:r>
         <w:rPr>
           <w:rFonts w:ascii="Arial" w:hAnsi="Arial" w:cs="Arial"/>
@@ -2296,15 +2446,27 @@
         <w:t>page.layout</w:t>
       </w:r>
       <w:proofErr w:type="spellEnd"/>
-      <w:r>
-        <w:rPr>
-          <w:rFonts w:ascii="Arial" w:hAnsi="Arial" w:cs="Arial"/>
-          <w:sz w:val="26"/>
-          <w:szCs w:val="26"/>
-          <w:lang w:bidi="he-IL"/>
-        </w:rPr>
-        <w:t xml:space="preserve"> == 'column' %}</w:t>
-      </w:r>
+      <w:proofErr w:type="gramEnd"/>
+      <w:r>
+        <w:rPr>
+          <w:rFonts w:ascii="Arial" w:hAnsi="Arial" w:cs="Arial"/>
+          <w:sz w:val="26"/>
+          <w:szCs w:val="26"/>
+          <w:lang w:bidi="he-IL"/>
+        </w:rPr>
+        <w:t xml:space="preserve"> == 'column</w:t>
+      </w:r>
+      <w:proofErr w:type="gramStart"/>
+      <w:r>
+        <w:rPr>
+          <w:rFonts w:ascii="Arial" w:hAnsi="Arial" w:cs="Arial"/>
+          <w:sz w:val="26"/>
+          <w:szCs w:val="26"/>
+          <w:lang w:bidi="he-IL"/>
+        </w:rPr>
+        <w:t>' %}</w:t>
+      </w:r>
+      <w:proofErr w:type="gramEnd"/>
     </w:p>
     <w:p>
       <w:pPr>
@@ -2317,6 +2479,7 @@
           <w:lang w:bidi="he-IL"/>
         </w:rPr>
       </w:pPr>
+      <w:proofErr w:type="gramStart"/>
       <w:r>
         <w:rPr>
           <w:rFonts w:ascii="Arial" w:hAnsi="Arial" w:cs="Arial"/>
@@ -2334,7 +2497,27 @@
           <w:szCs w:val="26"/>
           <w:lang w:bidi="he-IL"/>
         </w:rPr>
-        <w:t>page.photos</w:t>
+        <w:t>page</w:t>
+      </w:r>
+      <w:proofErr w:type="gramEnd"/>
+      <w:r>
+        <w:rPr>
+          <w:rFonts w:ascii="Arial" w:hAnsi="Arial" w:cs="Arial"/>
+          <w:sz w:val="26"/>
+          <w:szCs w:val="26"/>
+          <w:lang w:bidi="he-IL"/>
+        </w:rPr>
+        <w:t>.</w:t>
+      </w:r>
+      <w:proofErr w:type="gramStart"/>
+      <w:r>
+        <w:rPr>
+          <w:rFonts w:ascii="Arial" w:hAnsi="Arial" w:cs="Arial"/>
+          <w:sz w:val="26"/>
+          <w:szCs w:val="26"/>
+          <w:lang w:bidi="he-IL"/>
+        </w:rPr>
+        <w:t>photos</w:t>
       </w:r>
       <w:proofErr w:type="spellEnd"/>
       <w:r>
@@ -2344,7 +2527,37 @@
           <w:szCs w:val="26"/>
           <w:lang w:bidi="he-IL"/>
         </w:rPr>
-        <w:t>[0] }}</w:t>
+        <w:t>[</w:t>
+      </w:r>
+      <w:proofErr w:type="gramEnd"/>
+      <w:r>
+        <w:rPr>
+          <w:rFonts w:ascii="Arial" w:hAnsi="Arial" w:cs="Arial"/>
+          <w:sz w:val="26"/>
+          <w:szCs w:val="26"/>
+          <w:lang w:bidi="he-IL"/>
+        </w:rPr>
+        <w:t>0</w:t>
+      </w:r>
+      <w:proofErr w:type="gramStart"/>
+      <w:r>
+        <w:rPr>
+          <w:rFonts w:ascii="Arial" w:hAnsi="Arial" w:cs="Arial"/>
+          <w:sz w:val="26"/>
+          <w:szCs w:val="26"/>
+          <w:lang w:bidi="he-IL"/>
+        </w:rPr>
+        <w:t>] }</w:t>
+      </w:r>
+      <w:proofErr w:type="gramEnd"/>
+      <w:r>
+        <w:rPr>
+          <w:rFonts w:ascii="Arial" w:hAnsi="Arial" w:cs="Arial"/>
+          <w:sz w:val="26"/>
+          <w:szCs w:val="26"/>
+          <w:lang w:bidi="he-IL"/>
+        </w:rPr>
+        <w:t>}</w:t>
       </w:r>
     </w:p>
     <w:p>
@@ -2370,6 +2583,7 @@
           <w:lang w:bidi="he-IL"/>
         </w:rPr>
       </w:pPr>
+      <w:proofErr w:type="gramStart"/>
       <w:r>
         <w:rPr>
           <w:rFonts w:ascii="Arial" w:hAnsi="Arial" w:cs="Arial"/>
@@ -2387,7 +2601,27 @@
           <w:szCs w:val="26"/>
           <w:lang w:bidi="he-IL"/>
         </w:rPr>
-        <w:t>page.photos</w:t>
+        <w:t>page</w:t>
+      </w:r>
+      <w:proofErr w:type="gramEnd"/>
+      <w:r>
+        <w:rPr>
+          <w:rFonts w:ascii="Arial" w:hAnsi="Arial" w:cs="Arial"/>
+          <w:sz w:val="26"/>
+          <w:szCs w:val="26"/>
+          <w:lang w:bidi="he-IL"/>
+        </w:rPr>
+        <w:t>.</w:t>
+      </w:r>
+      <w:proofErr w:type="gramStart"/>
+      <w:r>
+        <w:rPr>
+          <w:rFonts w:ascii="Arial" w:hAnsi="Arial" w:cs="Arial"/>
+          <w:sz w:val="26"/>
+          <w:szCs w:val="26"/>
+          <w:lang w:bidi="he-IL"/>
+        </w:rPr>
+        <w:t>photos</w:t>
       </w:r>
       <w:proofErr w:type="spellEnd"/>
       <w:r>
@@ -2397,7 +2631,37 @@
           <w:szCs w:val="26"/>
           <w:lang w:bidi="he-IL"/>
         </w:rPr>
-        <w:t>[1] }}</w:t>
+        <w:t>[</w:t>
+      </w:r>
+      <w:proofErr w:type="gramEnd"/>
+      <w:r>
+        <w:rPr>
+          <w:rFonts w:ascii="Arial" w:hAnsi="Arial" w:cs="Arial"/>
+          <w:sz w:val="26"/>
+          <w:szCs w:val="26"/>
+          <w:lang w:bidi="he-IL"/>
+        </w:rPr>
+        <w:t>1</w:t>
+      </w:r>
+      <w:proofErr w:type="gramStart"/>
+      <w:r>
+        <w:rPr>
+          <w:rFonts w:ascii="Arial" w:hAnsi="Arial" w:cs="Arial"/>
+          <w:sz w:val="26"/>
+          <w:szCs w:val="26"/>
+          <w:lang w:bidi="he-IL"/>
+        </w:rPr>
+        <w:t>] }</w:t>
+      </w:r>
+      <w:proofErr w:type="gramEnd"/>
+      <w:r>
+        <w:rPr>
+          <w:rFonts w:ascii="Arial" w:hAnsi="Arial" w:cs="Arial"/>
+          <w:sz w:val="26"/>
+          <w:szCs w:val="26"/>
+          <w:lang w:bidi="he-IL"/>
+        </w:rPr>
+        <w:t>}</w:t>
       </w:r>
     </w:p>
     <w:p>
@@ -2444,6 +2708,7 @@
           <w:lang w:bidi="he-IL"/>
         </w:rPr>
       </w:pPr>
+      <w:proofErr w:type="gramStart"/>
       <w:r>
         <w:rPr>
           <w:rFonts w:ascii="Arial" w:hAnsi="Arial" w:cs="Arial"/>
@@ -2461,7 +2726,27 @@
           <w:szCs w:val="26"/>
           <w:lang w:bidi="he-IL"/>
         </w:rPr>
-        <w:t>page.photos</w:t>
+        <w:t>page</w:t>
+      </w:r>
+      <w:proofErr w:type="gramEnd"/>
+      <w:r>
+        <w:rPr>
+          <w:rFonts w:ascii="Arial" w:hAnsi="Arial" w:cs="Arial"/>
+          <w:sz w:val="26"/>
+          <w:szCs w:val="26"/>
+          <w:lang w:bidi="he-IL"/>
+        </w:rPr>
+        <w:t>.</w:t>
+      </w:r>
+      <w:proofErr w:type="gramStart"/>
+      <w:r>
+        <w:rPr>
+          <w:rFonts w:ascii="Arial" w:hAnsi="Arial" w:cs="Arial"/>
+          <w:sz w:val="26"/>
+          <w:szCs w:val="26"/>
+          <w:lang w:bidi="he-IL"/>
+        </w:rPr>
+        <w:t>photos</w:t>
       </w:r>
       <w:proofErr w:type="spellEnd"/>
       <w:r>
@@ -2471,7 +2756,37 @@
           <w:szCs w:val="26"/>
           <w:lang w:bidi="he-IL"/>
         </w:rPr>
-        <w:t>[0] }}</w:t>
+        <w:t>[</w:t>
+      </w:r>
+      <w:proofErr w:type="gramEnd"/>
+      <w:r>
+        <w:rPr>
+          <w:rFonts w:ascii="Arial" w:hAnsi="Arial" w:cs="Arial"/>
+          <w:sz w:val="26"/>
+          <w:szCs w:val="26"/>
+          <w:lang w:bidi="he-IL"/>
+        </w:rPr>
+        <w:t>0</w:t>
+      </w:r>
+      <w:proofErr w:type="gramStart"/>
+      <w:r>
+        <w:rPr>
+          <w:rFonts w:ascii="Arial" w:hAnsi="Arial" w:cs="Arial"/>
+          <w:sz w:val="26"/>
+          <w:szCs w:val="26"/>
+          <w:lang w:bidi="he-IL"/>
+        </w:rPr>
+        <w:t>] }</w:t>
+      </w:r>
+      <w:proofErr w:type="gramEnd"/>
+      <w:r>
+        <w:rPr>
+          <w:rFonts w:ascii="Arial" w:hAnsi="Arial" w:cs="Arial"/>
+          <w:sz w:val="26"/>
+          <w:szCs w:val="26"/>
+          <w:lang w:bidi="he-IL"/>
+        </w:rPr>
+        <w:t>}</w:t>
       </w:r>
     </w:p>
     <w:p>
@@ -4724,6 +5039,7 @@
   <w:style w:type="character" w:default="1" w:styleId="DefaultParagraphFont">
     <w:name w:val="Default Paragraph Font"/>
     <w:uiPriority w:val="1"/>
+    <w:semiHidden/>
     <w:unhideWhenUsed/>
   </w:style>
   <w:style w:type="table" w:default="1" w:styleId="TableNormal">
